--- a/eng/docx/12.content.docx
+++ b/eng/docx/12.content.docx
@@ -136,13 +136,6 @@
         <w:rPr>
           <w:lang w:val="en_US" w:bidi="en_US"/>
         </w:rPr>
-      </w:r>
-      <w:r>
-        <w:rPr>
-          <w:i/>
-          <w:lang w:val="en_US" w:bidi="en_US"/>
-        </w:rPr>
-        <w:t>2 Kings 1:2, 2 Kings 1:4, 2 Kings 1:8, 2 Kings 1:10, 2 Kings 1:13, 2 Kings 1:17, 2 Kings 2:1, 2 Kings 2:3, 2 Kings 2:8, 2 Kings 2:9, 2 Kings 2:11, 2 Kings 2:14, 2 Kings 2:16, 2 Kings 2:17, 2 Kings 2:19, 2 Kings 2:21–22, 2 Kings 2:23–24, 2 Kings 3:2, 2 Kings 3:6, 2 Kings 3:9, 2 Kings 3:11, 2 Kings 3:14, 2 Kings 3:15, 2 Kings 3:20, 2 Kings 3:21, 2 Kings 3:22–23, 2 Kings 3:27, 2 Kings 4:1, 2 Kings 4:3, 2 Kings 4:6, 2 Kings 4:10, 2 Kings 4:16, 2 Kings 4:18–19, 2 Kings 4:20, 2 Kings 4:25, 2 Kings 4:26, 2 Kings 4:27, 2 Kings 4:29, 2 Kings 4:31, 2 Kings 4:34, 2 Kings 4:35, 2 Kings 4:38–39, 2 Kings 4:40–41, 2 Kings 4:42–43, 2 Kings 5:1, 2 Kings 5:3, 2 Kings 5:6, 2 Kings 5:7, 2 Kings 5:10, 2 Kings 5:11, 2 Kings 5:14, 2 Kings 5:15, 2 Kings 5:18, 2 Kings 5:22, 2 Kings 5:24, 2 Kings 5:26–27, 2 Kings 6:1–2, 2 Kings 6:5, 2 Kings 6:6, 2 Kings 6:12, 2 Kings 6:15, 2 Kings 6:18–19, 2 Kings 6:20, 2 Kings 6:22–23, 2 Kings 6:25, 2 Kings 6:28–29, 2 Kings 6:31, 2 Kings 6:32, 2 Kings 7:2, 2 Kings 7:3, 2 Kings 7:6, 2 Kings 7:11, 2 Kings 7:12, 2 Kings 7:15, 2 Kings 7:18–19, 2 Kings 8:1–2, 2 Kings 8:3, 2 Kings 8:5, 2 Kings 8:9, 2 Kings 8:11–12, 2 Kings 8:14–15, 2 Kings 8:18, 2 Kings 8:19, 2 Kings 8:20, 2 Kings 8:27, 2 Kings 8:29, 2 Kings 9:1–3, 2 Kings 9:6, 2 Kings 9:7, 2 Kings 9:10, 2 Kings 9:12–13, 2 Kings 9:15, 2 Kings 9:17–18, 2 Kings 9:20, 2 Kings 9:21, 2 Kings 9:24, 2 Kings 9:26, 2 Kings 9:28, 2 Kings 9:30, 2 Kings 9:33, 2 Kings 9:35, 2 Kings 10:3, 2 Kings 10:4–5, 2 Kings 10:7, 2 Kings 10:10, 2 Kings 10:13–14, 2 Kings 10:15, 2 Kings 10:19, 2 Kings 10:21, 2 Kings 10:24, 2 Kings 10:27, 2 Kings 10:29, 2 Kings 10:30, 2 Kings 10:34, 2 Kings 11:1–2, 2 Kings 11:4, 2 Kings 11:7, 2 Kings 11:10, 2 Kings 11:14, 2 Kings 11:15–16, 2 Kings 11:17–18, 2 Kings 11:19–20, 2 Kings 12:2, 2 Kings 12:4, 2 Kings 12:6–7, 2 Kings 12:9, 2 Kings 12:12, 2 Kings 12:16, 2 Kings 12:18, 2 Kings 12:21, 2 Kings 13:4–5, 2 Kings 13:7, 2 Kings 13:15, 2 Kings 13:18–19, 2 Kings 13:21, 2 Kings 13:23, 2 Kings 14:5, 2 Kings 14:6, 2 Kings 14:9, 2 Kings 14:14, 2 Kings 14:19, 2 Kings 14:22, 2 Kings 14:25, 2 Kings 14:26–27, 2 Kings 15:5, 2 Kings 15:7, 2 Kings 15:10, 2 Kings 15:12, 2 Kings 15:13–14, 2 Kings 15:16, 2 Kings 15:19–20, 2 Kings 15:25, 2 Kings 15:29–30, 2 Kings 15:34, 2 Kings 16:3, 2 Kings 16:5, 2 Kings 16:8, 2 Kings 16:10–11, 2 Kings 16:13, 2 Kings 16:15, 2 Kings 16:18, 2 Kings 17:3, 2 Kings 17:4, 2 Kings 17:7, 2 Kings 17:12, 2 Kings 17:13, 2 Kings 17:14, 2 Kings 17:17, 2 Kings 17:22–23, 2 Kings 17:25, 2 Kings 17:28, 2 Kings 17:29, 2 Kings 17:32, 2 Kings 17:34–35, 2 Kings 17:40, 2 Kings 18:4, 2 Kings 18:9–10, 2 Kings 18:11–12, 2 Kings 18:15, 2 Kings 18:17–18, 2 Kings 18:21, 2 Kings 18:23, 2 Kings 18:25, 2 Kings 18:26, 2 Kings 18:28, 2 Kings 18:31, 2 Kings 18:36, 2 Kings 19:1, 2 Kings 19:4, 2 Kings 19:7, 2 Kings 19:10, 2 Kings 19:14, 2 Kings 19:19, 2 Kings 19:22, 2 Kings 19:24, 2 Kings 19:25, 2 Kings 19:28, 2 Kings 19:29, 2 Kings 19:34, 2 Kings 19:35, 2 Kings 20:1, 2 Kings 20:5, 2 Kings 20:7, 2 Kings 20:10–11, 2 Kings 20:13, 2 Kings 20:18, 2 Kings 20:19, 2 Kings 21:3, 2 Kings 21:6, 2 Kings 21:7, 2 Kings 21:11, 2 Kings 21:14–15, 2 Kings 21:16, 2 Kings 21:23, 2 Kings 21:26, 2 Kings 22:2, 2 Kings 22:3–5, 2 Kings 22:7, 2 Kings 22:8, 2 Kings 22:11, 2 Kings 22:14, 2 Kings 22:19, 2 Kings 22:20, 2 Kings 23:2, 2 Kings 23:3, 2 Kings 23:4, 2 Kings 23:7, 2 Kings 23:9, 2 Kings 23:11, 2 Kings 23:13, 2 Kings 23:16, 2 Kings 23:17–18, 2 Kings 23:22, 2 Kings 23:25, 2 Kings 23:26, 2 Kings 23:29, 2 Kings 23:33, 2 Kings 23:35, 2 Kings 24:2, 2 Kings 24:4, 2 Kings 24:7, 2 Kings 24:12, 2 Kings 24:14, 2 Kings 24:17, 2 Kings 25:3, 2 Kings 25:4, 2 Kings 25:7, 2 Kings 25:10, 2 Kings 25:12, 2 Kings 25:16, 2 Kings 25:21, 2 Kings 25:22, 2 Kings 25:26, 2 Kings 25:27, 2 Kings 25:29–30</w:t>
       </w:r>
       <w:r>
         <w:rPr>

--- a/eng/docx/12.content.docx
+++ b/eng/docx/12.content.docx
@@ -123,19 +123,6 @@
           <w:lang w:val="en_US" w:bidi="en_US"/>
         </w:rPr>
         <w:t>2KI</w:t>
-      </w:r>
-      <w:r>
-        <w:rPr>
-          <w:lang w:val="en_US" w:bidi="en_US"/>
-        </w:rPr>
-      </w:r>
-    </w:p>
-    <w:p>
-      <w:pPr/>
-      <w:r>
-        <w:rPr>
-          <w:lang w:val="en_US" w:bidi="en_US"/>
-        </w:rPr>
       </w:r>
       <w:r>
         <w:rPr>

--- a/eng/docx/12.content.docx
+++ b/eng/docx/12.content.docx
@@ -19,7 +19,7 @@
         <w:rPr>
           <w:lang w:val="en_US" w:bidi="en_US"/>
         </w:rPr>
-        <w:t>Resource: Translation Questions (unfoldingWord)</w:t>
+        <w:t>Resource: unfoldingWord® Translation Questions</w:t>
       </w:r>
       <w:r>
         <w:rPr>
@@ -85,7 +85,7 @@
         <w:rPr>
           <w:lang w:val="en_US" w:bidi="en_US"/>
         </w:rPr>
-        <w:t>Translation Questions (unfoldingWord)</w:t>
+        <w:t>unfoldingWord® Translation Questions</w:t>
       </w:r>
     </w:p>
     <w:p>

--- a/eng/docx/12.content.docx
+++ b/eng/docx/12.content.docx
@@ -185,7 +185,7 @@
         <w:rPr>
           <w:lang w:val="en_US" w:bidi="en_US"/>
         </w:rPr>
-        <w:t>2 Kings 1:2</w:t>
+        <w:t>2 Kings 1:2 (#1)</w:t>
       </w:r>
       <w:r>
         <w:rPr>
@@ -248,7 +248,7 @@
         <w:rPr>
           <w:lang w:val="en_US" w:bidi="en_US"/>
         </w:rPr>
-        <w:t>2 Kings 1:4</w:t>
+        <w:t>2 Kings 1:4 (#1)</w:t>
       </w:r>
       <w:r>
         <w:rPr>
@@ -282,36 +282,36 @@
         <w:rPr>
           <w:lang w:val="en_US" w:bidi="en_US"/>
         </w:rPr>
-        <w:t>Ahaziah was going to consult with Baal Zebub, the god of Ekron; therefore, he would certainly die.</w:t>
-      </w:r>
-      <w:r>
-        <w:rPr>
-          <w:lang w:val="en_US" w:bidi="en_US"/>
-        </w:rPr>
-      </w:r>
-      <w:r>
-        <w:rPr>
-          <w:lang w:val="en_US" w:bidi="en_US"/>
-        </w:rPr>
-      </w:r>
-    </w:p>
-    <w:p>
-      <w:pPr/>
-      <w:r>
-        <w:rPr>
-          <w:lang w:val="en_US" w:bidi="en_US"/>
-        </w:rPr>
-      </w:r>
-    </w:p>
-    <w:p>
-      <w:pPr>
-        <w:pStyle w:val="Heading2"/>
-      </w:pPr>
-      <w:r>
-        <w:rPr>
-          <w:lang w:val="en_US" w:bidi="en_US"/>
-        </w:rPr>
-        <w:t>2 Kings 1:8</w:t>
+        <w:t>Because Ahaziah consulted with Baal Zebub, the god of Ekron, he would certainly die.</w:t>
+      </w:r>
+      <w:r>
+        <w:rPr>
+          <w:lang w:val="en_US" w:bidi="en_US"/>
+        </w:rPr>
+      </w:r>
+      <w:r>
+        <w:rPr>
+          <w:lang w:val="en_US" w:bidi="en_US"/>
+        </w:rPr>
+      </w:r>
+    </w:p>
+    <w:p>
+      <w:pPr/>
+      <w:r>
+        <w:rPr>
+          <w:lang w:val="en_US" w:bidi="en_US"/>
+        </w:rPr>
+      </w:r>
+    </w:p>
+    <w:p>
+      <w:pPr>
+        <w:pStyle w:val="Heading2"/>
+      </w:pPr>
+      <w:r>
+        <w:rPr>
+          <w:lang w:val="en_US" w:bidi="en_US"/>
+        </w:rPr>
+        <w:t>2 Kings 1:8 (#1)</w:t>
       </w:r>
       <w:r>
         <w:rPr>
@@ -345,36 +345,36 @@
         <w:rPr>
           <w:lang w:val="en_US" w:bidi="en_US"/>
         </w:rPr>
-        <w:t>Elijah wore a garment made of hair, and had a leather belt wrapped around his waist.</w:t>
-      </w:r>
-      <w:r>
-        <w:rPr>
-          <w:lang w:val="en_US" w:bidi="en_US"/>
-        </w:rPr>
-      </w:r>
-      <w:r>
-        <w:rPr>
-          <w:lang w:val="en_US" w:bidi="en_US"/>
-        </w:rPr>
-      </w:r>
-    </w:p>
-    <w:p>
-      <w:pPr/>
-      <w:r>
-        <w:rPr>
-          <w:lang w:val="en_US" w:bidi="en_US"/>
-        </w:rPr>
-      </w:r>
-    </w:p>
-    <w:p>
-      <w:pPr>
-        <w:pStyle w:val="Heading2"/>
-      </w:pPr>
-      <w:r>
-        <w:rPr>
-          <w:lang w:val="en_US" w:bidi="en_US"/>
-        </w:rPr>
-        <w:t>2 Kings 1:10</w:t>
+        <w:t>Elijah wore a garment made of hair, and he had a leather belt wrapped around his waist.</w:t>
+      </w:r>
+      <w:r>
+        <w:rPr>
+          <w:lang w:val="en_US" w:bidi="en_US"/>
+        </w:rPr>
+      </w:r>
+      <w:r>
+        <w:rPr>
+          <w:lang w:val="en_US" w:bidi="en_US"/>
+        </w:rPr>
+      </w:r>
+    </w:p>
+    <w:p>
+      <w:pPr/>
+      <w:r>
+        <w:rPr>
+          <w:lang w:val="en_US" w:bidi="en_US"/>
+        </w:rPr>
+      </w:r>
+    </w:p>
+    <w:p>
+      <w:pPr>
+        <w:pStyle w:val="Heading2"/>
+      </w:pPr>
+      <w:r>
+        <w:rPr>
+          <w:lang w:val="en_US" w:bidi="en_US"/>
+        </w:rPr>
+        <w:t>2 Kings 1:10 (#1)</w:t>
       </w:r>
       <w:r>
         <w:rPr>
@@ -408,36 +408,36 @@
         <w:rPr>
           <w:lang w:val="en_US" w:bidi="en_US"/>
         </w:rPr>
-        <w:t>A fire came down from heaven and consumed the captain and his fifty men.</w:t>
-      </w:r>
-      <w:r>
-        <w:rPr>
-          <w:lang w:val="en_US" w:bidi="en_US"/>
-        </w:rPr>
-      </w:r>
-      <w:r>
-        <w:rPr>
-          <w:lang w:val="en_US" w:bidi="en_US"/>
-        </w:rPr>
-      </w:r>
-    </w:p>
-    <w:p>
-      <w:pPr/>
-      <w:r>
-        <w:rPr>
-          <w:lang w:val="en_US" w:bidi="en_US"/>
-        </w:rPr>
-      </w:r>
-    </w:p>
-    <w:p>
-      <w:pPr>
-        <w:pStyle w:val="Heading2"/>
-      </w:pPr>
-      <w:r>
-        <w:rPr>
-          <w:lang w:val="en_US" w:bidi="en_US"/>
-        </w:rPr>
-        <w:t>2 Kings 1:13</w:t>
+        <w:t>A fire came down from heaven, called by Elijah, and it consumed the captain and his fifty men.</w:t>
+      </w:r>
+      <w:r>
+        <w:rPr>
+          <w:lang w:val="en_US" w:bidi="en_US"/>
+        </w:rPr>
+      </w:r>
+      <w:r>
+        <w:rPr>
+          <w:lang w:val="en_US" w:bidi="en_US"/>
+        </w:rPr>
+      </w:r>
+    </w:p>
+    <w:p>
+      <w:pPr/>
+      <w:r>
+        <w:rPr>
+          <w:lang w:val="en_US" w:bidi="en_US"/>
+        </w:rPr>
+      </w:r>
+    </w:p>
+    <w:p>
+      <w:pPr>
+        <w:pStyle w:val="Heading2"/>
+      </w:pPr>
+      <w:r>
+        <w:rPr>
+          <w:lang w:val="en_US" w:bidi="en_US"/>
+        </w:rPr>
+        <w:t>2 Kings 1:13 (#1)</w:t>
       </w:r>
       <w:r>
         <w:rPr>
@@ -471,36 +471,36 @@
         <w:rPr>
           <w:lang w:val="en_US" w:bidi="en_US"/>
         </w:rPr>
-        <w:t>The third captain went up, fell on his knees before Elijah, and begged him.</w:t>
-      </w:r>
-      <w:r>
-        <w:rPr>
-          <w:lang w:val="en_US" w:bidi="en_US"/>
-        </w:rPr>
-      </w:r>
-      <w:r>
-        <w:rPr>
-          <w:lang w:val="en_US" w:bidi="en_US"/>
-        </w:rPr>
-      </w:r>
-    </w:p>
-    <w:p>
-      <w:pPr/>
-      <w:r>
-        <w:rPr>
-          <w:lang w:val="en_US" w:bidi="en_US"/>
-        </w:rPr>
-      </w:r>
-    </w:p>
-    <w:p>
-      <w:pPr>
-        <w:pStyle w:val="Heading2"/>
-      </w:pPr>
-      <w:r>
-        <w:rPr>
-          <w:lang w:val="en_US" w:bidi="en_US"/>
-        </w:rPr>
-        <w:t>2 Kings 1:17</w:t>
+        <w:t>The third captain went up, fell on his knees before Elijah, and begged him to value his life and the lives of his men.</w:t>
+      </w:r>
+      <w:r>
+        <w:rPr>
+          <w:lang w:val="en_US" w:bidi="en_US"/>
+        </w:rPr>
+      </w:r>
+      <w:r>
+        <w:rPr>
+          <w:lang w:val="en_US" w:bidi="en_US"/>
+        </w:rPr>
+      </w:r>
+    </w:p>
+    <w:p>
+      <w:pPr/>
+      <w:r>
+        <w:rPr>
+          <w:lang w:val="en_US" w:bidi="en_US"/>
+        </w:rPr>
+      </w:r>
+    </w:p>
+    <w:p>
+      <w:pPr>
+        <w:pStyle w:val="Heading2"/>
+      </w:pPr>
+      <w:r>
+        <w:rPr>
+          <w:lang w:val="en_US" w:bidi="en_US"/>
+        </w:rPr>
+        <w:t>2 Kings 1:17 (#1)</w:t>
       </w:r>
       <w:r>
         <w:rPr>
@@ -563,7 +563,7 @@
         <w:rPr>
           <w:lang w:val="en_US" w:bidi="en_US"/>
         </w:rPr>
-        <w:t>2 Kings 2:1</w:t>
+        <w:t>2 Kings 2:1 (#1)</w:t>
       </w:r>
       <w:r>
         <w:rPr>
@@ -626,7 +626,7 @@
         <w:rPr>
           <w:lang w:val="en_US" w:bidi="en_US"/>
         </w:rPr>
-        <w:t>2 Kings 2:3</w:t>
+        <w:t>2 Kings 2:3 (#1)</w:t>
       </w:r>
       <w:r>
         <w:rPr>
@@ -689,7 +689,7 @@
         <w:rPr>
           <w:lang w:val="en_US" w:bidi="en_US"/>
         </w:rPr>
-        <w:t>2 Kings 2:8</w:t>
+        <w:t>2 Kings 2:8 (#1)</w:t>
       </w:r>
       <w:r>
         <w:rPr>
@@ -752,7 +752,7 @@
         <w:rPr>
           <w:lang w:val="en_US" w:bidi="en_US"/>
         </w:rPr>
-        <w:t>2 Kings 2:9</w:t>
+        <w:t>2 Kings 2:9 (#1)</w:t>
       </w:r>
       <w:r>
         <w:rPr>
@@ -815,7 +815,7 @@
         <w:rPr>
           <w:lang w:val="en_US" w:bidi="en_US"/>
         </w:rPr>
-        <w:t>2 Kings 2:11</w:t>
+        <w:t>2 Kings 2:11 (#1)</w:t>
       </w:r>
       <w:r>
         <w:rPr>
@@ -878,7 +878,7 @@
         <w:rPr>
           <w:lang w:val="en_US" w:bidi="en_US"/>
         </w:rPr>
-        <w:t>2 Kings 2:14</w:t>
+        <w:t>2 Kings 2:14 (#1)</w:t>
       </w:r>
       <w:r>
         <w:rPr>
@@ -941,7 +941,7 @@
         <w:rPr>
           <w:lang w:val="en_US" w:bidi="en_US"/>
         </w:rPr>
-        <w:t>2 Kings 2:16</w:t>
+        <w:t>2 Kings 2:16 (#1)</w:t>
       </w:r>
       <w:r>
         <w:rPr>
@@ -1004,70 +1004,70 @@
         <w:rPr>
           <w:lang w:val="en_US" w:bidi="en_US"/>
         </w:rPr>
-        <w:t>2 Kings 2:17</w:t>
-      </w:r>
-      <w:r>
-        <w:rPr>
-          <w:lang w:val="en_US" w:bidi="en_US"/>
-        </w:rPr>
-      </w:r>
-    </w:p>
-    <w:p>
-      <w:pPr/>
-      <w:r>
-        <w:rPr>
-          <w:lang w:val="en_US" w:bidi="en_US"/>
-        </w:rPr>
-      </w:r>
-      <w:r>
-        <w:rPr>
-          <w:b/>
-          <w:lang w:val="en_US" w:bidi="en_US"/>
-        </w:rPr>
-        <w:t>For how long did the fifty men look for Elijah?</w:t>
-      </w:r>
-    </w:p>
-    <w:p>
-      <w:pPr/>
-      <w:r>
-        <w:rPr>
-          <w:lang w:val="en_US" w:bidi="en_US"/>
-        </w:rPr>
-      </w:r>
-      <w:r>
-        <w:rPr>
-          <w:lang w:val="en_US" w:bidi="en_US"/>
-        </w:rPr>
-        <w:t>The fifty men looked for three days.</w:t>
-      </w:r>
-      <w:r>
-        <w:rPr>
-          <w:lang w:val="en_US" w:bidi="en_US"/>
-        </w:rPr>
-      </w:r>
-      <w:r>
-        <w:rPr>
-          <w:lang w:val="en_US" w:bidi="en_US"/>
-        </w:rPr>
-      </w:r>
-    </w:p>
-    <w:p>
-      <w:pPr/>
-      <w:r>
-        <w:rPr>
-          <w:lang w:val="en_US" w:bidi="en_US"/>
-        </w:rPr>
-      </w:r>
-    </w:p>
-    <w:p>
-      <w:pPr>
-        <w:pStyle w:val="Heading2"/>
-      </w:pPr>
-      <w:r>
-        <w:rPr>
-          <w:lang w:val="en_US" w:bidi="en_US"/>
-        </w:rPr>
-        <w:t>2 Kings 2:19</w:t>
+        <w:t>2 Kings 2:17 (#1)</w:t>
+      </w:r>
+      <w:r>
+        <w:rPr>
+          <w:lang w:val="en_US" w:bidi="en_US"/>
+        </w:rPr>
+      </w:r>
+    </w:p>
+    <w:p>
+      <w:pPr/>
+      <w:r>
+        <w:rPr>
+          <w:lang w:val="en_US" w:bidi="en_US"/>
+        </w:rPr>
+      </w:r>
+      <w:r>
+        <w:rPr>
+          <w:b/>
+          <w:lang w:val="en_US" w:bidi="en_US"/>
+        </w:rPr>
+        <w:t>For how long did the fifty men search for Elijah?</w:t>
+      </w:r>
+    </w:p>
+    <w:p>
+      <w:pPr/>
+      <w:r>
+        <w:rPr>
+          <w:lang w:val="en_US" w:bidi="en_US"/>
+        </w:rPr>
+      </w:r>
+      <w:r>
+        <w:rPr>
+          <w:lang w:val="en_US" w:bidi="en_US"/>
+        </w:rPr>
+        <w:t>The fifty men searched for three days.</w:t>
+      </w:r>
+      <w:r>
+        <w:rPr>
+          <w:lang w:val="en_US" w:bidi="en_US"/>
+        </w:rPr>
+      </w:r>
+      <w:r>
+        <w:rPr>
+          <w:lang w:val="en_US" w:bidi="en_US"/>
+        </w:rPr>
+      </w:r>
+    </w:p>
+    <w:p>
+      <w:pPr/>
+      <w:r>
+        <w:rPr>
+          <w:lang w:val="en_US" w:bidi="en_US"/>
+        </w:rPr>
+      </w:r>
+    </w:p>
+    <w:p>
+      <w:pPr>
+        <w:pStyle w:val="Heading2"/>
+      </w:pPr>
+      <w:r>
+        <w:rPr>
+          <w:lang w:val="en_US" w:bidi="en_US"/>
+        </w:rPr>
+        <w:t>2 Kings 2:19 (#1)</w:t>
       </w:r>
       <w:r>
         <w:rPr>
@@ -1130,7 +1130,7 @@
         <w:rPr>
           <w:lang w:val="en_US" w:bidi="en_US"/>
         </w:rPr>
-        <w:t>2 Kings 2:21–22</w:t>
+        <w:t>2 Kings 2:21–22 (#1)</w:t>
       </w:r>
       <w:r>
         <w:rPr>
@@ -1193,7 +1193,7 @@
         <w:rPr>
           <w:lang w:val="en_US" w:bidi="en_US"/>
         </w:rPr>
-        <w:t>2 Kings 2:23–24</w:t>
+        <w:t>2 Kings 2:23–24 (#1)</w:t>
       </w:r>
       <w:r>
         <w:rPr>
@@ -1227,36 +1227,36 @@
         <w:rPr>
           <w:lang w:val="en_US" w:bidi="en_US"/>
         </w:rPr>
-        <w:t>When some boys mocked Elisha, two female bears came out of the woods and injured forty-two of the boys.</w:t>
-      </w:r>
-      <w:r>
-        <w:rPr>
-          <w:lang w:val="en_US" w:bidi="en_US"/>
-        </w:rPr>
-      </w:r>
-      <w:r>
-        <w:rPr>
-          <w:lang w:val="en_US" w:bidi="en_US"/>
-        </w:rPr>
-      </w:r>
-    </w:p>
-    <w:p>
-      <w:pPr/>
-      <w:r>
-        <w:rPr>
-          <w:lang w:val="en_US" w:bidi="en_US"/>
-        </w:rPr>
-      </w:r>
-    </w:p>
-    <w:p>
-      <w:pPr>
-        <w:pStyle w:val="Heading2"/>
-      </w:pPr>
-      <w:r>
-        <w:rPr>
-          <w:lang w:val="en_US" w:bidi="en_US"/>
-        </w:rPr>
-        <w:t>2 Kings 3:2</w:t>
+        <w:t>When some boys mocked Elisha, two female bears came out of the woods and mauled forty-two of the boys.</w:t>
+      </w:r>
+      <w:r>
+        <w:rPr>
+          <w:lang w:val="en_US" w:bidi="en_US"/>
+        </w:rPr>
+      </w:r>
+      <w:r>
+        <w:rPr>
+          <w:lang w:val="en_US" w:bidi="en_US"/>
+        </w:rPr>
+      </w:r>
+    </w:p>
+    <w:p>
+      <w:pPr/>
+      <w:r>
+        <w:rPr>
+          <w:lang w:val="en_US" w:bidi="en_US"/>
+        </w:rPr>
+      </w:r>
+    </w:p>
+    <w:p>
+      <w:pPr>
+        <w:pStyle w:val="Heading2"/>
+      </w:pPr>
+      <w:r>
+        <w:rPr>
+          <w:lang w:val="en_US" w:bidi="en_US"/>
+        </w:rPr>
+        <w:t>2 Kings 3:2 (#1)</w:t>
       </w:r>
       <w:r>
         <w:rPr>
@@ -1319,7 +1319,7 @@
         <w:rPr>
           <w:lang w:val="en_US" w:bidi="en_US"/>
         </w:rPr>
-        <w:t>2 Kings 3:6</w:t>
+        <w:t>2 Kings 3:6 (#1)</w:t>
       </w:r>
       <w:r>
         <w:rPr>
@@ -1382,70 +1382,70 @@
         <w:rPr>
           <w:lang w:val="en_US" w:bidi="en_US"/>
         </w:rPr>
-        <w:t>2 Kings 3:9</w:t>
-      </w:r>
-      <w:r>
-        <w:rPr>
-          <w:lang w:val="en_US" w:bidi="en_US"/>
-        </w:rPr>
-      </w:r>
-    </w:p>
-    <w:p>
-      <w:pPr/>
-      <w:r>
-        <w:rPr>
-          <w:lang w:val="en_US" w:bidi="en_US"/>
-        </w:rPr>
-      </w:r>
-      <w:r>
-        <w:rPr>
-          <w:b/>
-          <w:lang w:val="en_US" w:bidi="en_US"/>
-        </w:rPr>
-        <w:t>What three armies marched in a semicircle for seven days?</w:t>
-      </w:r>
-    </w:p>
-    <w:p>
-      <w:pPr/>
-      <w:r>
-        <w:rPr>
-          <w:lang w:val="en_US" w:bidi="en_US"/>
-        </w:rPr>
-      </w:r>
-      <w:r>
-        <w:rPr>
-          <w:lang w:val="en_US" w:bidi="en_US"/>
-        </w:rPr>
-        <w:t>Israel, Judah, and Edom marched in a semicircle for seven days.</w:t>
-      </w:r>
-      <w:r>
-        <w:rPr>
-          <w:lang w:val="en_US" w:bidi="en_US"/>
-        </w:rPr>
-      </w:r>
-      <w:r>
-        <w:rPr>
-          <w:lang w:val="en_US" w:bidi="en_US"/>
-        </w:rPr>
-      </w:r>
-    </w:p>
-    <w:p>
-      <w:pPr/>
-      <w:r>
-        <w:rPr>
-          <w:lang w:val="en_US" w:bidi="en_US"/>
-        </w:rPr>
-      </w:r>
-    </w:p>
-    <w:p>
-      <w:pPr>
-        <w:pStyle w:val="Heading2"/>
-      </w:pPr>
-      <w:r>
-        <w:rPr>
-          <w:lang w:val="en_US" w:bidi="en_US"/>
-        </w:rPr>
-        <w:t>2 Kings 3:11</w:t>
+        <w:t>2 Kings 3:9 (#1)</w:t>
+      </w:r>
+      <w:r>
+        <w:rPr>
+          <w:lang w:val="en_US" w:bidi="en_US"/>
+        </w:rPr>
+      </w:r>
+    </w:p>
+    <w:p>
+      <w:pPr/>
+      <w:r>
+        <w:rPr>
+          <w:lang w:val="en_US" w:bidi="en_US"/>
+        </w:rPr>
+      </w:r>
+      <w:r>
+        <w:rPr>
+          <w:b/>
+          <w:lang w:val="en_US" w:bidi="en_US"/>
+        </w:rPr>
+        <w:t>What three armies marched around the Sea of the Arabah for seven days?</w:t>
+      </w:r>
+    </w:p>
+    <w:p>
+      <w:pPr/>
+      <w:r>
+        <w:rPr>
+          <w:lang w:val="en_US" w:bidi="en_US"/>
+        </w:rPr>
+      </w:r>
+      <w:r>
+        <w:rPr>
+          <w:lang w:val="en_US" w:bidi="en_US"/>
+        </w:rPr>
+        <w:t>The armies of Israel, Judah, and Edom marched for seven days.</w:t>
+      </w:r>
+      <w:r>
+        <w:rPr>
+          <w:lang w:val="en_US" w:bidi="en_US"/>
+        </w:rPr>
+      </w:r>
+      <w:r>
+        <w:rPr>
+          <w:lang w:val="en_US" w:bidi="en_US"/>
+        </w:rPr>
+      </w:r>
+    </w:p>
+    <w:p>
+      <w:pPr/>
+      <w:r>
+        <w:rPr>
+          <w:lang w:val="en_US" w:bidi="en_US"/>
+        </w:rPr>
+      </w:r>
+    </w:p>
+    <w:p>
+      <w:pPr>
+        <w:pStyle w:val="Heading2"/>
+      </w:pPr>
+      <w:r>
+        <w:rPr>
+          <w:lang w:val="en_US" w:bidi="en_US"/>
+        </w:rPr>
+        <w:t>2 Kings 3:11 (#1)</w:t>
       </w:r>
       <w:r>
         <w:rPr>
@@ -1479,36 +1479,36 @@
         <w:rPr>
           <w:lang w:val="en_US" w:bidi="en_US"/>
         </w:rPr>
-        <w:t>Elisha had poured water on the hands (a helper) of Elijah.</w:t>
-      </w:r>
-      <w:r>
-        <w:rPr>
-          <w:lang w:val="en_US" w:bidi="en_US"/>
-        </w:rPr>
-      </w:r>
-      <w:r>
-        <w:rPr>
-          <w:lang w:val="en_US" w:bidi="en_US"/>
-        </w:rPr>
-      </w:r>
-    </w:p>
-    <w:p>
-      <w:pPr/>
-      <w:r>
-        <w:rPr>
-          <w:lang w:val="en_US" w:bidi="en_US"/>
-        </w:rPr>
-      </w:r>
-    </w:p>
-    <w:p>
-      <w:pPr>
-        <w:pStyle w:val="Heading2"/>
-      </w:pPr>
-      <w:r>
-        <w:rPr>
-          <w:lang w:val="en_US" w:bidi="en_US"/>
-        </w:rPr>
-        <w:t>2 Kings 3:14</w:t>
+        <w:t>Elisha had poured water on the hands of Elijah, acting as his servant.</w:t>
+      </w:r>
+      <w:r>
+        <w:rPr>
+          <w:lang w:val="en_US" w:bidi="en_US"/>
+        </w:rPr>
+      </w:r>
+      <w:r>
+        <w:rPr>
+          <w:lang w:val="en_US" w:bidi="en_US"/>
+        </w:rPr>
+      </w:r>
+    </w:p>
+    <w:p>
+      <w:pPr/>
+      <w:r>
+        <w:rPr>
+          <w:lang w:val="en_US" w:bidi="en_US"/>
+        </w:rPr>
+      </w:r>
+    </w:p>
+    <w:p>
+      <w:pPr>
+        <w:pStyle w:val="Heading2"/>
+      </w:pPr>
+      <w:r>
+        <w:rPr>
+          <w:lang w:val="en_US" w:bidi="en_US"/>
+        </w:rPr>
+        <w:t>2 Kings 3:14 (#1)</w:t>
       </w:r>
       <w:r>
         <w:rPr>
@@ -1571,7 +1571,7 @@
         <w:rPr>
           <w:lang w:val="en_US" w:bidi="en_US"/>
         </w:rPr>
-        <w:t>2 Kings 3:15</w:t>
+        <w:t>2 Kings 3:15 (#1)</w:t>
       </w:r>
       <w:r>
         <w:rPr>
@@ -1634,7 +1634,7 @@
         <w:rPr>
           <w:lang w:val="en_US" w:bidi="en_US"/>
         </w:rPr>
-        <w:t>2 Kings 3:20</w:t>
+        <w:t>2 Kings 3:20 (#1)</w:t>
       </w:r>
       <w:r>
         <w:rPr>
@@ -1668,36 +1668,36 @@
         <w:rPr>
           <w:lang w:val="en_US" w:bidi="en_US"/>
         </w:rPr>
-        <w:t>In the morning about the time of offering the sacrifice, there came water from the direction of Edom, and the country was filled with water.</w:t>
-      </w:r>
-      <w:r>
-        <w:rPr>
-          <w:lang w:val="en_US" w:bidi="en_US"/>
-        </w:rPr>
-      </w:r>
-      <w:r>
-        <w:rPr>
-          <w:lang w:val="en_US" w:bidi="en_US"/>
-        </w:rPr>
-      </w:r>
-    </w:p>
-    <w:p>
-      <w:pPr/>
-      <w:r>
-        <w:rPr>
-          <w:lang w:val="en_US" w:bidi="en_US"/>
-        </w:rPr>
-      </w:r>
-    </w:p>
-    <w:p>
-      <w:pPr>
-        <w:pStyle w:val="Heading2"/>
-      </w:pPr>
-      <w:r>
-        <w:rPr>
-          <w:lang w:val="en_US" w:bidi="en_US"/>
-        </w:rPr>
-        <w:t>2 Kings 3:21</w:t>
+        <w:t>In the morning about the time of offering the grain sacrifice, there came water from the direction of Edom, and the country was filled with water.</w:t>
+      </w:r>
+      <w:r>
+        <w:rPr>
+          <w:lang w:val="en_US" w:bidi="en_US"/>
+        </w:rPr>
+      </w:r>
+      <w:r>
+        <w:rPr>
+          <w:lang w:val="en_US" w:bidi="en_US"/>
+        </w:rPr>
+      </w:r>
+    </w:p>
+    <w:p>
+      <w:pPr/>
+      <w:r>
+        <w:rPr>
+          <w:lang w:val="en_US" w:bidi="en_US"/>
+        </w:rPr>
+      </w:r>
+    </w:p>
+    <w:p>
+      <w:pPr>
+        <w:pStyle w:val="Heading2"/>
+      </w:pPr>
+      <w:r>
+        <w:rPr>
+          <w:lang w:val="en_US" w:bidi="en_US"/>
+        </w:rPr>
+        <w:t>2 Kings 3:21 (#1)</w:t>
       </w:r>
       <w:r>
         <w:rPr>
@@ -1760,7 +1760,7 @@
         <w:rPr>
           <w:lang w:val="en_US" w:bidi="en_US"/>
         </w:rPr>
-        <w:t>2 Kings 3:22–23</w:t>
+        <w:t>2 Kings 3:22–23 (#1)</w:t>
       </w:r>
       <w:r>
         <w:rPr>
@@ -1794,36 +1794,36 @@
         <w:rPr>
           <w:lang w:val="en_US" w:bidi="en_US"/>
         </w:rPr>
-        <w:t>When the Moabites saw the water, they thought the three kings had been destroyed, and they had killed each other.</w:t>
-      </w:r>
-      <w:r>
-        <w:rPr>
-          <w:lang w:val="en_US" w:bidi="en_US"/>
-        </w:rPr>
-      </w:r>
-      <w:r>
-        <w:rPr>
-          <w:lang w:val="en_US" w:bidi="en_US"/>
-        </w:rPr>
-      </w:r>
-    </w:p>
-    <w:p>
-      <w:pPr/>
-      <w:r>
-        <w:rPr>
-          <w:lang w:val="en_US" w:bidi="en_US"/>
-        </w:rPr>
-      </w:r>
-    </w:p>
-    <w:p>
-      <w:pPr>
-        <w:pStyle w:val="Heading2"/>
-      </w:pPr>
-      <w:r>
-        <w:rPr>
-          <w:lang w:val="en_US" w:bidi="en_US"/>
-        </w:rPr>
-        <w:t>2 Kings 3:27</w:t>
+        <w:t>When the Moabites saw the water, they thought the three kings had killed each other.</w:t>
+      </w:r>
+      <w:r>
+        <w:rPr>
+          <w:lang w:val="en_US" w:bidi="en_US"/>
+        </w:rPr>
+      </w:r>
+      <w:r>
+        <w:rPr>
+          <w:lang w:val="en_US" w:bidi="en_US"/>
+        </w:rPr>
+      </w:r>
+    </w:p>
+    <w:p>
+      <w:pPr/>
+      <w:r>
+        <w:rPr>
+          <w:lang w:val="en_US" w:bidi="en_US"/>
+        </w:rPr>
+      </w:r>
+    </w:p>
+    <w:p>
+      <w:pPr>
+        <w:pStyle w:val="Heading2"/>
+      </w:pPr>
+      <w:r>
+        <w:rPr>
+          <w:lang w:val="en_US" w:bidi="en_US"/>
+        </w:rPr>
+        <w:t>2 Kings 3:27 (#1)</w:t>
       </w:r>
       <w:r>
         <w:rPr>
@@ -1886,7 +1886,7 @@
         <w:rPr>
           <w:lang w:val="en_US" w:bidi="en_US"/>
         </w:rPr>
-        <w:t>2 Kings 4:1</w:t>
+        <w:t>2 Kings 4:1 (#1)</w:t>
       </w:r>
       <w:r>
         <w:rPr>
@@ -1949,7 +1949,7 @@
         <w:rPr>
           <w:lang w:val="en_US" w:bidi="en_US"/>
         </w:rPr>
-        <w:t>2 Kings 4:3</w:t>
+        <w:t>2 Kings 4:3 (#1)</w:t>
       </w:r>
       <w:r>
         <w:rPr>
@@ -2012,7 +2012,7 @@
         <w:rPr>
           <w:lang w:val="en_US" w:bidi="en_US"/>
         </w:rPr>
-        <w:t>2 Kings 4:6</w:t>
+        <w:t>2 Kings 4:6 (#1)</w:t>
       </w:r>
       <w:r>
         <w:rPr>
@@ -2075,7 +2075,7 @@
         <w:rPr>
           <w:lang w:val="en_US" w:bidi="en_US"/>
         </w:rPr>
-        <w:t>2 Kings 4:10</w:t>
+        <w:t>2 Kings 4:10 (#1)</w:t>
       </w:r>
       <w:r>
         <w:rPr>
@@ -2138,7 +2138,7 @@
         <w:rPr>
           <w:lang w:val="en_US" w:bidi="en_US"/>
         </w:rPr>
-        <w:t>2 Kings 4:16</w:t>
+        <w:t>2 Kings 4:16 (#1)</w:t>
       </w:r>
       <w:r>
         <w:rPr>
@@ -2201,70 +2201,70 @@
         <w:rPr>
           <w:lang w:val="en_US" w:bidi="en_US"/>
         </w:rPr>
-        <w:t>2 Kings 4:18–19</w:t>
-      </w:r>
-      <w:r>
-        <w:rPr>
-          <w:lang w:val="en_US" w:bidi="en_US"/>
-        </w:rPr>
-      </w:r>
-    </w:p>
-    <w:p>
-      <w:pPr/>
-      <w:r>
-        <w:rPr>
-          <w:lang w:val="en_US" w:bidi="en_US"/>
-        </w:rPr>
-      </w:r>
-      <w:r>
-        <w:rPr>
-          <w:b/>
-          <w:lang w:val="en_US" w:bidi="en_US"/>
-        </w:rPr>
-        <w:t>When did the child hurt his head?</w:t>
-      </w:r>
-    </w:p>
-    <w:p>
-      <w:pPr/>
-      <w:r>
-        <w:rPr>
-          <w:lang w:val="en_US" w:bidi="en_US"/>
-        </w:rPr>
-      </w:r>
-      <w:r>
-        <w:rPr>
-          <w:lang w:val="en_US" w:bidi="en_US"/>
-        </w:rPr>
-        <w:t>When the child went out one day to his father, who was with harvesters, he hurt his head.</w:t>
-      </w:r>
-      <w:r>
-        <w:rPr>
-          <w:lang w:val="en_US" w:bidi="en_US"/>
-        </w:rPr>
-      </w:r>
-      <w:r>
-        <w:rPr>
-          <w:lang w:val="en_US" w:bidi="en_US"/>
-        </w:rPr>
-      </w:r>
-    </w:p>
-    <w:p>
-      <w:pPr/>
-      <w:r>
-        <w:rPr>
-          <w:lang w:val="en_US" w:bidi="en_US"/>
-        </w:rPr>
-      </w:r>
-    </w:p>
-    <w:p>
-      <w:pPr>
-        <w:pStyle w:val="Heading2"/>
-      </w:pPr>
-      <w:r>
-        <w:rPr>
-          <w:lang w:val="en_US" w:bidi="en_US"/>
-        </w:rPr>
-        <w:t>2 Kings 4:20</w:t>
+        <w:t>2 Kings 4:18–19 (#1)</w:t>
+      </w:r>
+      <w:r>
+        <w:rPr>
+          <w:lang w:val="en_US" w:bidi="en_US"/>
+        </w:rPr>
+      </w:r>
+    </w:p>
+    <w:p>
+      <w:pPr/>
+      <w:r>
+        <w:rPr>
+          <w:lang w:val="en_US" w:bidi="en_US"/>
+        </w:rPr>
+      </w:r>
+      <w:r>
+        <w:rPr>
+          <w:b/>
+          <w:lang w:val="en_US" w:bidi="en_US"/>
+        </w:rPr>
+        <w:t>When did the child develop pain in his head?</w:t>
+      </w:r>
+    </w:p>
+    <w:p>
+      <w:pPr/>
+      <w:r>
+        <w:rPr>
+          <w:lang w:val="en_US" w:bidi="en_US"/>
+        </w:rPr>
+      </w:r>
+      <w:r>
+        <w:rPr>
+          <w:lang w:val="en_US" w:bidi="en_US"/>
+        </w:rPr>
+        <w:t>When the child went out one day to his father, who was with harvesters, he cried out about pain in his head.</w:t>
+      </w:r>
+      <w:r>
+        <w:rPr>
+          <w:lang w:val="en_US" w:bidi="en_US"/>
+        </w:rPr>
+      </w:r>
+      <w:r>
+        <w:rPr>
+          <w:lang w:val="en_US" w:bidi="en_US"/>
+        </w:rPr>
+      </w:r>
+    </w:p>
+    <w:p>
+      <w:pPr/>
+      <w:r>
+        <w:rPr>
+          <w:lang w:val="en_US" w:bidi="en_US"/>
+        </w:rPr>
+      </w:r>
+    </w:p>
+    <w:p>
+      <w:pPr>
+        <w:pStyle w:val="Heading2"/>
+      </w:pPr>
+      <w:r>
+        <w:rPr>
+          <w:lang w:val="en_US" w:bidi="en_US"/>
+        </w:rPr>
+        <w:t>2 Kings 4:20 (#1)</w:t>
       </w:r>
       <w:r>
         <w:rPr>
@@ -2327,7 +2327,7 @@
         <w:rPr>
           <w:lang w:val="en_US" w:bidi="en_US"/>
         </w:rPr>
-        <w:t>2 Kings 4:25</w:t>
+        <w:t>2 Kings 4:25 (#1)</w:t>
       </w:r>
       <w:r>
         <w:rPr>
@@ -2390,7 +2390,7 @@
         <w:rPr>
           <w:lang w:val="en_US" w:bidi="en_US"/>
         </w:rPr>
-        <w:t>2 Kings 4:26</w:t>
+        <w:t>2 Kings 4:26 (#1)</w:t>
       </w:r>
       <w:r>
         <w:rPr>
@@ -2453,7 +2453,7 @@
         <w:rPr>
           <w:lang w:val="en_US" w:bidi="en_US"/>
         </w:rPr>
-        <w:t>2 Kings 4:27</w:t>
+        <w:t>2 Kings 4:27 (#1)</w:t>
       </w:r>
       <w:r>
         <w:rPr>
@@ -2516,7 +2516,7 @@
         <w:rPr>
           <w:lang w:val="en_US" w:bidi="en_US"/>
         </w:rPr>
-        <w:t>2 Kings 4:29</w:t>
+        <w:t>2 Kings 4:29 (#1)</w:t>
       </w:r>
       <w:r>
         <w:rPr>
@@ -2579,7 +2579,7 @@
         <w:rPr>
           <w:lang w:val="en_US" w:bidi="en_US"/>
         </w:rPr>
-        <w:t>2 Kings 4:31</w:t>
+        <w:t>2 Kings 4:31 (#1)</w:t>
       </w:r>
       <w:r>
         <w:rPr>
@@ -2642,7 +2642,7 @@
         <w:rPr>
           <w:lang w:val="en_US" w:bidi="en_US"/>
         </w:rPr>
-        <w:t>2 Kings 4:34</w:t>
+        <w:t>2 Kings 4:34 (#1)</w:t>
       </w:r>
       <w:r>
         <w:rPr>
@@ -2705,7 +2705,7 @@
         <w:rPr>
           <w:lang w:val="en_US" w:bidi="en_US"/>
         </w:rPr>
-        <w:t>2 Kings 4:35</w:t>
+        <w:t>2 Kings 4:35 (#1)</w:t>
       </w:r>
       <w:r>
         <w:rPr>
@@ -2768,7 +2768,7 @@
         <w:rPr>
           <w:lang w:val="en_US" w:bidi="en_US"/>
         </w:rPr>
-        <w:t>2 Kings 4:38–39</w:t>
+        <w:t>2 Kings 4:38–39 (#1)</w:t>
       </w:r>
       <w:r>
         <w:rPr>
@@ -2802,36 +2802,36 @@
         <w:rPr>
           <w:lang w:val="en_US" w:bidi="en_US"/>
         </w:rPr>
-        <w:t>One of the sons of the prophets gathered wild gourds.</w:t>
-      </w:r>
-      <w:r>
-        <w:rPr>
-          <w:lang w:val="en_US" w:bidi="en_US"/>
-        </w:rPr>
-      </w:r>
-      <w:r>
-        <w:rPr>
-          <w:lang w:val="en_US" w:bidi="en_US"/>
-        </w:rPr>
-      </w:r>
-    </w:p>
-    <w:p>
-      <w:pPr/>
-      <w:r>
-        <w:rPr>
-          <w:lang w:val="en_US" w:bidi="en_US"/>
-        </w:rPr>
-      </w:r>
-    </w:p>
-    <w:p>
-      <w:pPr>
-        <w:pStyle w:val="Heading2"/>
-      </w:pPr>
-      <w:r>
-        <w:rPr>
-          <w:lang w:val="en_US" w:bidi="en_US"/>
-        </w:rPr>
-        <w:t>2 Kings 4:40–41</w:t>
+        <w:t>One of the prophets gathered wild gourds.</w:t>
+      </w:r>
+      <w:r>
+        <w:rPr>
+          <w:lang w:val="en_US" w:bidi="en_US"/>
+        </w:rPr>
+      </w:r>
+      <w:r>
+        <w:rPr>
+          <w:lang w:val="en_US" w:bidi="en_US"/>
+        </w:rPr>
+      </w:r>
+    </w:p>
+    <w:p>
+      <w:pPr/>
+      <w:r>
+        <w:rPr>
+          <w:lang w:val="en_US" w:bidi="en_US"/>
+        </w:rPr>
+      </w:r>
+    </w:p>
+    <w:p>
+      <w:pPr>
+        <w:pStyle w:val="Heading2"/>
+      </w:pPr>
+      <w:r>
+        <w:rPr>
+          <w:lang w:val="en_US" w:bidi="en_US"/>
+        </w:rPr>
+        <w:t>2 Kings 4:40–41 (#1)</w:t>
       </w:r>
       <w:r>
         <w:rPr>
@@ -2894,7 +2894,7 @@
         <w:rPr>
           <w:lang w:val="en_US" w:bidi="en_US"/>
         </w:rPr>
-        <w:t>2 Kings 4:42–43</w:t>
+        <w:t>2 Kings 4:42–43 (#1)</w:t>
       </w:r>
       <w:r>
         <w:rPr>
@@ -2957,7 +2957,7 @@
         <w:rPr>
           <w:lang w:val="en_US" w:bidi="en_US"/>
         </w:rPr>
-        <w:t>2 Kings 5:1</w:t>
+        <w:t>2 Kings 5:1 (#1)</w:t>
       </w:r>
       <w:r>
         <w:rPr>
@@ -2991,36 +2991,36 @@
         <w:rPr>
           <w:lang w:val="en_US" w:bidi="en_US"/>
         </w:rPr>
-        <w:t>Yahweh had given victory to Aram.</w:t>
-      </w:r>
-      <w:r>
-        <w:rPr>
-          <w:lang w:val="en_US" w:bidi="en_US"/>
-        </w:rPr>
-      </w:r>
-      <w:r>
-        <w:rPr>
-          <w:lang w:val="en_US" w:bidi="en_US"/>
-        </w:rPr>
-      </w:r>
-    </w:p>
-    <w:p>
-      <w:pPr/>
-      <w:r>
-        <w:rPr>
-          <w:lang w:val="en_US" w:bidi="en_US"/>
-        </w:rPr>
-      </w:r>
-    </w:p>
-    <w:p>
-      <w:pPr>
-        <w:pStyle w:val="Heading2"/>
-      </w:pPr>
-      <w:r>
-        <w:rPr>
-          <w:lang w:val="en_US" w:bidi="en_US"/>
-        </w:rPr>
-        <w:t>2 Kings 5:3</w:t>
+        <w:t>Yahweh had given deliverance to Aram.</w:t>
+      </w:r>
+      <w:r>
+        <w:rPr>
+          <w:lang w:val="en_US" w:bidi="en_US"/>
+        </w:rPr>
+      </w:r>
+      <w:r>
+        <w:rPr>
+          <w:lang w:val="en_US" w:bidi="en_US"/>
+        </w:rPr>
+      </w:r>
+    </w:p>
+    <w:p>
+      <w:pPr/>
+      <w:r>
+        <w:rPr>
+          <w:lang w:val="en_US" w:bidi="en_US"/>
+        </w:rPr>
+      </w:r>
+    </w:p>
+    <w:p>
+      <w:pPr>
+        <w:pStyle w:val="Heading2"/>
+      </w:pPr>
+      <w:r>
+        <w:rPr>
+          <w:lang w:val="en_US" w:bidi="en_US"/>
+        </w:rPr>
+        <w:t>2 Kings 5:3 (#1)</w:t>
       </w:r>
       <w:r>
         <w:rPr>
@@ -3083,7 +3083,7 @@
         <w:rPr>
           <w:lang w:val="en_US" w:bidi="en_US"/>
         </w:rPr>
-        <w:t>2 Kings 5:6</w:t>
+        <w:t>2 Kings 5:6 (#1)</w:t>
       </w:r>
       <w:r>
         <w:rPr>
@@ -3146,7 +3146,7 @@
         <w:rPr>
           <w:lang w:val="en_US" w:bidi="en_US"/>
         </w:rPr>
-        <w:t>2 Kings 5:7</w:t>
+        <w:t>2 Kings 5:7 (#1)</w:t>
       </w:r>
       <w:r>
         <w:rPr>
@@ -3209,7 +3209,7 @@
         <w:rPr>
           <w:lang w:val="en_US" w:bidi="en_US"/>
         </w:rPr>
-        <w:t>2 Kings 5:10</w:t>
+        <w:t>2 Kings 5:10 (#1)</w:t>
       </w:r>
       <w:r>
         <w:rPr>
@@ -3243,36 +3243,36 @@
         <w:rPr>
           <w:lang w:val="en_US" w:bidi="en_US"/>
         </w:rPr>
-        <w:t>Naaman was told to go and dip himself into the Jordan seven times to be clean.</w:t>
-      </w:r>
-      <w:r>
-        <w:rPr>
-          <w:lang w:val="en_US" w:bidi="en_US"/>
-        </w:rPr>
-      </w:r>
-      <w:r>
-        <w:rPr>
-          <w:lang w:val="en_US" w:bidi="en_US"/>
-        </w:rPr>
-      </w:r>
-    </w:p>
-    <w:p>
-      <w:pPr/>
-      <w:r>
-        <w:rPr>
-          <w:lang w:val="en_US" w:bidi="en_US"/>
-        </w:rPr>
-      </w:r>
-    </w:p>
-    <w:p>
-      <w:pPr>
-        <w:pStyle w:val="Heading2"/>
-      </w:pPr>
-      <w:r>
-        <w:rPr>
-          <w:lang w:val="en_US" w:bidi="en_US"/>
-        </w:rPr>
-        <w:t>2 Kings 5:11</w:t>
+        <w:t>Naaman was told to go and wash himself into the Jordan seven times to be clean.</w:t>
+      </w:r>
+      <w:r>
+        <w:rPr>
+          <w:lang w:val="en_US" w:bidi="en_US"/>
+        </w:rPr>
+      </w:r>
+      <w:r>
+        <w:rPr>
+          <w:lang w:val="en_US" w:bidi="en_US"/>
+        </w:rPr>
+      </w:r>
+    </w:p>
+    <w:p>
+      <w:pPr/>
+      <w:r>
+        <w:rPr>
+          <w:lang w:val="en_US" w:bidi="en_US"/>
+        </w:rPr>
+      </w:r>
+    </w:p>
+    <w:p>
+      <w:pPr>
+        <w:pStyle w:val="Heading2"/>
+      </w:pPr>
+      <w:r>
+        <w:rPr>
+          <w:lang w:val="en_US" w:bidi="en_US"/>
+        </w:rPr>
+        <w:t>2 Kings 5:11 (#1)</w:t>
       </w:r>
       <w:r>
         <w:rPr>
@@ -3335,7 +3335,7 @@
         <w:rPr>
           <w:lang w:val="en_US" w:bidi="en_US"/>
         </w:rPr>
-        <w:t>2 Kings 5:14</w:t>
+        <w:t>2 Kings 5:14 (#1)</w:t>
       </w:r>
       <w:r>
         <w:rPr>
@@ -3369,36 +3369,36 @@
         <w:rPr>
           <w:lang w:val="en_US" w:bidi="en_US"/>
         </w:rPr>
-        <w:t>Naaman’s flesh was restored again like the flesh of a little child.</w:t>
-      </w:r>
-      <w:r>
-        <w:rPr>
-          <w:lang w:val="en_US" w:bidi="en_US"/>
-        </w:rPr>
-      </w:r>
-      <w:r>
-        <w:rPr>
-          <w:lang w:val="en_US" w:bidi="en_US"/>
-        </w:rPr>
-      </w:r>
-    </w:p>
-    <w:p>
-      <w:pPr/>
-      <w:r>
-        <w:rPr>
-          <w:lang w:val="en_US" w:bidi="en_US"/>
-        </w:rPr>
-      </w:r>
-    </w:p>
-    <w:p>
-      <w:pPr>
-        <w:pStyle w:val="Heading2"/>
-      </w:pPr>
-      <w:r>
-        <w:rPr>
-          <w:lang w:val="en_US" w:bidi="en_US"/>
-        </w:rPr>
-        <w:t>2 Kings 5:15</w:t>
+        <w:t>Naaman’s flesh was restored again like the flesh of a little boy.</w:t>
+      </w:r>
+      <w:r>
+        <w:rPr>
+          <w:lang w:val="en_US" w:bidi="en_US"/>
+        </w:rPr>
+      </w:r>
+      <w:r>
+        <w:rPr>
+          <w:lang w:val="en_US" w:bidi="en_US"/>
+        </w:rPr>
+      </w:r>
+    </w:p>
+    <w:p>
+      <w:pPr/>
+      <w:r>
+        <w:rPr>
+          <w:lang w:val="en_US" w:bidi="en_US"/>
+        </w:rPr>
+      </w:r>
+    </w:p>
+    <w:p>
+      <w:pPr>
+        <w:pStyle w:val="Heading2"/>
+      </w:pPr>
+      <w:r>
+        <w:rPr>
+          <w:lang w:val="en_US" w:bidi="en_US"/>
+        </w:rPr>
+        <w:t>2 Kings 5:15 (#1)</w:t>
       </w:r>
       <w:r>
         <w:rPr>
@@ -3461,7 +3461,7 @@
         <w:rPr>
           <w:lang w:val="en_US" w:bidi="en_US"/>
         </w:rPr>
-        <w:t>2 Kings 5:18</w:t>
+        <w:t>2 Kings 5:18 (#1)</w:t>
       </w:r>
       <w:r>
         <w:rPr>
@@ -3495,36 +3495,36 @@
         <w:rPr>
           <w:lang w:val="en_US" w:bidi="en_US"/>
         </w:rPr>
-        <w:t>Naaman asked Yahweh to pardon him when he bowed himself in the house of Rimmon.</w:t>
-      </w:r>
-      <w:r>
-        <w:rPr>
-          <w:lang w:val="en_US" w:bidi="en_US"/>
-        </w:rPr>
-      </w:r>
-      <w:r>
-        <w:rPr>
-          <w:lang w:val="en_US" w:bidi="en_US"/>
-        </w:rPr>
-      </w:r>
-    </w:p>
-    <w:p>
-      <w:pPr/>
-      <w:r>
-        <w:rPr>
-          <w:lang w:val="en_US" w:bidi="en_US"/>
-        </w:rPr>
-      </w:r>
-    </w:p>
-    <w:p>
-      <w:pPr>
-        <w:pStyle w:val="Heading2"/>
-      </w:pPr>
-      <w:r>
-        <w:rPr>
-          <w:lang w:val="en_US" w:bidi="en_US"/>
-        </w:rPr>
-        <w:t>2 Kings 5:22</w:t>
+        <w:t>Naaman asked Yahweh to pardon him when he bowed himself in the house of Rimmon to serve his master.</w:t>
+      </w:r>
+      <w:r>
+        <w:rPr>
+          <w:lang w:val="en_US" w:bidi="en_US"/>
+        </w:rPr>
+      </w:r>
+      <w:r>
+        <w:rPr>
+          <w:lang w:val="en_US" w:bidi="en_US"/>
+        </w:rPr>
+      </w:r>
+    </w:p>
+    <w:p>
+      <w:pPr/>
+      <w:r>
+        <w:rPr>
+          <w:lang w:val="en_US" w:bidi="en_US"/>
+        </w:rPr>
+      </w:r>
+    </w:p>
+    <w:p>
+      <w:pPr>
+        <w:pStyle w:val="Heading2"/>
+      </w:pPr>
+      <w:r>
+        <w:rPr>
+          <w:lang w:val="en_US" w:bidi="en_US"/>
+        </w:rPr>
+        <w:t>2 Kings 5:22 (#1)</w:t>
       </w:r>
       <w:r>
         <w:rPr>
@@ -3587,7 +3587,7 @@
         <w:rPr>
           <w:lang w:val="en_US" w:bidi="en_US"/>
         </w:rPr>
-        <w:t>2 Kings 5:24</w:t>
+        <w:t>2 Kings 5:24 (#1)</w:t>
       </w:r>
       <w:r>
         <w:rPr>
@@ -3650,7 +3650,7 @@
         <w:rPr>
           <w:lang w:val="en_US" w:bidi="en_US"/>
         </w:rPr>
-        <w:t>2 Kings 5:26–27</w:t>
+        <w:t>2 Kings 5:26–27 (#1)</w:t>
       </w:r>
       <w:r>
         <w:rPr>
@@ -3713,7 +3713,7 @@
         <w:rPr>
           <w:lang w:val="en_US" w:bidi="en_US"/>
         </w:rPr>
-        <w:t>2 Kings 6:1–2</w:t>
+        <w:t>2 Kings 6:1–2 (#1)</w:t>
       </w:r>
       <w:r>
         <w:rPr>
@@ -3747,36 +3747,36 @@
         <w:rPr>
           <w:lang w:val="en_US" w:bidi="en_US"/>
         </w:rPr>
-        <w:t>The place where they lived with Elisha was too small, so they wanted to build a place to live.</w:t>
-      </w:r>
-      <w:r>
-        <w:rPr>
-          <w:lang w:val="en_US" w:bidi="en_US"/>
-        </w:rPr>
-      </w:r>
-      <w:r>
-        <w:rPr>
-          <w:lang w:val="en_US" w:bidi="en_US"/>
-        </w:rPr>
-      </w:r>
-    </w:p>
-    <w:p>
-      <w:pPr/>
-      <w:r>
-        <w:rPr>
-          <w:lang w:val="en_US" w:bidi="en_US"/>
-        </w:rPr>
-      </w:r>
-    </w:p>
-    <w:p>
-      <w:pPr>
-        <w:pStyle w:val="Heading2"/>
-      </w:pPr>
-      <w:r>
-        <w:rPr>
-          <w:lang w:val="en_US" w:bidi="en_US"/>
-        </w:rPr>
-        <w:t>2 Kings 6:5</w:t>
+        <w:t>The place where they lived with Elisha was too small, so they wanted to build a new place to live.</w:t>
+      </w:r>
+      <w:r>
+        <w:rPr>
+          <w:lang w:val="en_US" w:bidi="en_US"/>
+        </w:rPr>
+      </w:r>
+      <w:r>
+        <w:rPr>
+          <w:lang w:val="en_US" w:bidi="en_US"/>
+        </w:rPr>
+      </w:r>
+    </w:p>
+    <w:p>
+      <w:pPr/>
+      <w:r>
+        <w:rPr>
+          <w:lang w:val="en_US" w:bidi="en_US"/>
+        </w:rPr>
+      </w:r>
+    </w:p>
+    <w:p>
+      <w:pPr>
+        <w:pStyle w:val="Heading2"/>
+      </w:pPr>
+      <w:r>
+        <w:rPr>
+          <w:lang w:val="en_US" w:bidi="en_US"/>
+        </w:rPr>
+        <w:t>2 Kings 6:5 (#1)</w:t>
       </w:r>
       <w:r>
         <w:rPr>
@@ -3839,7 +3839,7 @@
         <w:rPr>
           <w:lang w:val="en_US" w:bidi="en_US"/>
         </w:rPr>
-        <w:t>2 Kings 6:6</w:t>
+        <w:t>2 Kings 6:6 (#1)</w:t>
       </w:r>
       <w:r>
         <w:rPr>
@@ -3902,7 +3902,7 @@
         <w:rPr>
           <w:lang w:val="en_US" w:bidi="en_US"/>
         </w:rPr>
-        <w:t>2 Kings 6:12</w:t>
+        <w:t>2 Kings 6:12 (#1)</w:t>
       </w:r>
       <w:r>
         <w:rPr>
@@ -3965,7 +3965,7 @@
         <w:rPr>
           <w:lang w:val="en_US" w:bidi="en_US"/>
         </w:rPr>
-        <w:t>2 Kings 6:15</w:t>
+        <w:t>2 Kings 6:15 (#1)</w:t>
       </w:r>
       <w:r>
         <w:rPr>
@@ -4028,7 +4028,7 @@
         <w:rPr>
           <w:lang w:val="en_US" w:bidi="en_US"/>
         </w:rPr>
-        <w:t>2 Kings 6:18–19</w:t>
+        <w:t>2 Kings 6:18–19 (#1)</w:t>
       </w:r>
       <w:r>
         <w:rPr>
@@ -4091,7 +4091,7 @@
         <w:rPr>
           <w:lang w:val="en_US" w:bidi="en_US"/>
         </w:rPr>
-        <w:t>2 Kings 6:20</w:t>
+        <w:t>2 Kings 6:20 (#1)</w:t>
       </w:r>
       <w:r>
         <w:rPr>
@@ -4154,7 +4154,7 @@
         <w:rPr>
           <w:lang w:val="en_US" w:bidi="en_US"/>
         </w:rPr>
-        <w:t>2 Kings 6:22–23</w:t>
+        <w:t>2 Kings 6:22–23 (#1)</w:t>
       </w:r>
       <w:r>
         <w:rPr>
@@ -4217,7 +4217,7 @@
         <w:rPr>
           <w:lang w:val="en_US" w:bidi="en_US"/>
         </w:rPr>
-        <w:t>2 Kings 6:25</w:t>
+        <w:t>2 Kings 6:25 (#1)</w:t>
       </w:r>
       <w:r>
         <w:rPr>
@@ -4280,7 +4280,7 @@
         <w:rPr>
           <w:lang w:val="en_US" w:bidi="en_US"/>
         </w:rPr>
-        <w:t>2 Kings 6:28–29</w:t>
+        <w:t>2 Kings 6:28–29 (#1)</w:t>
       </w:r>
       <w:r>
         <w:rPr>
@@ -4314,99 +4314,36 @@
         <w:rPr>
           <w:lang w:val="en_US" w:bidi="en_US"/>
         </w:rPr>
-        <w:t>She answered, “This woman said to me, ‘Give your son so that we may eat him today, and we will eat my son tomorrow.’” So we boiled my son and ate him, and I said to her on the next day, “Give your son that we may eat him, but she has hidden her son.”</w:t>
-      </w:r>
-      <w:r>
-        <w:rPr>
-          <w:lang w:val="en_US" w:bidi="en_US"/>
-        </w:rPr>
-      </w:r>
-      <w:r>
-        <w:rPr>
-          <w:lang w:val="en_US" w:bidi="en_US"/>
-        </w:rPr>
-      </w:r>
-    </w:p>
-    <w:p>
-      <w:pPr/>
-      <w:r>
-        <w:rPr>
-          <w:lang w:val="en_US" w:bidi="en_US"/>
-        </w:rPr>
-      </w:r>
-    </w:p>
-    <w:p>
-      <w:pPr>
-        <w:pStyle w:val="Heading2"/>
-      </w:pPr>
-      <w:r>
-        <w:rPr>
-          <w:lang w:val="en_US" w:bidi="en_US"/>
-        </w:rPr>
-        <w:t>2 Kings 6:31</w:t>
-      </w:r>
-      <w:r>
-        <w:rPr>
-          <w:lang w:val="en_US" w:bidi="en_US"/>
-        </w:rPr>
-      </w:r>
-    </w:p>
-    <w:p>
-      <w:pPr/>
-      <w:r>
-        <w:rPr>
-          <w:lang w:val="en_US" w:bidi="en_US"/>
-        </w:rPr>
-      </w:r>
-      <w:r>
-        <w:rPr>
-          <w:b/>
-          <w:lang w:val="en_US" w:bidi="en_US"/>
-        </w:rPr>
-        <w:t>Who did the king blame for the famine?</w:t>
-      </w:r>
-    </w:p>
-    <w:p>
-      <w:pPr/>
-      <w:r>
-        <w:rPr>
-          <w:lang w:val="en_US" w:bidi="en_US"/>
-        </w:rPr>
-      </w:r>
-      <w:r>
-        <w:rPr>
-          <w:lang w:val="en_US" w:bidi="en_US"/>
-        </w:rPr>
-        <w:t>He blamed Elisha.</w:t>
-      </w:r>
-      <w:r>
-        <w:rPr>
-          <w:lang w:val="en_US" w:bidi="en_US"/>
-        </w:rPr>
-      </w:r>
-      <w:r>
-        <w:rPr>
-          <w:lang w:val="en_US" w:bidi="en_US"/>
-        </w:rPr>
-      </w:r>
-    </w:p>
-    <w:p>
-      <w:pPr/>
-      <w:r>
-        <w:rPr>
-          <w:lang w:val="en_US" w:bidi="en_US"/>
-        </w:rPr>
-      </w:r>
-    </w:p>
-    <w:p>
-      <w:pPr>
-        <w:pStyle w:val="Heading2"/>
-      </w:pPr>
-      <w:r>
-        <w:rPr>
-          <w:lang w:val="en_US" w:bidi="en_US"/>
-        </w:rPr>
-        <w:t>2 Kings 6:32</w:t>
+        <w:t>She answered, “This woman said to me, ‘Give your son so that we may eat him today, and we will eat my son tomorrow.’ So we boiled my son and ate him, and I said to her on the next day, “Give your son that we may eat him, but she has hidden her son.”</w:t>
+      </w:r>
+      <w:r>
+        <w:rPr>
+          <w:lang w:val="en_US" w:bidi="en_US"/>
+        </w:rPr>
+      </w:r>
+      <w:r>
+        <w:rPr>
+          <w:lang w:val="en_US" w:bidi="en_US"/>
+        </w:rPr>
+      </w:r>
+    </w:p>
+    <w:p>
+      <w:pPr/>
+      <w:r>
+        <w:rPr>
+          <w:lang w:val="en_US" w:bidi="en_US"/>
+        </w:rPr>
+      </w:r>
+    </w:p>
+    <w:p>
+      <w:pPr>
+        <w:pStyle w:val="Heading2"/>
+      </w:pPr>
+      <w:r>
+        <w:rPr>
+          <w:lang w:val="en_US" w:bidi="en_US"/>
+        </w:rPr>
+        <w:t>2 Kings 6:32 (#1)</w:t>
       </w:r>
       <w:r>
         <w:rPr>
@@ -4469,7 +4406,7 @@
         <w:rPr>
           <w:lang w:val="en_US" w:bidi="en_US"/>
         </w:rPr>
-        <w:t>2 Kings 7:2</w:t>
+        <w:t>2 Kings 7:2 (#1)</w:t>
       </w:r>
       <w:r>
         <w:rPr>
@@ -4532,7 +4469,7 @@
         <w:rPr>
           <w:lang w:val="en_US" w:bidi="en_US"/>
         </w:rPr>
-        <w:t>2 Kings 7:3</w:t>
+        <w:t>2 Kings 7:3 (#1)</w:t>
       </w:r>
       <w:r>
         <w:rPr>
@@ -4566,36 +4503,36 @@
         <w:rPr>
           <w:lang w:val="en_US" w:bidi="en_US"/>
         </w:rPr>
-        <w:t>They went to the army of the Arameans because they said they might die if they go into the city, stand where they were, or go to army the Arameans.</w:t>
-      </w:r>
-      <w:r>
-        <w:rPr>
-          <w:lang w:val="en_US" w:bidi="en_US"/>
-        </w:rPr>
-      </w:r>
-      <w:r>
-        <w:rPr>
-          <w:lang w:val="en_US" w:bidi="en_US"/>
-        </w:rPr>
-      </w:r>
-    </w:p>
-    <w:p>
-      <w:pPr/>
-      <w:r>
-        <w:rPr>
-          <w:lang w:val="en_US" w:bidi="en_US"/>
-        </w:rPr>
-      </w:r>
-    </w:p>
-    <w:p>
-      <w:pPr>
-        <w:pStyle w:val="Heading2"/>
-      </w:pPr>
-      <w:r>
-        <w:rPr>
-          <w:lang w:val="en_US" w:bidi="en_US"/>
-        </w:rPr>
-        <w:t>2 Kings 7:6</w:t>
+        <w:t>They went to the army of the Arameans because they said they might die stayed where they were.</w:t>
+      </w:r>
+      <w:r>
+        <w:rPr>
+          <w:lang w:val="en_US" w:bidi="en_US"/>
+        </w:rPr>
+      </w:r>
+      <w:r>
+        <w:rPr>
+          <w:lang w:val="en_US" w:bidi="en_US"/>
+        </w:rPr>
+      </w:r>
+    </w:p>
+    <w:p>
+      <w:pPr/>
+      <w:r>
+        <w:rPr>
+          <w:lang w:val="en_US" w:bidi="en_US"/>
+        </w:rPr>
+      </w:r>
+    </w:p>
+    <w:p>
+      <w:pPr>
+        <w:pStyle w:val="Heading2"/>
+      </w:pPr>
+      <w:r>
+        <w:rPr>
+          <w:lang w:val="en_US" w:bidi="en_US"/>
+        </w:rPr>
+        <w:t>2 Kings 7:6 (#1)</w:t>
       </w:r>
       <w:r>
         <w:rPr>
@@ -4629,36 +4566,36 @@
         <w:rPr>
           <w:lang w:val="en_US" w:bidi="en_US"/>
         </w:rPr>
-        <w:t>The Aramean army thought the king of Israel hired the kings of the Hittites and Egyptians to come against the Arameans because they heard a noise of chariots, and a noise of horses—the noise of another large army.</w:t>
-      </w:r>
-      <w:r>
-        <w:rPr>
-          <w:lang w:val="en_US" w:bidi="en_US"/>
-        </w:rPr>
-      </w:r>
-      <w:r>
-        <w:rPr>
-          <w:lang w:val="en_US" w:bidi="en_US"/>
-        </w:rPr>
-      </w:r>
-    </w:p>
-    <w:p>
-      <w:pPr/>
-      <w:r>
-        <w:rPr>
-          <w:lang w:val="en_US" w:bidi="en_US"/>
-        </w:rPr>
-      </w:r>
-    </w:p>
-    <w:p>
-      <w:pPr>
-        <w:pStyle w:val="Heading2"/>
-      </w:pPr>
-      <w:r>
-        <w:rPr>
-          <w:lang w:val="en_US" w:bidi="en_US"/>
-        </w:rPr>
-        <w:t>2 Kings 7:11</w:t>
+        <w:t>The Aramean army thought the king of Israel hired the kings of the Hittites and Egyptians to come against the Arameans because they heard a noise of chariots, and a noise of horses—the noise of another large army approaching.</w:t>
+      </w:r>
+      <w:r>
+        <w:rPr>
+          <w:lang w:val="en_US" w:bidi="en_US"/>
+        </w:rPr>
+      </w:r>
+      <w:r>
+        <w:rPr>
+          <w:lang w:val="en_US" w:bidi="en_US"/>
+        </w:rPr>
+      </w:r>
+    </w:p>
+    <w:p>
+      <w:pPr/>
+      <w:r>
+        <w:rPr>
+          <w:lang w:val="en_US" w:bidi="en_US"/>
+        </w:rPr>
+      </w:r>
+    </w:p>
+    <w:p>
+      <w:pPr>
+        <w:pStyle w:val="Heading2"/>
+      </w:pPr>
+      <w:r>
+        <w:rPr>
+          <w:lang w:val="en_US" w:bidi="en_US"/>
+        </w:rPr>
+        <w:t>2 Kings 7:11 (#1)</w:t>
       </w:r>
       <w:r>
         <w:rPr>
@@ -4721,7 +4658,7 @@
         <w:rPr>
           <w:lang w:val="en_US" w:bidi="en_US"/>
         </w:rPr>
-        <w:t>2 Kings 7:12</w:t>
+        <w:t>2 Kings 7:12 (#1)</w:t>
       </w:r>
       <w:r>
         <w:rPr>
@@ -4755,36 +4692,36 @@
         <w:rPr>
           <w:lang w:val="en_US" w:bidi="en_US"/>
         </w:rPr>
-        <w:t>The king thought they had gone out of the camp to hide themselves in the fields. Then when the Israelites came out of the city, the Arameans would take them alive, and get into the city.</w:t>
-      </w:r>
-      <w:r>
-        <w:rPr>
-          <w:lang w:val="en_US" w:bidi="en_US"/>
-        </w:rPr>
-      </w:r>
-      <w:r>
-        <w:rPr>
-          <w:lang w:val="en_US" w:bidi="en_US"/>
-        </w:rPr>
-      </w:r>
-    </w:p>
-    <w:p>
-      <w:pPr/>
-      <w:r>
-        <w:rPr>
-          <w:lang w:val="en_US" w:bidi="en_US"/>
-        </w:rPr>
-      </w:r>
-    </w:p>
-    <w:p>
-      <w:pPr>
-        <w:pStyle w:val="Heading2"/>
-      </w:pPr>
-      <w:r>
-        <w:rPr>
-          <w:lang w:val="en_US" w:bidi="en_US"/>
-        </w:rPr>
-        <w:t>2 Kings 7:15</w:t>
+        <w:t>The king thought they had gone out of the camp to hide themselves in the fields. Then when the Israelites came out of the city, the Arameans would take them alive, and conquer the city.</w:t>
+      </w:r>
+      <w:r>
+        <w:rPr>
+          <w:lang w:val="en_US" w:bidi="en_US"/>
+        </w:rPr>
+      </w:r>
+      <w:r>
+        <w:rPr>
+          <w:lang w:val="en_US" w:bidi="en_US"/>
+        </w:rPr>
+      </w:r>
+    </w:p>
+    <w:p>
+      <w:pPr/>
+      <w:r>
+        <w:rPr>
+          <w:lang w:val="en_US" w:bidi="en_US"/>
+        </w:rPr>
+      </w:r>
+    </w:p>
+    <w:p>
+      <w:pPr>
+        <w:pStyle w:val="Heading2"/>
+      </w:pPr>
+      <w:r>
+        <w:rPr>
+          <w:lang w:val="en_US" w:bidi="en_US"/>
+        </w:rPr>
+        <w:t>2 Kings 7:15 (#1)</w:t>
       </w:r>
       <w:r>
         <w:rPr>
@@ -4847,7 +4784,7 @@
         <w:rPr>
           <w:lang w:val="en_US" w:bidi="en_US"/>
         </w:rPr>
-        <w:t>2 Kings 7:18–19</w:t>
+        <w:t>2 Kings 7:18–19 (#1)</w:t>
       </w:r>
       <w:r>
         <w:rPr>
@@ -4881,36 +4818,36 @@
         <w:rPr>
           <w:lang w:val="en_US" w:bidi="en_US"/>
         </w:rPr>
-        <w:t>The captain said to Elisha, “See, even if Yahweh should make windows in heaven, can this thing happen?”.</w:t>
-      </w:r>
-      <w:r>
-        <w:rPr>
-          <w:lang w:val="en_US" w:bidi="en_US"/>
-        </w:rPr>
-      </w:r>
-      <w:r>
-        <w:rPr>
-          <w:lang w:val="en_US" w:bidi="en_US"/>
-        </w:rPr>
-      </w:r>
-    </w:p>
-    <w:p>
-      <w:pPr/>
-      <w:r>
-        <w:rPr>
-          <w:lang w:val="en_US" w:bidi="en_US"/>
-        </w:rPr>
-      </w:r>
-    </w:p>
-    <w:p>
-      <w:pPr>
-        <w:pStyle w:val="Heading2"/>
-      </w:pPr>
-      <w:r>
-        <w:rPr>
-          <w:lang w:val="en_US" w:bidi="en_US"/>
-        </w:rPr>
-        <w:t>2 Kings 8:1–2</w:t>
+        <w:t>The captain said to Elisha, “That could not happen even if Yahweh opened the windows of the sky and sent grain down to us!”</w:t>
+      </w:r>
+      <w:r>
+        <w:rPr>
+          <w:lang w:val="en_US" w:bidi="en_US"/>
+        </w:rPr>
+      </w:r>
+      <w:r>
+        <w:rPr>
+          <w:lang w:val="en_US" w:bidi="en_US"/>
+        </w:rPr>
+      </w:r>
+    </w:p>
+    <w:p>
+      <w:pPr/>
+      <w:r>
+        <w:rPr>
+          <w:lang w:val="en_US" w:bidi="en_US"/>
+        </w:rPr>
+      </w:r>
+    </w:p>
+    <w:p>
+      <w:pPr>
+        <w:pStyle w:val="Heading2"/>
+      </w:pPr>
+      <w:r>
+        <w:rPr>
+          <w:lang w:val="en_US" w:bidi="en_US"/>
+        </w:rPr>
+        <w:t>2 Kings 8:1–2 (#1)</w:t>
       </w:r>
       <w:r>
         <w:rPr>
@@ -4973,7 +4910,7 @@
         <w:rPr>
           <w:lang w:val="en_US" w:bidi="en_US"/>
         </w:rPr>
-        <w:t>2 Kings 8:3</w:t>
+        <w:t>2 Kings 8:3 (#1)</w:t>
       </w:r>
       <w:r>
         <w:rPr>
@@ -5036,7 +4973,7 @@
         <w:rPr>
           <w:lang w:val="en_US" w:bidi="en_US"/>
         </w:rPr>
-        <w:t>2 Kings 8:5</w:t>
+        <w:t>2 Kings 8:5 (#1)</w:t>
       </w:r>
       <w:r>
         <w:rPr>
@@ -5099,7 +5036,7 @@
         <w:rPr>
           <w:lang w:val="en_US" w:bidi="en_US"/>
         </w:rPr>
-        <w:t>2 Kings 8:9</w:t>
+        <w:t>2 Kings 8:9 (#1)</w:t>
       </w:r>
       <w:r>
         <w:rPr>
@@ -5162,7 +5099,7 @@
         <w:rPr>
           <w:lang w:val="en_US" w:bidi="en_US"/>
         </w:rPr>
-        <w:t>2 Kings 8:11–12</w:t>
+        <w:t>2 Kings 8:11–12 (#1)</w:t>
       </w:r>
       <w:r>
         <w:rPr>
@@ -5225,7 +5162,7 @@
         <w:rPr>
           <w:lang w:val="en_US" w:bidi="en_US"/>
         </w:rPr>
-        <w:t>2 Kings 8:14–15</w:t>
+        <w:t>2 Kings 8:14–15 (#1)</w:t>
       </w:r>
       <w:r>
         <w:rPr>
@@ -5288,7 +5225,7 @@
         <w:rPr>
           <w:lang w:val="en_US" w:bidi="en_US"/>
         </w:rPr>
-        <w:t>2 Kings 8:18</w:t>
+        <w:t>2 Kings 8:18 (#1)</w:t>
       </w:r>
       <w:r>
         <w:rPr>
@@ -5351,70 +5288,70 @@
         <w:rPr>
           <w:lang w:val="en_US" w:bidi="en_US"/>
         </w:rPr>
-        <w:t>2 Kings 8:19</w:t>
-      </w:r>
-      <w:r>
-        <w:rPr>
-          <w:lang w:val="en_US" w:bidi="en_US"/>
-        </w:rPr>
-      </w:r>
-    </w:p>
-    <w:p>
-      <w:pPr/>
-      <w:r>
-        <w:rPr>
-          <w:lang w:val="en_US" w:bidi="en_US"/>
-        </w:rPr>
-      </w:r>
-      <w:r>
-        <w:rPr>
-          <w:b/>
-          <w:lang w:val="en_US" w:bidi="en_US"/>
-        </w:rPr>
-        <w:t>Why did Yahweh not want to destroy Judah?</w:t>
-      </w:r>
-    </w:p>
-    <w:p>
-      <w:pPr/>
-      <w:r>
-        <w:rPr>
-          <w:lang w:val="en_US" w:bidi="en_US"/>
-        </w:rPr>
-      </w:r>
-      <w:r>
-        <w:rPr>
-          <w:lang w:val="en_US" w:bidi="en_US"/>
-        </w:rPr>
-        <w:t>Yahweh did not want to destroy Judah since he had told his servant David that he would always give him descendants.</w:t>
-      </w:r>
-      <w:r>
-        <w:rPr>
-          <w:lang w:val="en_US" w:bidi="en_US"/>
-        </w:rPr>
-      </w:r>
-      <w:r>
-        <w:rPr>
-          <w:lang w:val="en_US" w:bidi="en_US"/>
-        </w:rPr>
-      </w:r>
-    </w:p>
-    <w:p>
-      <w:pPr/>
-      <w:r>
-        <w:rPr>
-          <w:lang w:val="en_US" w:bidi="en_US"/>
-        </w:rPr>
-      </w:r>
-    </w:p>
-    <w:p>
-      <w:pPr>
-        <w:pStyle w:val="Heading2"/>
-      </w:pPr>
-      <w:r>
-        <w:rPr>
-          <w:lang w:val="en_US" w:bidi="en_US"/>
-        </w:rPr>
-        <w:t>2 Kings 8:20</w:t>
+        <w:t>2 Kings 8:19 (#1)</w:t>
+      </w:r>
+      <w:r>
+        <w:rPr>
+          <w:lang w:val="en_US" w:bidi="en_US"/>
+        </w:rPr>
+      </w:r>
+    </w:p>
+    <w:p>
+      <w:pPr/>
+      <w:r>
+        <w:rPr>
+          <w:lang w:val="en_US" w:bidi="en_US"/>
+        </w:rPr>
+      </w:r>
+      <w:r>
+        <w:rPr>
+          <w:b/>
+          <w:lang w:val="en_US" w:bidi="en_US"/>
+        </w:rPr>
+        <w:t>Why was Yahweh not willing to destroy Judah?</w:t>
+      </w:r>
+    </w:p>
+    <w:p>
+      <w:pPr/>
+      <w:r>
+        <w:rPr>
+          <w:lang w:val="en_US" w:bidi="en_US"/>
+        </w:rPr>
+      </w:r>
+      <w:r>
+        <w:rPr>
+          <w:lang w:val="en_US" w:bidi="en_US"/>
+        </w:rPr>
+        <w:t>Yahweh was unwilling to destroy Judah because he had told his servant David that that his descendants would always be kings.</w:t>
+      </w:r>
+      <w:r>
+        <w:rPr>
+          <w:lang w:val="en_US" w:bidi="en_US"/>
+        </w:rPr>
+      </w:r>
+      <w:r>
+        <w:rPr>
+          <w:lang w:val="en_US" w:bidi="en_US"/>
+        </w:rPr>
+      </w:r>
+    </w:p>
+    <w:p>
+      <w:pPr/>
+      <w:r>
+        <w:rPr>
+          <w:lang w:val="en_US" w:bidi="en_US"/>
+        </w:rPr>
+      </w:r>
+    </w:p>
+    <w:p>
+      <w:pPr>
+        <w:pStyle w:val="Heading2"/>
+      </w:pPr>
+      <w:r>
+        <w:rPr>
+          <w:lang w:val="en_US" w:bidi="en_US"/>
+        </w:rPr>
+        <w:t>2 Kings 8:20 (#1)</w:t>
       </w:r>
       <w:r>
         <w:rPr>
@@ -5477,7 +5414,7 @@
         <w:rPr>
           <w:lang w:val="en_US" w:bidi="en_US"/>
         </w:rPr>
-        <w:t>2 Kings 8:27</w:t>
+        <w:t>2 Kings 8:27 (#1)</w:t>
       </w:r>
       <w:r>
         <w:rPr>
@@ -5540,7 +5477,7 @@
         <w:rPr>
           <w:lang w:val="en_US" w:bidi="en_US"/>
         </w:rPr>
-        <w:t>2 Kings 8:29</w:t>
+        <w:t>2 Kings 8:29 (#1)</w:t>
       </w:r>
       <w:r>
         <w:rPr>
@@ -5603,7 +5540,7 @@
         <w:rPr>
           <w:lang w:val="en_US" w:bidi="en_US"/>
         </w:rPr>
-        <w:t>2 Kings 9:1–3</w:t>
+        <w:t>2 Kings 9:1–3 (#1)</w:t>
       </w:r>
       <w:r>
         <w:rPr>
@@ -5666,7 +5603,7 @@
         <w:rPr>
           <w:lang w:val="en_US" w:bidi="en_US"/>
         </w:rPr>
-        <w:t>2 Kings 9:6</w:t>
+        <w:t>2 Kings 9:6 (#1)</w:t>
       </w:r>
       <w:r>
         <w:rPr>
@@ -5729,70 +5666,70 @@
         <w:rPr>
           <w:lang w:val="en_US" w:bidi="en_US"/>
         </w:rPr>
-        <w:t>2 Kings 9:7</w:t>
-      </w:r>
-      <w:r>
-        <w:rPr>
-          <w:lang w:val="en_US" w:bidi="en_US"/>
-        </w:rPr>
-      </w:r>
-    </w:p>
-    <w:p>
-      <w:pPr/>
-      <w:r>
-        <w:rPr>
-          <w:lang w:val="en_US" w:bidi="en_US"/>
-        </w:rPr>
-      </w:r>
-      <w:r>
-        <w:rPr>
-          <w:b/>
-          <w:lang w:val="en_US" w:bidi="en_US"/>
-        </w:rPr>
-        <w:t>How could Yahweh avenge the blood of his servants?</w:t>
-      </w:r>
-    </w:p>
-    <w:p>
-      <w:pPr/>
-      <w:r>
-        <w:rPr>
-          <w:lang w:val="en_US" w:bidi="en_US"/>
-        </w:rPr>
-      </w:r>
-      <w:r>
-        <w:rPr>
-          <w:lang w:val="en_US" w:bidi="en_US"/>
-        </w:rPr>
-        <w:t>If Jehu killed the family of Ahab, Yahweh could avenge the blood of his servants.</w:t>
-      </w:r>
-      <w:r>
-        <w:rPr>
-          <w:lang w:val="en_US" w:bidi="en_US"/>
-        </w:rPr>
-      </w:r>
-      <w:r>
-        <w:rPr>
-          <w:lang w:val="en_US" w:bidi="en_US"/>
-        </w:rPr>
-      </w:r>
-    </w:p>
-    <w:p>
-      <w:pPr/>
-      <w:r>
-        <w:rPr>
-          <w:lang w:val="en_US" w:bidi="en_US"/>
-        </w:rPr>
-      </w:r>
-    </w:p>
-    <w:p>
-      <w:pPr>
-        <w:pStyle w:val="Heading2"/>
-      </w:pPr>
-      <w:r>
-        <w:rPr>
-          <w:lang w:val="en_US" w:bidi="en_US"/>
-        </w:rPr>
-        <w:t>2 Kings 9:10</w:t>
+        <w:t>2 Kings 9:7 (#1)</w:t>
+      </w:r>
+      <w:r>
+        <w:rPr>
+          <w:lang w:val="en_US" w:bidi="en_US"/>
+        </w:rPr>
+      </w:r>
+    </w:p>
+    <w:p>
+      <w:pPr/>
+      <w:r>
+        <w:rPr>
+          <w:lang w:val="en_US" w:bidi="en_US"/>
+        </w:rPr>
+      </w:r>
+      <w:r>
+        <w:rPr>
+          <w:b/>
+          <w:lang w:val="en_US" w:bidi="en_US"/>
+        </w:rPr>
+        <w:t>How would Yahweh avenge the blood of his servants?</w:t>
+      </w:r>
+    </w:p>
+    <w:p>
+      <w:pPr/>
+      <w:r>
+        <w:rPr>
+          <w:lang w:val="en_US" w:bidi="en_US"/>
+        </w:rPr>
+      </w:r>
+      <w:r>
+        <w:rPr>
+          <w:lang w:val="en_US" w:bidi="en_US"/>
+        </w:rPr>
+        <w:t>If Jehu killed the family of Ahab, Yahweh would avenge the blood of his servants shed by the hand of Jezebel.</w:t>
+      </w:r>
+      <w:r>
+        <w:rPr>
+          <w:lang w:val="en_US" w:bidi="en_US"/>
+        </w:rPr>
+      </w:r>
+      <w:r>
+        <w:rPr>
+          <w:lang w:val="en_US" w:bidi="en_US"/>
+        </w:rPr>
+      </w:r>
+    </w:p>
+    <w:p>
+      <w:pPr/>
+      <w:r>
+        <w:rPr>
+          <w:lang w:val="en_US" w:bidi="en_US"/>
+        </w:rPr>
+      </w:r>
+    </w:p>
+    <w:p>
+      <w:pPr>
+        <w:pStyle w:val="Heading2"/>
+      </w:pPr>
+      <w:r>
+        <w:rPr>
+          <w:lang w:val="en_US" w:bidi="en_US"/>
+        </w:rPr>
+        <w:t>2 Kings 9:10 (#1)</w:t>
       </w:r>
       <w:r>
         <w:rPr>
@@ -5855,7 +5792,7 @@
         <w:rPr>
           <w:lang w:val="en_US" w:bidi="en_US"/>
         </w:rPr>
-        <w:t>2 Kings 9:12–13</w:t>
+        <w:t>2 Kings 9:12–13 (#1)</w:t>
       </w:r>
       <w:r>
         <w:rPr>
@@ -5918,7 +5855,7 @@
         <w:rPr>
           <w:lang w:val="en_US" w:bidi="en_US"/>
         </w:rPr>
-        <w:t>2 Kings 9:15</w:t>
+        <w:t>2 Kings 9:15 (#1)</w:t>
       </w:r>
       <w:r>
         <w:rPr>
@@ -5981,7 +5918,7 @@
         <w:rPr>
           <w:lang w:val="en_US" w:bidi="en_US"/>
         </w:rPr>
-        <w:t>2 Kings 9:17–18</w:t>
+        <w:t>2 Kings 9:17–18 (#1)</w:t>
       </w:r>
       <w:r>
         <w:rPr>
@@ -6015,36 +5952,36 @@
         <w:rPr>
           <w:lang w:val="en_US" w:bidi="en_US"/>
         </w:rPr>
-        <w:t>The watchman saw the messenger ride with Jehu.</w:t>
-      </w:r>
-      <w:r>
-        <w:rPr>
-          <w:lang w:val="en_US" w:bidi="en_US"/>
-        </w:rPr>
-      </w:r>
-      <w:r>
-        <w:rPr>
-          <w:lang w:val="en_US" w:bidi="en_US"/>
-        </w:rPr>
-      </w:r>
-    </w:p>
-    <w:p>
-      <w:pPr/>
-      <w:r>
-        <w:rPr>
-          <w:lang w:val="en_US" w:bidi="en_US"/>
-        </w:rPr>
-      </w:r>
-    </w:p>
-    <w:p>
-      <w:pPr>
-        <w:pStyle w:val="Heading2"/>
-      </w:pPr>
-      <w:r>
-        <w:rPr>
-          <w:lang w:val="en_US" w:bidi="en_US"/>
-        </w:rPr>
-        <w:t>2 Kings 9:20</w:t>
+        <w:t>The watchman saw the messenger speak to the men but did not come back ahead of them.</w:t>
+      </w:r>
+      <w:r>
+        <w:rPr>
+          <w:lang w:val="en_US" w:bidi="en_US"/>
+        </w:rPr>
+      </w:r>
+      <w:r>
+        <w:rPr>
+          <w:lang w:val="en_US" w:bidi="en_US"/>
+        </w:rPr>
+      </w:r>
+    </w:p>
+    <w:p>
+      <w:pPr/>
+      <w:r>
+        <w:rPr>
+          <w:lang w:val="en_US" w:bidi="en_US"/>
+        </w:rPr>
+      </w:r>
+    </w:p>
+    <w:p>
+      <w:pPr>
+        <w:pStyle w:val="Heading2"/>
+      </w:pPr>
+      <w:r>
+        <w:rPr>
+          <w:lang w:val="en_US" w:bidi="en_US"/>
+        </w:rPr>
+        <w:t>2 Kings 9:20 (#1)</w:t>
       </w:r>
       <w:r>
         <w:rPr>
@@ -6107,7 +6044,7 @@
         <w:rPr>
           <w:lang w:val="en_US" w:bidi="en_US"/>
         </w:rPr>
-        <w:t>2 Kings 9:21</w:t>
+        <w:t>2 Kings 9:21 (#1)</w:t>
       </w:r>
       <w:r>
         <w:rPr>
@@ -6170,7 +6107,7 @@
         <w:rPr>
           <w:lang w:val="en_US" w:bidi="en_US"/>
         </w:rPr>
-        <w:t>2 Kings 9:24</w:t>
+        <w:t>2 Kings 9:24 (#1)</w:t>
       </w:r>
       <w:r>
         <w:rPr>
@@ -6233,7 +6170,7 @@
         <w:rPr>
           <w:lang w:val="en_US" w:bidi="en_US"/>
         </w:rPr>
-        <w:t>2 Kings 9:26</w:t>
+        <w:t>2 Kings 9:26 (#1)</w:t>
       </w:r>
       <w:r>
         <w:rPr>
@@ -6267,99 +6204,99 @@
         <w:rPr>
           <w:lang w:val="en_US" w:bidi="en_US"/>
         </w:rPr>
-        <w:t>Taking Joram and throwing him into that field would bring to pass the things that were told would happen by the word of Yahweh.</w:t>
-      </w:r>
-      <w:r>
-        <w:rPr>
-          <w:lang w:val="en_US" w:bidi="en_US"/>
-        </w:rPr>
-      </w:r>
-      <w:r>
-        <w:rPr>
-          <w:lang w:val="en_US" w:bidi="en_US"/>
-        </w:rPr>
-      </w:r>
-    </w:p>
-    <w:p>
-      <w:pPr/>
-      <w:r>
-        <w:rPr>
-          <w:lang w:val="en_US" w:bidi="en_US"/>
-        </w:rPr>
-      </w:r>
-    </w:p>
-    <w:p>
-      <w:pPr>
-        <w:pStyle w:val="Heading2"/>
-      </w:pPr>
-      <w:r>
-        <w:rPr>
-          <w:lang w:val="en_US" w:bidi="en_US"/>
-        </w:rPr>
-        <w:t>2 Kings 9:28</w:t>
-      </w:r>
-      <w:r>
-        <w:rPr>
-          <w:lang w:val="en_US" w:bidi="en_US"/>
-        </w:rPr>
-      </w:r>
-    </w:p>
-    <w:p>
-      <w:pPr/>
-      <w:r>
-        <w:rPr>
-          <w:lang w:val="en_US" w:bidi="en_US"/>
-        </w:rPr>
-      </w:r>
-      <w:r>
-        <w:rPr>
-          <w:b/>
-          <w:lang w:val="en_US" w:bidi="en_US"/>
-        </w:rPr>
-        <w:t>Who was buried in his sepulchre with his fathers in the city of David?</w:t>
-      </w:r>
-    </w:p>
-    <w:p>
-      <w:pPr/>
-      <w:r>
-        <w:rPr>
-          <w:lang w:val="en_US" w:bidi="en_US"/>
-        </w:rPr>
-      </w:r>
-      <w:r>
-        <w:rPr>
-          <w:lang w:val="en_US" w:bidi="en_US"/>
-        </w:rPr>
-        <w:t>Ahaziah was buried in his sepulchre with his fathers in the city of David.</w:t>
-      </w:r>
-      <w:r>
-        <w:rPr>
-          <w:lang w:val="en_US" w:bidi="en_US"/>
-        </w:rPr>
-      </w:r>
-      <w:r>
-        <w:rPr>
-          <w:lang w:val="en_US" w:bidi="en_US"/>
-        </w:rPr>
-      </w:r>
-    </w:p>
-    <w:p>
-      <w:pPr/>
-      <w:r>
-        <w:rPr>
-          <w:lang w:val="en_US" w:bidi="en_US"/>
-        </w:rPr>
-      </w:r>
-    </w:p>
-    <w:p>
-      <w:pPr>
-        <w:pStyle w:val="Heading2"/>
-      </w:pPr>
-      <w:r>
-        <w:rPr>
-          <w:lang w:val="en_US" w:bidi="en_US"/>
-        </w:rPr>
-        <w:t>2 Kings 9:30</w:t>
+        <w:t>Taking Joram’s body and throwing him into that field would bring to pass the things that were told would happen by the word of Yahweh.</w:t>
+      </w:r>
+      <w:r>
+        <w:rPr>
+          <w:lang w:val="en_US" w:bidi="en_US"/>
+        </w:rPr>
+      </w:r>
+      <w:r>
+        <w:rPr>
+          <w:lang w:val="en_US" w:bidi="en_US"/>
+        </w:rPr>
+      </w:r>
+    </w:p>
+    <w:p>
+      <w:pPr/>
+      <w:r>
+        <w:rPr>
+          <w:lang w:val="en_US" w:bidi="en_US"/>
+        </w:rPr>
+      </w:r>
+    </w:p>
+    <w:p>
+      <w:pPr>
+        <w:pStyle w:val="Heading2"/>
+      </w:pPr>
+      <w:r>
+        <w:rPr>
+          <w:lang w:val="en_US" w:bidi="en_US"/>
+        </w:rPr>
+        <w:t>2 Kings 9:28 (#1)</w:t>
+      </w:r>
+      <w:r>
+        <w:rPr>
+          <w:lang w:val="en_US" w:bidi="en_US"/>
+        </w:rPr>
+      </w:r>
+    </w:p>
+    <w:p>
+      <w:pPr/>
+      <w:r>
+        <w:rPr>
+          <w:lang w:val="en_US" w:bidi="en_US"/>
+        </w:rPr>
+      </w:r>
+      <w:r>
+        <w:rPr>
+          <w:b/>
+          <w:lang w:val="en_US" w:bidi="en_US"/>
+        </w:rPr>
+        <w:t>Who was buried in his sepulchre with his fathers in the City of David?</w:t>
+      </w:r>
+    </w:p>
+    <w:p>
+      <w:pPr/>
+      <w:r>
+        <w:rPr>
+          <w:lang w:val="en_US" w:bidi="en_US"/>
+        </w:rPr>
+      </w:r>
+      <w:r>
+        <w:rPr>
+          <w:lang w:val="en_US" w:bidi="en_US"/>
+        </w:rPr>
+        <w:t>Ahaziah was buried in his sepulchre with his fathers in the City of David.</w:t>
+      </w:r>
+      <w:r>
+        <w:rPr>
+          <w:lang w:val="en_US" w:bidi="en_US"/>
+        </w:rPr>
+      </w:r>
+      <w:r>
+        <w:rPr>
+          <w:lang w:val="en_US" w:bidi="en_US"/>
+        </w:rPr>
+      </w:r>
+    </w:p>
+    <w:p>
+      <w:pPr/>
+      <w:r>
+        <w:rPr>
+          <w:lang w:val="en_US" w:bidi="en_US"/>
+        </w:rPr>
+      </w:r>
+    </w:p>
+    <w:p>
+      <w:pPr>
+        <w:pStyle w:val="Heading2"/>
+      </w:pPr>
+      <w:r>
+        <w:rPr>
+          <w:lang w:val="en_US" w:bidi="en_US"/>
+        </w:rPr>
+        <w:t>2 Kings 9:30 (#1)</w:t>
       </w:r>
       <w:r>
         <w:rPr>
@@ -6422,7 +6359,7 @@
         <w:rPr>
           <w:lang w:val="en_US" w:bidi="en_US"/>
         </w:rPr>
-        <w:t>2 Kings 9:33</w:t>
+        <w:t>2 Kings 9:32–33 (#1)</w:t>
       </w:r>
       <w:r>
         <w:rPr>
@@ -6485,7 +6422,7 @@
         <w:rPr>
           <w:lang w:val="en_US" w:bidi="en_US"/>
         </w:rPr>
-        <w:t>2 Kings 9:35</w:t>
+        <w:t>2 Kings 9:35 (#1)</w:t>
       </w:r>
       <w:r>
         <w:rPr>
@@ -6548,7 +6485,7 @@
         <w:rPr>
           <w:lang w:val="en_US" w:bidi="en_US"/>
         </w:rPr>
-        <w:t>2 Kings 10:3</w:t>
+        <w:t>2 Kings 10:3 (#1)</w:t>
       </w:r>
       <w:r>
         <w:rPr>
@@ -6582,36 +6519,36 @@
         <w:rPr>
           <w:lang w:val="en_US" w:bidi="en_US"/>
         </w:rPr>
-        <w:t>It told the elders and guardians of Ahab’s descendants to select the best and most deserving of their master’s descendants and set him on his father’s throne.</w:t>
-      </w:r>
-      <w:r>
-        <w:rPr>
-          <w:lang w:val="en_US" w:bidi="en_US"/>
-        </w:rPr>
-      </w:r>
-      <w:r>
-        <w:rPr>
-          <w:lang w:val="en_US" w:bidi="en_US"/>
-        </w:rPr>
-      </w:r>
-    </w:p>
-    <w:p>
-      <w:pPr/>
-      <w:r>
-        <w:rPr>
-          <w:lang w:val="en_US" w:bidi="en_US"/>
-        </w:rPr>
-      </w:r>
-    </w:p>
-    <w:p>
-      <w:pPr>
-        <w:pStyle w:val="Heading2"/>
-      </w:pPr>
-      <w:r>
-        <w:rPr>
-          <w:lang w:val="en_US" w:bidi="en_US"/>
-        </w:rPr>
-        <w:t>2 Kings 10:4–5</w:t>
+        <w:t>It told the elders and guardians of Ahab’s descendants to select the best and most deserving of their master’s descendants and set him on his father’s throne and then defend him.</w:t>
+      </w:r>
+      <w:r>
+        <w:rPr>
+          <w:lang w:val="en_US" w:bidi="en_US"/>
+        </w:rPr>
+      </w:r>
+      <w:r>
+        <w:rPr>
+          <w:lang w:val="en_US" w:bidi="en_US"/>
+        </w:rPr>
+      </w:r>
+    </w:p>
+    <w:p>
+      <w:pPr/>
+      <w:r>
+        <w:rPr>
+          <w:lang w:val="en_US" w:bidi="en_US"/>
+        </w:rPr>
+      </w:r>
+    </w:p>
+    <w:p>
+      <w:pPr>
+        <w:pStyle w:val="Heading2"/>
+      </w:pPr>
+      <w:r>
+        <w:rPr>
+          <w:lang w:val="en_US" w:bidi="en_US"/>
+        </w:rPr>
+        <w:t>2 Kings 10:4–5 (#1)</w:t>
       </w:r>
       <w:r>
         <w:rPr>
@@ -6674,7 +6611,7 @@
         <w:rPr>
           <w:lang w:val="en_US" w:bidi="en_US"/>
         </w:rPr>
-        <w:t>2 Kings 10:7</w:t>
+        <w:t>2 Kings 10:7 (#1)</w:t>
       </w:r>
       <w:r>
         <w:rPr>
@@ -6737,7 +6674,7 @@
         <w:rPr>
           <w:lang w:val="en_US" w:bidi="en_US"/>
         </w:rPr>
-        <w:t>2 Kings 10:10</w:t>
+        <w:t>2 Kings 10:10 (#1)</w:t>
       </w:r>
       <w:r>
         <w:rPr>
@@ -6800,7 +6737,7 @@
         <w:rPr>
           <w:lang w:val="en_US" w:bidi="en_US"/>
         </w:rPr>
-        <w:t>2 Kings 10:13–14</w:t>
+        <w:t>2 Kings 10:13–14 (#1)</w:t>
       </w:r>
       <w:r>
         <w:rPr>
@@ -6834,36 +6771,36 @@
         <w:rPr>
           <w:lang w:val="en_US" w:bidi="en_US"/>
         </w:rPr>
-        <w:t>He met and killed forty-two.</w:t>
-      </w:r>
-      <w:r>
-        <w:rPr>
-          <w:lang w:val="en_US" w:bidi="en_US"/>
-        </w:rPr>
-      </w:r>
-      <w:r>
-        <w:rPr>
-          <w:lang w:val="en_US" w:bidi="en_US"/>
-        </w:rPr>
-      </w:r>
-    </w:p>
-    <w:p>
-      <w:pPr/>
-      <w:r>
-        <w:rPr>
-          <w:lang w:val="en_US" w:bidi="en_US"/>
-        </w:rPr>
-      </w:r>
-    </w:p>
-    <w:p>
-      <w:pPr>
-        <w:pStyle w:val="Heading2"/>
-      </w:pPr>
-      <w:r>
-        <w:rPr>
-          <w:lang w:val="en_US" w:bidi="en_US"/>
-        </w:rPr>
-        <w:t>2 Kings 10:15</w:t>
+        <w:t>He met and killed forty-two men.</w:t>
+      </w:r>
+      <w:r>
+        <w:rPr>
+          <w:lang w:val="en_US" w:bidi="en_US"/>
+        </w:rPr>
+      </w:r>
+      <w:r>
+        <w:rPr>
+          <w:lang w:val="en_US" w:bidi="en_US"/>
+        </w:rPr>
+      </w:r>
+    </w:p>
+    <w:p>
+      <w:pPr/>
+      <w:r>
+        <w:rPr>
+          <w:lang w:val="en_US" w:bidi="en_US"/>
+        </w:rPr>
+      </w:r>
+    </w:p>
+    <w:p>
+      <w:pPr>
+        <w:pStyle w:val="Heading2"/>
+      </w:pPr>
+      <w:r>
+        <w:rPr>
+          <w:lang w:val="en_US" w:bidi="en_US"/>
+        </w:rPr>
+        <w:t>2 Kings 10:15 (#1)</w:t>
       </w:r>
       <w:r>
         <w:rPr>
@@ -6897,36 +6834,36 @@
         <w:rPr>
           <w:lang w:val="en_US" w:bidi="en_US"/>
         </w:rPr>
-        <w:t>Jehu took Jonadab into the chariot because Jonadab said his heart was with Jehu and he gave Jehu his hand.</w:t>
-      </w:r>
-      <w:r>
-        <w:rPr>
-          <w:lang w:val="en_US" w:bidi="en_US"/>
-        </w:rPr>
-      </w:r>
-      <w:r>
-        <w:rPr>
-          <w:lang w:val="en_US" w:bidi="en_US"/>
-        </w:rPr>
-      </w:r>
-    </w:p>
-    <w:p>
-      <w:pPr/>
-      <w:r>
-        <w:rPr>
-          <w:lang w:val="en_US" w:bidi="en_US"/>
-        </w:rPr>
-      </w:r>
-    </w:p>
-    <w:p>
-      <w:pPr>
-        <w:pStyle w:val="Heading2"/>
-      </w:pPr>
-      <w:r>
-        <w:rPr>
-          <w:lang w:val="en_US" w:bidi="en_US"/>
-        </w:rPr>
-        <w:t>2 Kings 10:19</w:t>
+        <w:t>Jehu took Jonadab into the chariot because Jonadab said his heart was with Jehu, and he gave Jehu his hand.</w:t>
+      </w:r>
+      <w:r>
+        <w:rPr>
+          <w:lang w:val="en_US" w:bidi="en_US"/>
+        </w:rPr>
+      </w:r>
+      <w:r>
+        <w:rPr>
+          <w:lang w:val="en_US" w:bidi="en_US"/>
+        </w:rPr>
+      </w:r>
+    </w:p>
+    <w:p>
+      <w:pPr/>
+      <w:r>
+        <w:rPr>
+          <w:lang w:val="en_US" w:bidi="en_US"/>
+        </w:rPr>
+      </w:r>
+    </w:p>
+    <w:p>
+      <w:pPr>
+        <w:pStyle w:val="Heading2"/>
+      </w:pPr>
+      <w:r>
+        <w:rPr>
+          <w:lang w:val="en_US" w:bidi="en_US"/>
+        </w:rPr>
+        <w:t>2 Kings 10:19 (#1)</w:t>
       </w:r>
       <w:r>
         <w:rPr>
@@ -6989,7 +6926,7 @@
         <w:rPr>
           <w:lang w:val="en_US" w:bidi="en_US"/>
         </w:rPr>
-        <w:t>2 Kings 10:21</w:t>
+        <w:t>2 Kings 10:21 (#1)</w:t>
       </w:r>
       <w:r>
         <w:rPr>
@@ -7052,7 +6989,7 @@
         <w:rPr>
           <w:lang w:val="en_US" w:bidi="en_US"/>
         </w:rPr>
-        <w:t>2 Kings 10:24</w:t>
+        <w:t>2 Kings 10:24 (#1)</w:t>
       </w:r>
       <w:r>
         <w:rPr>
@@ -7115,7 +7052,7 @@
         <w:rPr>
           <w:lang w:val="en_US" w:bidi="en_US"/>
         </w:rPr>
-        <w:t>2 Kings 10:27</w:t>
+        <w:t>2 Kings 10:27 (#1)</w:t>
       </w:r>
       <w:r>
         <w:rPr>
@@ -7178,7 +7115,7 @@
         <w:rPr>
           <w:lang w:val="en_US" w:bidi="en_US"/>
         </w:rPr>
-        <w:t>2 Kings 10:29</w:t>
+        <w:t>2 Kings 10:29 (#1)</w:t>
       </w:r>
       <w:r>
         <w:rPr>
@@ -7241,7 +7178,7 @@
         <w:rPr>
           <w:lang w:val="en_US" w:bidi="en_US"/>
         </w:rPr>
-        <w:t>2 Kings 10:30</w:t>
+        <w:t>2 Kings 10:30 (#1)</w:t>
       </w:r>
       <w:r>
         <w:rPr>
@@ -7304,7 +7241,7 @@
         <w:rPr>
           <w:lang w:val="en_US" w:bidi="en_US"/>
         </w:rPr>
-        <w:t>2 Kings 10:34</w:t>
+        <w:t>2 Kings 10:34 (#1)</w:t>
       </w:r>
       <w:r>
         <w:rPr>
@@ -7338,99 +7275,99 @@
         <w:rPr>
           <w:lang w:val="en_US" w:bidi="en_US"/>
         </w:rPr>
-        <w:t>The other matters concerning Jehu, and all that he did, and all his power, were written in The Book of the Events of the Kings of Israel.</w:t>
-      </w:r>
-      <w:r>
-        <w:rPr>
-          <w:lang w:val="en_US" w:bidi="en_US"/>
-        </w:rPr>
-      </w:r>
-      <w:r>
-        <w:rPr>
-          <w:lang w:val="en_US" w:bidi="en_US"/>
-        </w:rPr>
-      </w:r>
-    </w:p>
-    <w:p>
-      <w:pPr/>
-      <w:r>
-        <w:rPr>
-          <w:lang w:val="en_US" w:bidi="en_US"/>
-        </w:rPr>
-      </w:r>
-    </w:p>
-    <w:p>
-      <w:pPr>
-        <w:pStyle w:val="Heading2"/>
-      </w:pPr>
-      <w:r>
-        <w:rPr>
-          <w:lang w:val="en_US" w:bidi="en_US"/>
-        </w:rPr>
-        <w:t>2 Kings 11:1–2</w:t>
-      </w:r>
-      <w:r>
-        <w:rPr>
-          <w:lang w:val="en_US" w:bidi="en_US"/>
-        </w:rPr>
-      </w:r>
-    </w:p>
-    <w:p>
-      <w:pPr/>
-      <w:r>
-        <w:rPr>
-          <w:lang w:val="en_US" w:bidi="en_US"/>
-        </w:rPr>
-      </w:r>
-      <w:r>
-        <w:rPr>
-          <w:b/>
-          <w:lang w:val="en_US" w:bidi="en_US"/>
-        </w:rPr>
-        <w:t>Who did Athaliah not kill?</w:t>
-      </w:r>
-    </w:p>
-    <w:p>
-      <w:pPr/>
-      <w:r>
-        <w:rPr>
-          <w:lang w:val="en_US" w:bidi="en_US"/>
-        </w:rPr>
-      </w:r>
-      <w:r>
-        <w:rPr>
-          <w:lang w:val="en_US" w:bidi="en_US"/>
-        </w:rPr>
-        <w:t>Athaliah did not kill Joash.</w:t>
-      </w:r>
-      <w:r>
-        <w:rPr>
-          <w:lang w:val="en_US" w:bidi="en_US"/>
-        </w:rPr>
-      </w:r>
-      <w:r>
-        <w:rPr>
-          <w:lang w:val="en_US" w:bidi="en_US"/>
-        </w:rPr>
-      </w:r>
-    </w:p>
-    <w:p>
-      <w:pPr/>
-      <w:r>
-        <w:rPr>
-          <w:lang w:val="en_US" w:bidi="en_US"/>
-        </w:rPr>
-      </w:r>
-    </w:p>
-    <w:p>
-      <w:pPr>
-        <w:pStyle w:val="Heading2"/>
-      </w:pPr>
-      <w:r>
-        <w:rPr>
-          <w:lang w:val="en_US" w:bidi="en_US"/>
-        </w:rPr>
-        <w:t>2 Kings 11:4</w:t>
+        <w:t>The other matters concerning Jehu, and all that he did, and all his power, were written in the book of the matters of the days of the kings of Israel.</w:t>
+      </w:r>
+      <w:r>
+        <w:rPr>
+          <w:lang w:val="en_US" w:bidi="en_US"/>
+        </w:rPr>
+      </w:r>
+      <w:r>
+        <w:rPr>
+          <w:lang w:val="en_US" w:bidi="en_US"/>
+        </w:rPr>
+      </w:r>
+    </w:p>
+    <w:p>
+      <w:pPr/>
+      <w:r>
+        <w:rPr>
+          <w:lang w:val="en_US" w:bidi="en_US"/>
+        </w:rPr>
+      </w:r>
+    </w:p>
+    <w:p>
+      <w:pPr>
+        <w:pStyle w:val="Heading2"/>
+      </w:pPr>
+      <w:r>
+        <w:rPr>
+          <w:lang w:val="en_US" w:bidi="en_US"/>
+        </w:rPr>
+        <w:t>2 Kings 11:1–2 (#1)</w:t>
+      </w:r>
+      <w:r>
+        <w:rPr>
+          <w:lang w:val="en_US" w:bidi="en_US"/>
+        </w:rPr>
+      </w:r>
+    </w:p>
+    <w:p>
+      <w:pPr/>
+      <w:r>
+        <w:rPr>
+          <w:lang w:val="en_US" w:bidi="en_US"/>
+        </w:rPr>
+      </w:r>
+      <w:r>
+        <w:rPr>
+          <w:b/>
+          <w:lang w:val="en_US" w:bidi="en_US"/>
+        </w:rPr>
+        <w:t>Who was Athaliah not able to kill?</w:t>
+      </w:r>
+    </w:p>
+    <w:p>
+      <w:pPr/>
+      <w:r>
+        <w:rPr>
+          <w:lang w:val="en_US" w:bidi="en_US"/>
+        </w:rPr>
+      </w:r>
+      <w:r>
+        <w:rPr>
+          <w:lang w:val="en_US" w:bidi="en_US"/>
+        </w:rPr>
+        <w:t>Athaliah could not kill Joash because the soldiers could not find him.</w:t>
+      </w:r>
+      <w:r>
+        <w:rPr>
+          <w:lang w:val="en_US" w:bidi="en_US"/>
+        </w:rPr>
+      </w:r>
+      <w:r>
+        <w:rPr>
+          <w:lang w:val="en_US" w:bidi="en_US"/>
+        </w:rPr>
+      </w:r>
+    </w:p>
+    <w:p>
+      <w:pPr/>
+      <w:r>
+        <w:rPr>
+          <w:lang w:val="en_US" w:bidi="en_US"/>
+        </w:rPr>
+      </w:r>
+    </w:p>
+    <w:p>
+      <w:pPr>
+        <w:pStyle w:val="Heading2"/>
+      </w:pPr>
+      <w:r>
+        <w:rPr>
+          <w:lang w:val="en_US" w:bidi="en_US"/>
+        </w:rPr>
+        <w:t>2 Kings 11:4 (#1)</w:t>
       </w:r>
       <w:r>
         <w:rPr>
@@ -7493,7 +7430,7 @@
         <w:rPr>
           <w:lang w:val="en_US" w:bidi="en_US"/>
         </w:rPr>
-        <w:t>2 Kings 11:7</w:t>
+        <w:t>2 Kings 11:7 (#1)</w:t>
       </w:r>
       <w:r>
         <w:rPr>
@@ -7527,36 +7464,36 @@
         <w:rPr>
           <w:lang w:val="en_US" w:bidi="en_US"/>
         </w:rPr>
-        <w:t>The two groups who were not serving on the Sabbath had to keep the watch over the house of Yahweh for the king.</w:t>
-      </w:r>
-      <w:r>
-        <w:rPr>
-          <w:lang w:val="en_US" w:bidi="en_US"/>
-        </w:rPr>
-      </w:r>
-      <w:r>
-        <w:rPr>
-          <w:lang w:val="en_US" w:bidi="en_US"/>
-        </w:rPr>
-      </w:r>
-    </w:p>
-    <w:p>
-      <w:pPr/>
-      <w:r>
-        <w:rPr>
-          <w:lang w:val="en_US" w:bidi="en_US"/>
-        </w:rPr>
-      </w:r>
-    </w:p>
-    <w:p>
-      <w:pPr>
-        <w:pStyle w:val="Heading2"/>
-      </w:pPr>
-      <w:r>
-        <w:rPr>
-          <w:lang w:val="en_US" w:bidi="en_US"/>
-        </w:rPr>
-        <w:t>2 Kings 11:10</w:t>
+        <w:t>The two groups who were not serving on the Sabbath had to guard the house of Yahweh to protect young King Joash.</w:t>
+      </w:r>
+      <w:r>
+        <w:rPr>
+          <w:lang w:val="en_US" w:bidi="en_US"/>
+        </w:rPr>
+      </w:r>
+      <w:r>
+        <w:rPr>
+          <w:lang w:val="en_US" w:bidi="en_US"/>
+        </w:rPr>
+      </w:r>
+    </w:p>
+    <w:p>
+      <w:pPr/>
+      <w:r>
+        <w:rPr>
+          <w:lang w:val="en_US" w:bidi="en_US"/>
+        </w:rPr>
+      </w:r>
+    </w:p>
+    <w:p>
+      <w:pPr>
+        <w:pStyle w:val="Heading2"/>
+      </w:pPr>
+      <w:r>
+        <w:rPr>
+          <w:lang w:val="en_US" w:bidi="en_US"/>
+        </w:rPr>
+        <w:t>2 Kings 11:10 (#1)</w:t>
       </w:r>
       <w:r>
         <w:rPr>
@@ -7619,7 +7556,7 @@
         <w:rPr>
           <w:lang w:val="en_US" w:bidi="en_US"/>
         </w:rPr>
-        <w:t>2 Kings 11:14</w:t>
+        <w:t>2 Kings 11:14 (#1)</w:t>
       </w:r>
       <w:r>
         <w:rPr>
@@ -7682,7 +7619,7 @@
         <w:rPr>
           <w:lang w:val="en_US" w:bidi="en_US"/>
         </w:rPr>
-        <w:t>2 Kings 11:15–16</w:t>
+        <w:t>2 Kings 11:15–16 (#1)</w:t>
       </w:r>
       <w:r>
         <w:rPr>
@@ -7745,7 +7682,7 @@
         <w:rPr>
           <w:lang w:val="en_US" w:bidi="en_US"/>
         </w:rPr>
-        <w:t>2 Kings 11:17–18</w:t>
+        <w:t>2 Kings 11:17–18 (#1)</w:t>
       </w:r>
       <w:r>
         <w:rPr>
@@ -7808,7 +7745,7 @@
         <w:rPr>
           <w:lang w:val="en_US" w:bidi="en_US"/>
         </w:rPr>
-        <w:t>2 Kings 11:19–20</w:t>
+        <w:t>2 Kings 11:19–20 (#1)</w:t>
       </w:r>
       <w:r>
         <w:rPr>
@@ -7871,7 +7808,7 @@
         <w:rPr>
           <w:lang w:val="en_US" w:bidi="en_US"/>
         </w:rPr>
-        <w:t>2 Kings 12:2</w:t>
+        <w:t>2 Kings 12:2 (#1)</w:t>
       </w:r>
       <w:r>
         <w:rPr>
@@ -7934,7 +7871,7 @@
         <w:rPr>
           <w:lang w:val="en_US" w:bidi="en_US"/>
         </w:rPr>
-        <w:t>2 Kings 12:4</w:t>
+        <w:t>2 Kings 12:4 (#1)</w:t>
       </w:r>
       <w:r>
         <w:rPr>
@@ -7997,7 +7934,7 @@
         <w:rPr>
           <w:lang w:val="en_US" w:bidi="en_US"/>
         </w:rPr>
-        <w:t>2 Kings 12:6–7</w:t>
+        <w:t>2 Kings 12:6–7 (#1)</w:t>
       </w:r>
       <w:r>
         <w:rPr>
@@ -8060,7 +7997,7 @@
         <w:rPr>
           <w:lang w:val="en_US" w:bidi="en_US"/>
         </w:rPr>
-        <w:t>2 Kings 12:9</w:t>
+        <w:t>2 Kings 12:9 (#1)</w:t>
       </w:r>
       <w:r>
         <w:rPr>
@@ -8123,7 +8060,7 @@
         <w:rPr>
           <w:lang w:val="en_US" w:bidi="en_US"/>
         </w:rPr>
-        <w:t>2 Kings 12:12</w:t>
+        <w:t>2 Kings 12:12 (#1)</w:t>
       </w:r>
       <w:r>
         <w:rPr>
@@ -8186,7 +8123,7 @@
         <w:rPr>
           <w:lang w:val="en_US" w:bidi="en_US"/>
         </w:rPr>
-        <w:t>2 Kings 12:16</w:t>
+        <w:t>2 Kings 12:16 (#1)</w:t>
       </w:r>
       <w:r>
         <w:rPr>
@@ -8249,7 +8186,7 @@
         <w:rPr>
           <w:lang w:val="en_US" w:bidi="en_US"/>
         </w:rPr>
-        <w:t>2 Kings 12:18</w:t>
+        <w:t>2 Kings 12:18 (#1)</w:t>
       </w:r>
       <w:r>
         <w:rPr>
@@ -8312,7 +8249,7 @@
         <w:rPr>
           <w:lang w:val="en_US" w:bidi="en_US"/>
         </w:rPr>
-        <w:t>2 Kings 12:21</w:t>
+        <w:t>2 Kings 12:21 (#1)</w:t>
       </w:r>
       <w:r>
         <w:rPr>
@@ -8375,7 +8312,7 @@
         <w:rPr>
           <w:lang w:val="en_US" w:bidi="en_US"/>
         </w:rPr>
-        <w:t>2 Kings 13:4–5</w:t>
+        <w:t>2 Kings 13:4–5 (#1)</w:t>
       </w:r>
       <w:r>
         <w:rPr>
@@ -8438,7 +8375,7 @@
         <w:rPr>
           <w:lang w:val="en_US" w:bidi="en_US"/>
         </w:rPr>
-        <w:t>2 Kings 13:7</w:t>
+        <w:t>2 Kings 13:7 (#1)</w:t>
       </w:r>
       <w:r>
         <w:rPr>
@@ -8472,99 +8409,99 @@
         <w:rPr>
           <w:lang w:val="en_US" w:bidi="en_US"/>
         </w:rPr>
-        <w:t>The king of Aram had destroyed the army of Israel and made them like the chaff at threshing time.</w:t>
-      </w:r>
-      <w:r>
-        <w:rPr>
-          <w:lang w:val="en_US" w:bidi="en_US"/>
-        </w:rPr>
-      </w:r>
-      <w:r>
-        <w:rPr>
-          <w:lang w:val="en_US" w:bidi="en_US"/>
-        </w:rPr>
-      </w:r>
-    </w:p>
-    <w:p>
-      <w:pPr/>
-      <w:r>
-        <w:rPr>
-          <w:lang w:val="en_US" w:bidi="en_US"/>
-        </w:rPr>
-      </w:r>
-    </w:p>
-    <w:p>
-      <w:pPr>
-        <w:pStyle w:val="Heading2"/>
-      </w:pPr>
-      <w:r>
-        <w:rPr>
-          <w:lang w:val="en_US" w:bidi="en_US"/>
-        </w:rPr>
-        <w:t>2 Kings 13:15</w:t>
-      </w:r>
-      <w:r>
-        <w:rPr>
-          <w:lang w:val="en_US" w:bidi="en_US"/>
-        </w:rPr>
-      </w:r>
-    </w:p>
-    <w:p>
-      <w:pPr/>
-      <w:r>
-        <w:rPr>
-          <w:lang w:val="en_US" w:bidi="en_US"/>
-        </w:rPr>
-      </w:r>
-      <w:r>
-        <w:rPr>
-          <w:b/>
-          <w:lang w:val="en_US" w:bidi="en_US"/>
-        </w:rPr>
-        <w:t>When Elisha was sick, what did he tell Joash to pick up?</w:t>
-      </w:r>
-    </w:p>
-    <w:p>
-      <w:pPr/>
-      <w:r>
-        <w:rPr>
-          <w:lang w:val="en_US" w:bidi="en_US"/>
-        </w:rPr>
-      </w:r>
-      <w:r>
-        <w:rPr>
-          <w:lang w:val="en_US" w:bidi="en_US"/>
-        </w:rPr>
-        <w:t>He told Joash to pick up a bow and some arrows.</w:t>
-      </w:r>
-      <w:r>
-        <w:rPr>
-          <w:lang w:val="en_US" w:bidi="en_US"/>
-        </w:rPr>
-      </w:r>
-      <w:r>
-        <w:rPr>
-          <w:lang w:val="en_US" w:bidi="en_US"/>
-        </w:rPr>
-      </w:r>
-    </w:p>
-    <w:p>
-      <w:pPr/>
-      <w:r>
-        <w:rPr>
-          <w:lang w:val="en_US" w:bidi="en_US"/>
-        </w:rPr>
-      </w:r>
-    </w:p>
-    <w:p>
-      <w:pPr>
-        <w:pStyle w:val="Heading2"/>
-      </w:pPr>
-      <w:r>
-        <w:rPr>
-          <w:lang w:val="en_US" w:bidi="en_US"/>
-        </w:rPr>
-        <w:t>2 Kings 13:18–19</w:t>
+        <w:t>The king of Aram had destroyed the army of Israel and made them like the dust at threshing time.</w:t>
+      </w:r>
+      <w:r>
+        <w:rPr>
+          <w:lang w:val="en_US" w:bidi="en_US"/>
+        </w:rPr>
+      </w:r>
+      <w:r>
+        <w:rPr>
+          <w:lang w:val="en_US" w:bidi="en_US"/>
+        </w:rPr>
+      </w:r>
+    </w:p>
+    <w:p>
+      <w:pPr/>
+      <w:r>
+        <w:rPr>
+          <w:lang w:val="en_US" w:bidi="en_US"/>
+        </w:rPr>
+      </w:r>
+    </w:p>
+    <w:p>
+      <w:pPr>
+        <w:pStyle w:val="Heading2"/>
+      </w:pPr>
+      <w:r>
+        <w:rPr>
+          <w:lang w:val="en_US" w:bidi="en_US"/>
+        </w:rPr>
+        <w:t>2 Kings 13:15 (#1)</w:t>
+      </w:r>
+      <w:r>
+        <w:rPr>
+          <w:lang w:val="en_US" w:bidi="en_US"/>
+        </w:rPr>
+      </w:r>
+    </w:p>
+    <w:p>
+      <w:pPr/>
+      <w:r>
+        <w:rPr>
+          <w:lang w:val="en_US" w:bidi="en_US"/>
+        </w:rPr>
+      </w:r>
+      <w:r>
+        <w:rPr>
+          <w:b/>
+          <w:lang w:val="en_US" w:bidi="en_US"/>
+        </w:rPr>
+        <w:t>When Elisha was sick, what did he tell Joash to bring?</w:t>
+      </w:r>
+    </w:p>
+    <w:p>
+      <w:pPr/>
+      <w:r>
+        <w:rPr>
+          <w:lang w:val="en_US" w:bidi="en_US"/>
+        </w:rPr>
+      </w:r>
+      <w:r>
+        <w:rPr>
+          <w:lang w:val="en_US" w:bidi="en_US"/>
+        </w:rPr>
+        <w:t>He told Joash to bring a bow and some arrows.</w:t>
+      </w:r>
+      <w:r>
+        <w:rPr>
+          <w:lang w:val="en_US" w:bidi="en_US"/>
+        </w:rPr>
+      </w:r>
+      <w:r>
+        <w:rPr>
+          <w:lang w:val="en_US" w:bidi="en_US"/>
+        </w:rPr>
+      </w:r>
+    </w:p>
+    <w:p>
+      <w:pPr/>
+      <w:r>
+        <w:rPr>
+          <w:lang w:val="en_US" w:bidi="en_US"/>
+        </w:rPr>
+      </w:r>
+    </w:p>
+    <w:p>
+      <w:pPr>
+        <w:pStyle w:val="Heading2"/>
+      </w:pPr>
+      <w:r>
+        <w:rPr>
+          <w:lang w:val="en_US" w:bidi="en_US"/>
+        </w:rPr>
+        <w:t>2 Kings 13:18–19 (#1)</w:t>
       </w:r>
       <w:r>
         <w:rPr>
@@ -8598,99 +8535,99 @@
         <w:rPr>
           <w:lang w:val="en_US" w:bidi="en_US"/>
         </w:rPr>
-        <w:t>Because he hit the ground only three times, he would attack Aram only three times.</w:t>
-      </w:r>
-      <w:r>
-        <w:rPr>
-          <w:lang w:val="en_US" w:bidi="en_US"/>
-        </w:rPr>
-      </w:r>
-      <w:r>
-        <w:rPr>
-          <w:lang w:val="en_US" w:bidi="en_US"/>
-        </w:rPr>
-      </w:r>
-    </w:p>
-    <w:p>
-      <w:pPr/>
-      <w:r>
-        <w:rPr>
-          <w:lang w:val="en_US" w:bidi="en_US"/>
-        </w:rPr>
-      </w:r>
-    </w:p>
-    <w:p>
-      <w:pPr>
-        <w:pStyle w:val="Heading2"/>
-      </w:pPr>
-      <w:r>
-        <w:rPr>
-          <w:lang w:val="en_US" w:bidi="en_US"/>
-        </w:rPr>
-        <w:t>2 Kings 13:21</w:t>
-      </w:r>
-      <w:r>
-        <w:rPr>
-          <w:lang w:val="en_US" w:bidi="en_US"/>
-        </w:rPr>
-      </w:r>
-    </w:p>
-    <w:p>
-      <w:pPr/>
-      <w:r>
-        <w:rPr>
-          <w:lang w:val="en_US" w:bidi="en_US"/>
-        </w:rPr>
-      </w:r>
-      <w:r>
-        <w:rPr>
-          <w:b/>
-          <w:lang w:val="en_US" w:bidi="en_US"/>
-        </w:rPr>
-        <w:t>What happened to the man who was buried in Elisha’s cave?</w:t>
-      </w:r>
-    </w:p>
-    <w:p>
-      <w:pPr/>
-      <w:r>
-        <w:rPr>
-          <w:lang w:val="en_US" w:bidi="en_US"/>
-        </w:rPr>
-      </w:r>
-      <w:r>
-        <w:rPr>
-          <w:lang w:val="en_US" w:bidi="en_US"/>
-        </w:rPr>
-        <w:t>The man who was buried in Elisha’s cave revived and stood up on his feet as soon as the man touched Elisha’s bones.</w:t>
-      </w:r>
-      <w:r>
-        <w:rPr>
-          <w:lang w:val="en_US" w:bidi="en_US"/>
-        </w:rPr>
-      </w:r>
-      <w:r>
-        <w:rPr>
-          <w:lang w:val="en_US" w:bidi="en_US"/>
-        </w:rPr>
-      </w:r>
-    </w:p>
-    <w:p>
-      <w:pPr/>
-      <w:r>
-        <w:rPr>
-          <w:lang w:val="en_US" w:bidi="en_US"/>
-        </w:rPr>
-      </w:r>
-    </w:p>
-    <w:p>
-      <w:pPr>
-        <w:pStyle w:val="Heading2"/>
-      </w:pPr>
-      <w:r>
-        <w:rPr>
-          <w:lang w:val="en_US" w:bidi="en_US"/>
-        </w:rPr>
-        <w:t>2 Kings 13:23</w:t>
+        <w:t>Because he hit the ground only three times, he would strike Aram only three times.</w:t>
+      </w:r>
+      <w:r>
+        <w:rPr>
+          <w:lang w:val="en_US" w:bidi="en_US"/>
+        </w:rPr>
+      </w:r>
+      <w:r>
+        <w:rPr>
+          <w:lang w:val="en_US" w:bidi="en_US"/>
+        </w:rPr>
+      </w:r>
+    </w:p>
+    <w:p>
+      <w:pPr/>
+      <w:r>
+        <w:rPr>
+          <w:lang w:val="en_US" w:bidi="en_US"/>
+        </w:rPr>
+      </w:r>
+    </w:p>
+    <w:p>
+      <w:pPr>
+        <w:pStyle w:val="Heading2"/>
+      </w:pPr>
+      <w:r>
+        <w:rPr>
+          <w:lang w:val="en_US" w:bidi="en_US"/>
+        </w:rPr>
+        <w:t>2 Kings 13:21 (#1)</w:t>
+      </w:r>
+      <w:r>
+        <w:rPr>
+          <w:lang w:val="en_US" w:bidi="en_US"/>
+        </w:rPr>
+      </w:r>
+    </w:p>
+    <w:p>
+      <w:pPr/>
+      <w:r>
+        <w:rPr>
+          <w:lang w:val="en_US" w:bidi="en_US"/>
+        </w:rPr>
+      </w:r>
+      <w:r>
+        <w:rPr>
+          <w:b/>
+          <w:lang w:val="en_US" w:bidi="en_US"/>
+        </w:rPr>
+        <w:t>What happened to the man who was buried in Elisha’s grave?</w:t>
+      </w:r>
+    </w:p>
+    <w:p>
+      <w:pPr/>
+      <w:r>
+        <w:rPr>
+          <w:lang w:val="en_US" w:bidi="en_US"/>
+        </w:rPr>
+      </w:r>
+      <w:r>
+        <w:rPr>
+          <w:lang w:val="en_US" w:bidi="en_US"/>
+        </w:rPr>
+        <w:t>The man who was buried in Elisha’s grave revived and stood up on his feet as soon as the man touched Elisha’s bones.</w:t>
+      </w:r>
+      <w:r>
+        <w:rPr>
+          <w:lang w:val="en_US" w:bidi="en_US"/>
+        </w:rPr>
+      </w:r>
+      <w:r>
+        <w:rPr>
+          <w:lang w:val="en_US" w:bidi="en_US"/>
+        </w:rPr>
+      </w:r>
+    </w:p>
+    <w:p>
+      <w:pPr/>
+      <w:r>
+        <w:rPr>
+          <w:lang w:val="en_US" w:bidi="en_US"/>
+        </w:rPr>
+      </w:r>
+    </w:p>
+    <w:p>
+      <w:pPr>
+        <w:pStyle w:val="Heading2"/>
+      </w:pPr>
+      <w:r>
+        <w:rPr>
+          <w:lang w:val="en_US" w:bidi="en_US"/>
+        </w:rPr>
+        <w:t>2 Kings 13:23 (#1)</w:t>
       </w:r>
       <w:r>
         <w:rPr>
@@ -8724,36 +8661,36 @@
         <w:rPr>
           <w:lang w:val="en_US" w:bidi="en_US"/>
         </w:rPr>
-        <w:t>Yahweh was gracious to Israel, and had compassion on them and concern for them, because of his covenant with Abraham, Isaac, and Jacob. So Yahweh did not destroy them, and he did not drive them away from his presence.</w:t>
-      </w:r>
-      <w:r>
-        <w:rPr>
-          <w:lang w:val="en_US" w:bidi="en_US"/>
-        </w:rPr>
-      </w:r>
-      <w:r>
-        <w:rPr>
-          <w:lang w:val="en_US" w:bidi="en_US"/>
-        </w:rPr>
-      </w:r>
-    </w:p>
-    <w:p>
-      <w:pPr/>
-      <w:r>
-        <w:rPr>
-          <w:lang w:val="en_US" w:bidi="en_US"/>
-        </w:rPr>
-      </w:r>
-    </w:p>
-    <w:p>
-      <w:pPr>
-        <w:pStyle w:val="Heading2"/>
-      </w:pPr>
-      <w:r>
-        <w:rPr>
-          <w:lang w:val="en_US" w:bidi="en_US"/>
-        </w:rPr>
-        <w:t>2 Kings 14:5</w:t>
+        <w:t>Yahweh was gracious to Israel and had compassion on them and concern for them because of his covenant with Abraham, Isaac, and Jacob. So Yahweh did not destroy them, and he did not drive them away from his presence.</w:t>
+      </w:r>
+      <w:r>
+        <w:rPr>
+          <w:lang w:val="en_US" w:bidi="en_US"/>
+        </w:rPr>
+      </w:r>
+      <w:r>
+        <w:rPr>
+          <w:lang w:val="en_US" w:bidi="en_US"/>
+        </w:rPr>
+      </w:r>
+    </w:p>
+    <w:p>
+      <w:pPr/>
+      <w:r>
+        <w:rPr>
+          <w:lang w:val="en_US" w:bidi="en_US"/>
+        </w:rPr>
+      </w:r>
+    </w:p>
+    <w:p>
+      <w:pPr>
+        <w:pStyle w:val="Heading2"/>
+      </w:pPr>
+      <w:r>
+        <w:rPr>
+          <w:lang w:val="en_US" w:bidi="en_US"/>
+        </w:rPr>
+        <w:t>2 Kings 14:5 (#1)</w:t>
       </w:r>
       <w:r>
         <w:rPr>
@@ -8816,7 +8753,7 @@
         <w:rPr>
           <w:lang w:val="en_US" w:bidi="en_US"/>
         </w:rPr>
-        <w:t>2 Kings 14:6</w:t>
+        <w:t>2 Kings 14:6 (#1)</w:t>
       </w:r>
       <w:r>
         <w:rPr>
@@ -8879,7 +8816,7 @@
         <w:rPr>
           <w:lang w:val="en_US" w:bidi="en_US"/>
         </w:rPr>
-        <w:t>2 Kings 14:9</w:t>
+        <w:t>2 Kings 14:9 (#1)</w:t>
       </w:r>
       <w:r>
         <w:rPr>
@@ -8942,70 +8879,70 @@
         <w:rPr>
           <w:lang w:val="en_US" w:bidi="en_US"/>
         </w:rPr>
-        <w:t>2 Kings 14:14</w:t>
-      </w:r>
-      <w:r>
-        <w:rPr>
-          <w:lang w:val="en_US" w:bidi="en_US"/>
-        </w:rPr>
-      </w:r>
-    </w:p>
-    <w:p>
-      <w:pPr/>
-      <w:r>
-        <w:rPr>
-          <w:lang w:val="en_US" w:bidi="en_US"/>
-        </w:rPr>
-      </w:r>
-      <w:r>
-        <w:rPr>
-          <w:b/>
-          <w:lang w:val="en_US" w:bidi="en_US"/>
-        </w:rPr>
-        <w:t>What did Jehoash take from Jerusalem?</w:t>
-      </w:r>
-    </w:p>
-    <w:p>
-      <w:pPr/>
-      <w:r>
-        <w:rPr>
-          <w:lang w:val="en_US" w:bidi="en_US"/>
-        </w:rPr>
-      </w:r>
-      <w:r>
-        <w:rPr>
-          <w:lang w:val="en_US" w:bidi="en_US"/>
-        </w:rPr>
-        <w:t>He took all the gold and silver, all the objects that were found in the house of Yahweh, and the valuable things in the king’s palace, with hostages also.</w:t>
-      </w:r>
-      <w:r>
-        <w:rPr>
-          <w:lang w:val="en_US" w:bidi="en_US"/>
-        </w:rPr>
-      </w:r>
-      <w:r>
-        <w:rPr>
-          <w:lang w:val="en_US" w:bidi="en_US"/>
-        </w:rPr>
-      </w:r>
-    </w:p>
-    <w:p>
-      <w:pPr/>
-      <w:r>
-        <w:rPr>
-          <w:lang w:val="en_US" w:bidi="en_US"/>
-        </w:rPr>
-      </w:r>
-    </w:p>
-    <w:p>
-      <w:pPr>
-        <w:pStyle w:val="Heading2"/>
-      </w:pPr>
-      <w:r>
-        <w:rPr>
-          <w:lang w:val="en_US" w:bidi="en_US"/>
-        </w:rPr>
-        <w:t>2 Kings 14:19</w:t>
+        <w:t>2 Kings 14:14 (#1)</w:t>
+      </w:r>
+      <w:r>
+        <w:rPr>
+          <w:lang w:val="en_US" w:bidi="en_US"/>
+        </w:rPr>
+      </w:r>
+    </w:p>
+    <w:p>
+      <w:pPr/>
+      <w:r>
+        <w:rPr>
+          <w:lang w:val="en_US" w:bidi="en_US"/>
+        </w:rPr>
+      </w:r>
+      <w:r>
+        <w:rPr>
+          <w:b/>
+          <w:lang w:val="en_US" w:bidi="en_US"/>
+        </w:rPr>
+        <w:t>What did Jehoash take to Samaria from Jerusalem?</w:t>
+      </w:r>
+    </w:p>
+    <w:p>
+      <w:pPr/>
+      <w:r>
+        <w:rPr>
+          <w:lang w:val="en_US" w:bidi="en_US"/>
+        </w:rPr>
+      </w:r>
+      <w:r>
+        <w:rPr>
+          <w:lang w:val="en_US" w:bidi="en_US"/>
+        </w:rPr>
+        <w:t>He took all the gold and silver, all the objects that were found in the house of Yahweh, and the valuable things in the king’s palace, and hostages also.</w:t>
+      </w:r>
+      <w:r>
+        <w:rPr>
+          <w:lang w:val="en_US" w:bidi="en_US"/>
+        </w:rPr>
+      </w:r>
+      <w:r>
+        <w:rPr>
+          <w:lang w:val="en_US" w:bidi="en_US"/>
+        </w:rPr>
+      </w:r>
+    </w:p>
+    <w:p>
+      <w:pPr/>
+      <w:r>
+        <w:rPr>
+          <w:lang w:val="en_US" w:bidi="en_US"/>
+        </w:rPr>
+      </w:r>
+    </w:p>
+    <w:p>
+      <w:pPr>
+        <w:pStyle w:val="Heading2"/>
+      </w:pPr>
+      <w:r>
+        <w:rPr>
+          <w:lang w:val="en_US" w:bidi="en_US"/>
+        </w:rPr>
+        <w:t>2 Kings 14:19 (#1)</w:t>
       </w:r>
       <w:r>
         <w:rPr>
@@ -9068,70 +9005,70 @@
         <w:rPr>
           <w:lang w:val="en_US" w:bidi="en_US"/>
         </w:rPr>
-        <w:t>2 Kings 14:22</w:t>
-      </w:r>
-      <w:r>
-        <w:rPr>
-          <w:lang w:val="en_US" w:bidi="en_US"/>
-        </w:rPr>
-      </w:r>
-    </w:p>
-    <w:p>
-      <w:pPr/>
-      <w:r>
-        <w:rPr>
-          <w:lang w:val="en_US" w:bidi="en_US"/>
-        </w:rPr>
-      </w:r>
-      <w:r>
-        <w:rPr>
-          <w:b/>
-          <w:lang w:val="en_US" w:bidi="en_US"/>
-        </w:rPr>
-        <w:t>What did Uzziah do to Eloth?</w:t>
-      </w:r>
-    </w:p>
-    <w:p>
-      <w:pPr/>
-      <w:r>
-        <w:rPr>
-          <w:lang w:val="en_US" w:bidi="en_US"/>
-        </w:rPr>
-      </w:r>
-      <w:r>
-        <w:rPr>
-          <w:lang w:val="en_US" w:bidi="en_US"/>
-        </w:rPr>
-        <w:t>Uzziah rebuilt Eloth and restored it to Judah.</w:t>
-      </w:r>
-      <w:r>
-        <w:rPr>
-          <w:lang w:val="en_US" w:bidi="en_US"/>
-        </w:rPr>
-      </w:r>
-      <w:r>
-        <w:rPr>
-          <w:lang w:val="en_US" w:bidi="en_US"/>
-        </w:rPr>
-      </w:r>
-    </w:p>
-    <w:p>
-      <w:pPr/>
-      <w:r>
-        <w:rPr>
-          <w:lang w:val="en_US" w:bidi="en_US"/>
-        </w:rPr>
-      </w:r>
-    </w:p>
-    <w:p>
-      <w:pPr>
-        <w:pStyle w:val="Heading2"/>
-      </w:pPr>
-      <w:r>
-        <w:rPr>
-          <w:lang w:val="en_US" w:bidi="en_US"/>
-        </w:rPr>
-        <w:t>2 Kings 14:25</w:t>
+        <w:t>2 Kings 14:22 (#1)</w:t>
+      </w:r>
+      <w:r>
+        <w:rPr>
+          <w:lang w:val="en_US" w:bidi="en_US"/>
+        </w:rPr>
+      </w:r>
+    </w:p>
+    <w:p>
+      <w:pPr/>
+      <w:r>
+        <w:rPr>
+          <w:lang w:val="en_US" w:bidi="en_US"/>
+        </w:rPr>
+      </w:r>
+      <w:r>
+        <w:rPr>
+          <w:b/>
+          <w:lang w:val="en_US" w:bidi="en_US"/>
+        </w:rPr>
+        <w:t>What did Uzziah do to Elath?</w:t>
+      </w:r>
+    </w:p>
+    <w:p>
+      <w:pPr/>
+      <w:r>
+        <w:rPr>
+          <w:lang w:val="en_US" w:bidi="en_US"/>
+        </w:rPr>
+      </w:r>
+      <w:r>
+        <w:rPr>
+          <w:lang w:val="en_US" w:bidi="en_US"/>
+        </w:rPr>
+        <w:t>Uzziah rebuilt Elath and restored it to Judah.</w:t>
+      </w:r>
+      <w:r>
+        <w:rPr>
+          <w:lang w:val="en_US" w:bidi="en_US"/>
+        </w:rPr>
+      </w:r>
+      <w:r>
+        <w:rPr>
+          <w:lang w:val="en_US" w:bidi="en_US"/>
+        </w:rPr>
+      </w:r>
+    </w:p>
+    <w:p>
+      <w:pPr/>
+      <w:r>
+        <w:rPr>
+          <w:lang w:val="en_US" w:bidi="en_US"/>
+        </w:rPr>
+      </w:r>
+    </w:p>
+    <w:p>
+      <w:pPr>
+        <w:pStyle w:val="Heading2"/>
+      </w:pPr>
+      <w:r>
+        <w:rPr>
+          <w:lang w:val="en_US" w:bidi="en_US"/>
+        </w:rPr>
+        <w:t>2 Kings 14:25 (#1)</w:t>
       </w:r>
       <w:r>
         <w:rPr>
@@ -9194,7 +9131,7 @@
         <w:rPr>
           <w:lang w:val="en_US" w:bidi="en_US"/>
         </w:rPr>
-        <w:t>2 Kings 14:26–27</w:t>
+        <w:t>2 Kings 14:26–27 (#1)</w:t>
       </w:r>
       <w:r>
         <w:rPr>
@@ -9257,27 +9194,27 @@
         <w:rPr>
           <w:lang w:val="en_US" w:bidi="en_US"/>
         </w:rPr>
-        <w:t>2 Kings 15:5</w:t>
-      </w:r>
-      <w:r>
-        <w:rPr>
-          <w:lang w:val="en_US" w:bidi="en_US"/>
-        </w:rPr>
-      </w:r>
-    </w:p>
-    <w:p>
-      <w:pPr/>
-      <w:r>
-        <w:rPr>
-          <w:lang w:val="en_US" w:bidi="en_US"/>
-        </w:rPr>
-      </w:r>
-      <w:r>
-        <w:rPr>
-          <w:b/>
-          <w:lang w:val="en_US" w:bidi="en_US"/>
-        </w:rPr>
-        <w:t>How did Yahweh afflict King Uzziah?</w:t>
+        <w:t>2 Kings 15:5 (#1)</w:t>
+      </w:r>
+      <w:r>
+        <w:rPr>
+          <w:lang w:val="en_US" w:bidi="en_US"/>
+        </w:rPr>
+      </w:r>
+    </w:p>
+    <w:p>
+      <w:pPr/>
+      <w:r>
+        <w:rPr>
+          <w:lang w:val="en_US" w:bidi="en_US"/>
+        </w:rPr>
+      </w:r>
+      <w:r>
+        <w:rPr>
+          <w:b/>
+          <w:lang w:val="en_US" w:bidi="en_US"/>
+        </w:rPr>
+        <w:t>How did Yahweh afflict King Azariah?</w:t>
       </w:r>
     </w:p>
     <w:p>
@@ -9320,27 +9257,27 @@
         <w:rPr>
           <w:lang w:val="en_US" w:bidi="en_US"/>
         </w:rPr>
-        <w:t>2 Kings 15:7</w:t>
-      </w:r>
-      <w:r>
-        <w:rPr>
-          <w:lang w:val="en_US" w:bidi="en_US"/>
-        </w:rPr>
-      </w:r>
-    </w:p>
-    <w:p>
-      <w:pPr/>
-      <w:r>
-        <w:rPr>
-          <w:lang w:val="en_US" w:bidi="en_US"/>
-        </w:rPr>
-      </w:r>
-      <w:r>
-        <w:rPr>
-          <w:b/>
-          <w:lang w:val="en_US" w:bidi="en_US"/>
-        </w:rPr>
-        <w:t>Who became king in Uzziah’s place?</w:t>
+        <w:t>2 Kings 15:7 (#1)</w:t>
+      </w:r>
+      <w:r>
+        <w:rPr>
+          <w:lang w:val="en_US" w:bidi="en_US"/>
+        </w:rPr>
+      </w:r>
+    </w:p>
+    <w:p>
+      <w:pPr/>
+      <w:r>
+        <w:rPr>
+          <w:lang w:val="en_US" w:bidi="en_US"/>
+        </w:rPr>
+      </w:r>
+      <w:r>
+        <w:rPr>
+          <w:b/>
+          <w:lang w:val="en_US" w:bidi="en_US"/>
+        </w:rPr>
+        <w:t>Who became king in Azariah’s place?</w:t>
       </w:r>
     </w:p>
     <w:p>
@@ -9383,7 +9320,7 @@
         <w:rPr>
           <w:lang w:val="en_US" w:bidi="en_US"/>
         </w:rPr>
-        <w:t>2 Kings 15:10</w:t>
+        <w:t>2 Kings 15:10 (#1)</w:t>
       </w:r>
       <w:r>
         <w:rPr>
@@ -9446,7 +9383,7 @@
         <w:rPr>
           <w:lang w:val="en_US" w:bidi="en_US"/>
         </w:rPr>
-        <w:t>2 Kings 15:12</w:t>
+        <w:t>2 Kings 15:12 (#1)</w:t>
       </w:r>
       <w:r>
         <w:rPr>
@@ -9509,7 +9446,7 @@
         <w:rPr>
           <w:lang w:val="en_US" w:bidi="en_US"/>
         </w:rPr>
-        <w:t>2 Kings 15:13–14</w:t>
+        <w:t>2 Kings 15:13–14 (#1)</w:t>
       </w:r>
       <w:r>
         <w:rPr>
@@ -9572,7 +9509,7 @@
         <w:rPr>
           <w:lang w:val="en_US" w:bidi="en_US"/>
         </w:rPr>
-        <w:t>2 Kings 15:16</w:t>
+        <w:t>2 Kings 15:16 (#1)</w:t>
       </w:r>
       <w:r>
         <w:rPr>
@@ -9635,7 +9572,7 @@
         <w:rPr>
           <w:lang w:val="en_US" w:bidi="en_US"/>
         </w:rPr>
-        <w:t>2 Kings 15:19–20</w:t>
+        <w:t>2 Kings 15:19–20 (#1)</w:t>
       </w:r>
       <w:r>
         <w:rPr>
@@ -9698,7 +9635,7 @@
         <w:rPr>
           <w:lang w:val="en_US" w:bidi="en_US"/>
         </w:rPr>
-        <w:t>2 Kings 15:25</w:t>
+        <w:t>2 Kings 15:25 (#1)</w:t>
       </w:r>
       <w:r>
         <w:rPr>
@@ -9761,7 +9698,7 @@
         <w:rPr>
           <w:lang w:val="en_US" w:bidi="en_US"/>
         </w:rPr>
-        <w:t>2 Kings 15:29–30</w:t>
+        <w:t>2 Kings 15:29–30 (#1)</w:t>
       </w:r>
       <w:r>
         <w:rPr>
@@ -9824,7 +9761,7 @@
         <w:rPr>
           <w:lang w:val="en_US" w:bidi="en_US"/>
         </w:rPr>
-        <w:t>2 Kings 15:34</w:t>
+        <w:t>2 Kings 15:34 (#1)</w:t>
       </w:r>
       <w:r>
         <w:rPr>
@@ -9887,7 +9824,7 @@
         <w:rPr>
           <w:lang w:val="en_US" w:bidi="en_US"/>
         </w:rPr>
-        <w:t>2 Kings 16:3</w:t>
+        <w:t>2 Kings 16:3 (#1)</w:t>
       </w:r>
       <w:r>
         <w:rPr>
@@ -9950,7 +9887,7 @@
         <w:rPr>
           <w:lang w:val="en_US" w:bidi="en_US"/>
         </w:rPr>
-        <w:t>2 Kings 16:5</w:t>
+        <w:t>2 Kings 16:5 (#1)</w:t>
       </w:r>
       <w:r>
         <w:rPr>
@@ -10013,7 +9950,7 @@
         <w:rPr>
           <w:lang w:val="en_US" w:bidi="en_US"/>
         </w:rPr>
-        <w:t>2 Kings 16:8</w:t>
+        <w:t>2 Kings 16:8 (#1)</w:t>
       </w:r>
       <w:r>
         <w:rPr>
@@ -10076,7 +10013,7 @@
         <w:rPr>
           <w:lang w:val="en_US" w:bidi="en_US"/>
         </w:rPr>
-        <w:t>2 Kings 16:10–11</w:t>
+        <w:t>2 Kings 16:10–11 (#1)</w:t>
       </w:r>
       <w:r>
         <w:rPr>
@@ -10139,7 +10076,7 @@
         <w:rPr>
           <w:lang w:val="en_US" w:bidi="en_US"/>
         </w:rPr>
-        <w:t>2 Kings 16:13</w:t>
+        <w:t>2 Kings 16:13 (#1)</w:t>
       </w:r>
       <w:r>
         <w:rPr>
@@ -10202,7 +10139,7 @@
         <w:rPr>
           <w:lang w:val="en_US" w:bidi="en_US"/>
         </w:rPr>
-        <w:t>2 Kings 16:15</w:t>
+        <w:t>2 Kings 16:15 (#1)</w:t>
       </w:r>
       <w:r>
         <w:rPr>
@@ -10265,7 +10202,7 @@
         <w:rPr>
           <w:lang w:val="en_US" w:bidi="en_US"/>
         </w:rPr>
-        <w:t>2 Kings 16:18</w:t>
+        <w:t>2 Kings 16:18 (#1)</w:t>
       </w:r>
       <w:r>
         <w:rPr>
@@ -10299,36 +10236,36 @@
         <w:rPr>
           <w:lang w:val="en_US" w:bidi="en_US"/>
         </w:rPr>
-        <w:t>Ahaz removed the covered walkway for the Sabbath they had built at the temple, along with the king’s entry outside the temple of Yahweh, because of the king of Assyria.</w:t>
-      </w:r>
-      <w:r>
-        <w:rPr>
-          <w:lang w:val="en_US" w:bidi="en_US"/>
-        </w:rPr>
-      </w:r>
-      <w:r>
-        <w:rPr>
-          <w:lang w:val="en_US" w:bidi="en_US"/>
-        </w:rPr>
-      </w:r>
-    </w:p>
-    <w:p>
-      <w:pPr/>
-      <w:r>
-        <w:rPr>
-          <w:lang w:val="en_US" w:bidi="en_US"/>
-        </w:rPr>
-      </w:r>
-    </w:p>
-    <w:p>
-      <w:pPr>
-        <w:pStyle w:val="Heading2"/>
-      </w:pPr>
-      <w:r>
-        <w:rPr>
-          <w:lang w:val="en_US" w:bidi="en_US"/>
-        </w:rPr>
-        <w:t>2 Kings 17:3</w:t>
+        <w:t>Ahaz removed the covered walkway for the Sabbath they had built at the temple, along with the king’s entry outside the temple of Yahweh, to please the king of Assyria.</w:t>
+      </w:r>
+      <w:r>
+        <w:rPr>
+          <w:lang w:val="en_US" w:bidi="en_US"/>
+        </w:rPr>
+      </w:r>
+      <w:r>
+        <w:rPr>
+          <w:lang w:val="en_US" w:bidi="en_US"/>
+        </w:rPr>
+      </w:r>
+    </w:p>
+    <w:p>
+      <w:pPr/>
+      <w:r>
+        <w:rPr>
+          <w:lang w:val="en_US" w:bidi="en_US"/>
+        </w:rPr>
+      </w:r>
+    </w:p>
+    <w:p>
+      <w:pPr>
+        <w:pStyle w:val="Heading2"/>
+      </w:pPr>
+      <w:r>
+        <w:rPr>
+          <w:lang w:val="en_US" w:bidi="en_US"/>
+        </w:rPr>
+        <w:t>2 Kings 17:3 (#1)</w:t>
       </w:r>
       <w:r>
         <w:rPr>
@@ -10391,7 +10328,7 @@
         <w:rPr>
           <w:lang w:val="en_US" w:bidi="en_US"/>
         </w:rPr>
-        <w:t>2 Kings 17:4</w:t>
+        <w:t>2 Kings 17:4 (#1)</w:t>
       </w:r>
       <w:r>
         <w:rPr>
@@ -10454,7 +10391,7 @@
         <w:rPr>
           <w:lang w:val="en_US" w:bidi="en_US"/>
         </w:rPr>
-        <w:t>2 Kings 17:7</w:t>
+        <w:t>2 Kings 17:7 (#1)</w:t>
       </w:r>
       <w:r>
         <w:rPr>
@@ -10517,7 +10454,7 @@
         <w:rPr>
           <w:lang w:val="en_US" w:bidi="en_US"/>
         </w:rPr>
-        <w:t>2 Kings 17:12</w:t>
+        <w:t>2 Kings 17:12 (#1)</w:t>
       </w:r>
       <w:r>
         <w:rPr>
@@ -10580,7 +10517,7 @@
         <w:rPr>
           <w:lang w:val="en_US" w:bidi="en_US"/>
         </w:rPr>
-        <w:t>2 Kings 17:13</w:t>
+        <w:t>2 Kings 17:13 (#1)</w:t>
       </w:r>
       <w:r>
         <w:rPr>
@@ -10643,7 +10580,7 @@
         <w:rPr>
           <w:lang w:val="en_US" w:bidi="en_US"/>
         </w:rPr>
-        <w:t>2 Kings 17:14</w:t>
+        <w:t>2 Kings 17:14 (#1)</w:t>
       </w:r>
       <w:r>
         <w:rPr>
@@ -10706,7 +10643,7 @@
         <w:rPr>
           <w:lang w:val="en_US" w:bidi="en_US"/>
         </w:rPr>
-        <w:t>2 Kings 17:17</w:t>
+        <w:t>2 Kings 17:17 (#1)</w:t>
       </w:r>
       <w:r>
         <w:rPr>
@@ -10769,7 +10706,7 @@
         <w:rPr>
           <w:lang w:val="en_US" w:bidi="en_US"/>
         </w:rPr>
-        <w:t>2 Kings 17:22–23</w:t>
+        <w:t>2 Kings 17:22–23 (#1)</w:t>
       </w:r>
       <w:r>
         <w:rPr>
@@ -10832,7 +10769,7 @@
         <w:rPr>
           <w:lang w:val="en_US" w:bidi="en_US"/>
         </w:rPr>
-        <w:t>2 Kings 17:25</w:t>
+        <w:t>2 Kings 17:25 (#1)</w:t>
       </w:r>
       <w:r>
         <w:rPr>
@@ -10866,36 +10803,36 @@
         <w:rPr>
           <w:lang w:val="en_US" w:bidi="en_US"/>
         </w:rPr>
-        <w:t>The nations in Samaria did not honor Yahweh, so he sent lions among them.</w:t>
-      </w:r>
-      <w:r>
-        <w:rPr>
-          <w:lang w:val="en_US" w:bidi="en_US"/>
-        </w:rPr>
-      </w:r>
-      <w:r>
-        <w:rPr>
-          <w:lang w:val="en_US" w:bidi="en_US"/>
-        </w:rPr>
-      </w:r>
-    </w:p>
-    <w:p>
-      <w:pPr/>
-      <w:r>
-        <w:rPr>
-          <w:lang w:val="en_US" w:bidi="en_US"/>
-        </w:rPr>
-      </w:r>
-    </w:p>
-    <w:p>
-      <w:pPr>
-        <w:pStyle w:val="Heading2"/>
-      </w:pPr>
-      <w:r>
-        <w:rPr>
-          <w:lang w:val="en_US" w:bidi="en_US"/>
-        </w:rPr>
-        <w:t>2 Kings 17:28</w:t>
+        <w:t>The nations in Samaria did not worship Yahweh, so he sent lions among them.</w:t>
+      </w:r>
+      <w:r>
+        <w:rPr>
+          <w:lang w:val="en_US" w:bidi="en_US"/>
+        </w:rPr>
+      </w:r>
+      <w:r>
+        <w:rPr>
+          <w:lang w:val="en_US" w:bidi="en_US"/>
+        </w:rPr>
+      </w:r>
+    </w:p>
+    <w:p>
+      <w:pPr/>
+      <w:r>
+        <w:rPr>
+          <w:lang w:val="en_US" w:bidi="en_US"/>
+        </w:rPr>
+      </w:r>
+    </w:p>
+    <w:p>
+      <w:pPr>
+        <w:pStyle w:val="Heading2"/>
+      </w:pPr>
+      <w:r>
+        <w:rPr>
+          <w:lang w:val="en_US" w:bidi="en_US"/>
+        </w:rPr>
+        <w:t>2 Kings 17:28 (#1)</w:t>
       </w:r>
       <w:r>
         <w:rPr>
@@ -10929,36 +10866,36 @@
         <w:rPr>
           <w:lang w:val="en_US" w:bidi="en_US"/>
         </w:rPr>
-        <w:t>The priest taught them how they should honor Yahweh.</w:t>
-      </w:r>
-      <w:r>
-        <w:rPr>
-          <w:lang w:val="en_US" w:bidi="en_US"/>
-        </w:rPr>
-      </w:r>
-      <w:r>
-        <w:rPr>
-          <w:lang w:val="en_US" w:bidi="en_US"/>
-        </w:rPr>
-      </w:r>
-    </w:p>
-    <w:p>
-      <w:pPr/>
-      <w:r>
-        <w:rPr>
-          <w:lang w:val="en_US" w:bidi="en_US"/>
-        </w:rPr>
-      </w:r>
-    </w:p>
-    <w:p>
-      <w:pPr>
-        <w:pStyle w:val="Heading2"/>
-      </w:pPr>
-      <w:r>
-        <w:rPr>
-          <w:lang w:val="en_US" w:bidi="en_US"/>
-        </w:rPr>
-        <w:t>2 Kings 17:29</w:t>
+        <w:t>The priest taught them how they should fear Yahweh.</w:t>
+      </w:r>
+      <w:r>
+        <w:rPr>
+          <w:lang w:val="en_US" w:bidi="en_US"/>
+        </w:rPr>
+      </w:r>
+      <w:r>
+        <w:rPr>
+          <w:lang w:val="en_US" w:bidi="en_US"/>
+        </w:rPr>
+      </w:r>
+    </w:p>
+    <w:p>
+      <w:pPr/>
+      <w:r>
+        <w:rPr>
+          <w:lang w:val="en_US" w:bidi="en_US"/>
+        </w:rPr>
+      </w:r>
+    </w:p>
+    <w:p>
+      <w:pPr>
+        <w:pStyle w:val="Heading2"/>
+      </w:pPr>
+      <w:r>
+        <w:rPr>
+          <w:lang w:val="en_US" w:bidi="en_US"/>
+        </w:rPr>
+        <w:t>2 Kings 17:29 (#1)</w:t>
       </w:r>
       <w:r>
         <w:rPr>
@@ -11021,7 +10958,7 @@
         <w:rPr>
           <w:lang w:val="en_US" w:bidi="en_US"/>
         </w:rPr>
-        <w:t>2 Kings 17:32</w:t>
+        <w:t>2 Kings 17:32 (#1)</w:t>
       </w:r>
       <w:r>
         <w:rPr>
@@ -11084,7 +11021,7 @@
         <w:rPr>
           <w:lang w:val="en_US" w:bidi="en_US"/>
         </w:rPr>
-        <w:t>2 Kings 17:34–35</w:t>
+        <w:t>2 Kings 17:34–35 (#1)</w:t>
       </w:r>
       <w:r>
         <w:rPr>
@@ -11147,7 +11084,7 @@
         <w:rPr>
           <w:lang w:val="en_US" w:bidi="en_US"/>
         </w:rPr>
-        <w:t>2 Kings 17:40</w:t>
+        <w:t>2 Kings 17:40 (#1)</w:t>
       </w:r>
       <w:r>
         <w:rPr>
@@ -11210,7 +11147,7 @@
         <w:rPr>
           <w:lang w:val="en_US" w:bidi="en_US"/>
         </w:rPr>
-        <w:t>2 Kings 18:4</w:t>
+        <w:t>2 Kings 18:4 (#1)</w:t>
       </w:r>
       <w:r>
         <w:rPr>
@@ -11273,7 +11210,7 @@
         <w:rPr>
           <w:lang w:val="en_US" w:bidi="en_US"/>
         </w:rPr>
-        <w:t>2 Kings 18:9–10</w:t>
+        <w:t>2 Kings 18:9–10 (#1)</w:t>
       </w:r>
       <w:r>
         <w:rPr>
@@ -11336,7 +11273,7 @@
         <w:rPr>
           <w:lang w:val="en_US" w:bidi="en_US"/>
         </w:rPr>
-        <w:t>2 Kings 18:11–12</w:t>
+        <w:t>2 Kings 18:11–12 (#1)</w:t>
       </w:r>
       <w:r>
         <w:rPr>
@@ -11370,36 +11307,36 @@
         <w:rPr>
           <w:lang w:val="en_US" w:bidi="en_US"/>
         </w:rPr>
-        <w:t>The king of Assyria carried Israel captive away to Assyria because they did not obey the voice of Yahweh their God.</w:t>
-      </w:r>
-      <w:r>
-        <w:rPr>
-          <w:lang w:val="en_US" w:bidi="en_US"/>
-        </w:rPr>
-      </w:r>
-      <w:r>
-        <w:rPr>
-          <w:lang w:val="en_US" w:bidi="en_US"/>
-        </w:rPr>
-      </w:r>
-    </w:p>
-    <w:p>
-      <w:pPr/>
-      <w:r>
-        <w:rPr>
-          <w:lang w:val="en_US" w:bidi="en_US"/>
-        </w:rPr>
-      </w:r>
-    </w:p>
-    <w:p>
-      <w:pPr>
-        <w:pStyle w:val="Heading2"/>
-      </w:pPr>
-      <w:r>
-        <w:rPr>
-          <w:lang w:val="en_US" w:bidi="en_US"/>
-        </w:rPr>
-        <w:t>2 Kings 18:15</w:t>
+        <w:t>The king of Assyria carried Israel captive away to Assyria because they disobeyed the solemn agreement that Yahweh had made with their ancestors.</w:t>
+      </w:r>
+      <w:r>
+        <w:rPr>
+          <w:lang w:val="en_US" w:bidi="en_US"/>
+        </w:rPr>
+      </w:r>
+      <w:r>
+        <w:rPr>
+          <w:lang w:val="en_US" w:bidi="en_US"/>
+        </w:rPr>
+      </w:r>
+    </w:p>
+    <w:p>
+      <w:pPr/>
+      <w:r>
+        <w:rPr>
+          <w:lang w:val="en_US" w:bidi="en_US"/>
+        </w:rPr>
+      </w:r>
+    </w:p>
+    <w:p>
+      <w:pPr>
+        <w:pStyle w:val="Heading2"/>
+      </w:pPr>
+      <w:r>
+        <w:rPr>
+          <w:lang w:val="en_US" w:bidi="en_US"/>
+        </w:rPr>
+        <w:t>2 Kings 18:15 (#1)</w:t>
       </w:r>
       <w:r>
         <w:rPr>
@@ -11462,7 +11399,7 @@
         <w:rPr>
           <w:lang w:val="en_US" w:bidi="en_US"/>
         </w:rPr>
-        <w:t>2 Kings 18:17–18</w:t>
+        <w:t>2 Kings 18:17–18 (#1)</w:t>
       </w:r>
       <w:r>
         <w:rPr>
@@ -11496,36 +11433,36 @@
         <w:rPr>
           <w:lang w:val="en_US" w:bidi="en_US"/>
         </w:rPr>
-        <w:t>They called to King Hezekiah from the conduit of the upper pool, on the highway of the launderers’ field.</w:t>
-      </w:r>
-      <w:r>
-        <w:rPr>
-          <w:lang w:val="en_US" w:bidi="en_US"/>
-        </w:rPr>
-      </w:r>
-      <w:r>
-        <w:rPr>
-          <w:lang w:val="en_US" w:bidi="en_US"/>
-        </w:rPr>
-      </w:r>
-    </w:p>
-    <w:p>
-      <w:pPr/>
-      <w:r>
-        <w:rPr>
-          <w:lang w:val="en_US" w:bidi="en_US"/>
-        </w:rPr>
-      </w:r>
-    </w:p>
-    <w:p>
-      <w:pPr>
-        <w:pStyle w:val="Heading2"/>
-      </w:pPr>
-      <w:r>
-        <w:rPr>
-          <w:lang w:val="en_US" w:bidi="en_US"/>
-        </w:rPr>
-        <w:t>2 Kings 18:21</w:t>
+        <w:t>They called to King Hezekiah from the conduit of the upper pool, on the highway of the Field of the Fuller.</w:t>
+      </w:r>
+      <w:r>
+        <w:rPr>
+          <w:lang w:val="en_US" w:bidi="en_US"/>
+        </w:rPr>
+      </w:r>
+      <w:r>
+        <w:rPr>
+          <w:lang w:val="en_US" w:bidi="en_US"/>
+        </w:rPr>
+      </w:r>
+    </w:p>
+    <w:p>
+      <w:pPr/>
+      <w:r>
+        <w:rPr>
+          <w:lang w:val="en_US" w:bidi="en_US"/>
+        </w:rPr>
+      </w:r>
+    </w:p>
+    <w:p>
+      <w:pPr>
+        <w:pStyle w:val="Heading2"/>
+      </w:pPr>
+      <w:r>
+        <w:rPr>
+          <w:lang w:val="en_US" w:bidi="en_US"/>
+        </w:rPr>
+        <w:t>2 Kings 18:21 (#1)</w:t>
       </w:r>
       <w:r>
         <w:rPr>
@@ -11588,70 +11525,70 @@
         <w:rPr>
           <w:lang w:val="en_US" w:bidi="en_US"/>
         </w:rPr>
-        <w:t>2 Kings 18:23</w:t>
-      </w:r>
-      <w:r>
-        <w:rPr>
-          <w:lang w:val="en_US" w:bidi="en_US"/>
-        </w:rPr>
-      </w:r>
-    </w:p>
-    <w:p>
-      <w:pPr/>
-      <w:r>
-        <w:rPr>
-          <w:lang w:val="en_US" w:bidi="en_US"/>
-        </w:rPr>
-      </w:r>
-      <w:r>
-        <w:rPr>
-          <w:b/>
-          <w:lang w:val="en_US" w:bidi="en_US"/>
-        </w:rPr>
-        <w:t>What offer did the king of Assyria make?</w:t>
-      </w:r>
-    </w:p>
-    <w:p>
-      <w:pPr/>
-      <w:r>
-        <w:rPr>
-          <w:lang w:val="en_US" w:bidi="en_US"/>
-        </w:rPr>
-      </w:r>
-      <w:r>
-        <w:rPr>
-          <w:lang w:val="en_US" w:bidi="en_US"/>
-        </w:rPr>
-        <w:t>The king of Assyria offered to give two thousand horses, if Hezekiah was able to find riders for them.</w:t>
-      </w:r>
-      <w:r>
-        <w:rPr>
-          <w:lang w:val="en_US" w:bidi="en_US"/>
-        </w:rPr>
-      </w:r>
-      <w:r>
-        <w:rPr>
-          <w:lang w:val="en_US" w:bidi="en_US"/>
-        </w:rPr>
-      </w:r>
-    </w:p>
-    <w:p>
-      <w:pPr/>
-      <w:r>
-        <w:rPr>
-          <w:lang w:val="en_US" w:bidi="en_US"/>
-        </w:rPr>
-      </w:r>
-    </w:p>
-    <w:p>
-      <w:pPr>
-        <w:pStyle w:val="Heading2"/>
-      </w:pPr>
-      <w:r>
-        <w:rPr>
-          <w:lang w:val="en_US" w:bidi="en_US"/>
-        </w:rPr>
-        <w:t>2 Kings 18:25</w:t>
+        <w:t>2 Kings 18:23 (#1)</w:t>
+      </w:r>
+      <w:r>
+        <w:rPr>
+          <w:lang w:val="en_US" w:bidi="en_US"/>
+        </w:rPr>
+      </w:r>
+    </w:p>
+    <w:p>
+      <w:pPr/>
+      <w:r>
+        <w:rPr>
+          <w:lang w:val="en_US" w:bidi="en_US"/>
+        </w:rPr>
+      </w:r>
+      <w:r>
+        <w:rPr>
+          <w:b/>
+          <w:lang w:val="en_US" w:bidi="en_US"/>
+        </w:rPr>
+        <w:t>What wager did the king of Assyria make?</w:t>
+      </w:r>
+    </w:p>
+    <w:p>
+      <w:pPr/>
+      <w:r>
+        <w:rPr>
+          <w:lang w:val="en_US" w:bidi="en_US"/>
+        </w:rPr>
+      </w:r>
+      <w:r>
+        <w:rPr>
+          <w:lang w:val="en_US" w:bidi="en_US"/>
+        </w:rPr>
+        <w:t>The king of Assyria wagered two thousand horses if Hezekiah was able to find riders for them.</w:t>
+      </w:r>
+      <w:r>
+        <w:rPr>
+          <w:lang w:val="en_US" w:bidi="en_US"/>
+        </w:rPr>
+      </w:r>
+      <w:r>
+        <w:rPr>
+          <w:lang w:val="en_US" w:bidi="en_US"/>
+        </w:rPr>
+      </w:r>
+    </w:p>
+    <w:p>
+      <w:pPr/>
+      <w:r>
+        <w:rPr>
+          <w:lang w:val="en_US" w:bidi="en_US"/>
+        </w:rPr>
+      </w:r>
+    </w:p>
+    <w:p>
+      <w:pPr>
+        <w:pStyle w:val="Heading2"/>
+      </w:pPr>
+      <w:r>
+        <w:rPr>
+          <w:lang w:val="en_US" w:bidi="en_US"/>
+        </w:rPr>
+        <w:t>2 Kings 18:25 (#1)</w:t>
       </w:r>
       <w:r>
         <w:rPr>
@@ -11714,7 +11651,7 @@
         <w:rPr>
           <w:lang w:val="en_US" w:bidi="en_US"/>
         </w:rPr>
-        <w:t>2 Kings 18:26</w:t>
+        <w:t>2 Kings 18:26 (#1)</w:t>
       </w:r>
       <w:r>
         <w:rPr>
@@ -11777,7 +11714,7 @@
         <w:rPr>
           <w:lang w:val="en_US" w:bidi="en_US"/>
         </w:rPr>
-        <w:t>2 Kings 18:28</w:t>
+        <w:t>2 Kings 18:28 (#1)</w:t>
       </w:r>
       <w:r>
         <w:rPr>
@@ -11840,27 +11777,27 @@
         <w:rPr>
           <w:lang w:val="en_US" w:bidi="en_US"/>
         </w:rPr>
-        <w:t>2 Kings 18:31</w:t>
-      </w:r>
-      <w:r>
-        <w:rPr>
-          <w:lang w:val="en_US" w:bidi="en_US"/>
-        </w:rPr>
-      </w:r>
-    </w:p>
-    <w:p>
-      <w:pPr/>
-      <w:r>
-        <w:rPr>
-          <w:lang w:val="en_US" w:bidi="en_US"/>
-        </w:rPr>
-      </w:r>
-      <w:r>
-        <w:rPr>
-          <w:b/>
-          <w:lang w:val="en_US" w:bidi="en_US"/>
-        </w:rPr>
-        <w:t>What would the king of Assyria let those who make peace with him do?</w:t>
+        <w:t>2 Kings 18:31 (#1)</w:t>
+      </w:r>
+      <w:r>
+        <w:rPr>
+          <w:lang w:val="en_US" w:bidi="en_US"/>
+        </w:rPr>
+      </w:r>
+    </w:p>
+    <w:p>
+      <w:pPr/>
+      <w:r>
+        <w:rPr>
+          <w:lang w:val="en_US" w:bidi="en_US"/>
+        </w:rPr>
+      </w:r>
+      <w:r>
+        <w:rPr>
+          <w:b/>
+          <w:lang w:val="en_US" w:bidi="en_US"/>
+        </w:rPr>
+        <w:t>What would the king of Assyria let those who made peace with him do?</w:t>
       </w:r>
     </w:p>
     <w:p>
@@ -11903,7 +11840,7 @@
         <w:rPr>
           <w:lang w:val="en_US" w:bidi="en_US"/>
         </w:rPr>
-        <w:t>2 Kings 18:36</w:t>
+        <w:t>2 Kings 18:36 (#1)</w:t>
       </w:r>
       <w:r>
         <w:rPr>
@@ -11966,7 +11903,7 @@
         <w:rPr>
           <w:lang w:val="en_US" w:bidi="en_US"/>
         </w:rPr>
-        <w:t>2 Kings 19:1</w:t>
+        <w:t>2 Kings 19:1 (#1)</w:t>
       </w:r>
       <w:r>
         <w:rPr>
@@ -12029,70 +11966,70 @@
         <w:rPr>
           <w:lang w:val="en_US" w:bidi="en_US"/>
         </w:rPr>
-        <w:t>2 Kings 19:4</w:t>
-      </w:r>
-      <w:r>
-        <w:rPr>
-          <w:lang w:val="en_US" w:bidi="en_US"/>
-        </w:rPr>
-      </w:r>
-    </w:p>
-    <w:p>
-      <w:pPr/>
-      <w:r>
-        <w:rPr>
-          <w:lang w:val="en_US" w:bidi="en_US"/>
-        </w:rPr>
-      </w:r>
-      <w:r>
-        <w:rPr>
-          <w:b/>
-          <w:lang w:val="en_US" w:bidi="en_US"/>
-        </w:rPr>
-        <w:t>What did Hezekiah say Yahweh should do?</w:t>
-      </w:r>
-    </w:p>
-    <w:p>
-      <w:pPr/>
-      <w:r>
-        <w:rPr>
-          <w:lang w:val="en_US" w:bidi="en_US"/>
-        </w:rPr>
-      </w:r>
-      <w:r>
-        <w:rPr>
-          <w:lang w:val="en_US" w:bidi="en_US"/>
-        </w:rPr>
-        <w:t>Hezekiah said Yahweh should hear all the words of Rabshakeh and may rebuke the words which Yahweh heard.</w:t>
-      </w:r>
-      <w:r>
-        <w:rPr>
-          <w:lang w:val="en_US" w:bidi="en_US"/>
-        </w:rPr>
-      </w:r>
-      <w:r>
-        <w:rPr>
-          <w:lang w:val="en_US" w:bidi="en_US"/>
-        </w:rPr>
-      </w:r>
-    </w:p>
-    <w:p>
-      <w:pPr/>
-      <w:r>
-        <w:rPr>
-          <w:lang w:val="en_US" w:bidi="en_US"/>
-        </w:rPr>
-      </w:r>
-    </w:p>
-    <w:p>
-      <w:pPr>
-        <w:pStyle w:val="Heading2"/>
-      </w:pPr>
-      <w:r>
-        <w:rPr>
-          <w:lang w:val="en_US" w:bidi="en_US"/>
-        </w:rPr>
-        <w:t>2 Kings 19:7</w:t>
+        <w:t>2 Kings 19:4 (#1)</w:t>
+      </w:r>
+      <w:r>
+        <w:rPr>
+          <w:lang w:val="en_US" w:bidi="en_US"/>
+        </w:rPr>
+      </w:r>
+    </w:p>
+    <w:p>
+      <w:pPr/>
+      <w:r>
+        <w:rPr>
+          <w:lang w:val="en_US" w:bidi="en_US"/>
+        </w:rPr>
+      </w:r>
+      <w:r>
+        <w:rPr>
+          <w:b/>
+          <w:lang w:val="en_US" w:bidi="en_US"/>
+        </w:rPr>
+        <w:t>What did Hezekiah say Yahweh might do?</w:t>
+      </w:r>
+    </w:p>
+    <w:p>
+      <w:pPr/>
+      <w:r>
+        <w:rPr>
+          <w:lang w:val="en_US" w:bidi="en_US"/>
+        </w:rPr>
+      </w:r>
+      <w:r>
+        <w:rPr>
+          <w:lang w:val="en_US" w:bidi="en_US"/>
+        </w:rPr>
+        <w:t>Hezekiah said that perhaps Yahweh will punish him for saying those things.</w:t>
+      </w:r>
+      <w:r>
+        <w:rPr>
+          <w:lang w:val="en_US" w:bidi="en_US"/>
+        </w:rPr>
+      </w:r>
+      <w:r>
+        <w:rPr>
+          <w:lang w:val="en_US" w:bidi="en_US"/>
+        </w:rPr>
+      </w:r>
+    </w:p>
+    <w:p>
+      <w:pPr/>
+      <w:r>
+        <w:rPr>
+          <w:lang w:val="en_US" w:bidi="en_US"/>
+        </w:rPr>
+      </w:r>
+    </w:p>
+    <w:p>
+      <w:pPr>
+        <w:pStyle w:val="Heading2"/>
+      </w:pPr>
+      <w:r>
+        <w:rPr>
+          <w:lang w:val="en_US" w:bidi="en_US"/>
+        </w:rPr>
+        <w:t>2 Kings 19:7 (#1)</w:t>
       </w:r>
       <w:r>
         <w:rPr>
@@ -12155,7 +12092,7 @@
         <w:rPr>
           <w:lang w:val="en_US" w:bidi="en_US"/>
         </w:rPr>
-        <w:t>2 Kings 19:10</w:t>
+        <w:t>2 Kings 19:10 (#1)</w:t>
       </w:r>
       <w:r>
         <w:rPr>
@@ -12218,7 +12155,7 @@
         <w:rPr>
           <w:lang w:val="en_US" w:bidi="en_US"/>
         </w:rPr>
-        <w:t>2 Kings 19:14</w:t>
+        <w:t>2 Kings 19:14 (#1)</w:t>
       </w:r>
       <w:r>
         <w:rPr>
@@ -12281,7 +12218,7 @@
         <w:rPr>
           <w:lang w:val="en_US" w:bidi="en_US"/>
         </w:rPr>
-        <w:t>2 Kings 19:19</w:t>
+        <w:t>2 Kings 19:19 (#1)</w:t>
       </w:r>
       <w:r>
         <w:rPr>
@@ -12344,133 +12281,133 @@
         <w:rPr>
           <w:lang w:val="en_US" w:bidi="en_US"/>
         </w:rPr>
-        <w:t>2 Kings 19:22</w:t>
-      </w:r>
-      <w:r>
-        <w:rPr>
-          <w:lang w:val="en_US" w:bidi="en_US"/>
-        </w:rPr>
-      </w:r>
-    </w:p>
-    <w:p>
-      <w:pPr/>
-      <w:r>
-        <w:rPr>
-          <w:lang w:val="en_US" w:bidi="en_US"/>
-        </w:rPr>
-      </w:r>
-      <w:r>
-        <w:rPr>
-          <w:b/>
-          <w:lang w:val="en_US" w:bidi="en_US"/>
-        </w:rPr>
-        <w:t>Against whom did the king of Assyria exalt his voice?</w:t>
-      </w:r>
-    </w:p>
-    <w:p>
-      <w:pPr/>
-      <w:r>
-        <w:rPr>
-          <w:lang w:val="en_US" w:bidi="en_US"/>
-        </w:rPr>
-      </w:r>
-      <w:r>
-        <w:rPr>
-          <w:lang w:val="en_US" w:bidi="en_US"/>
-        </w:rPr>
-        <w:t>The king of Assyria exalted his voice against the Holy One of Israel!</w:t>
-      </w:r>
-      <w:r>
-        <w:rPr>
-          <w:lang w:val="en_US" w:bidi="en_US"/>
-        </w:rPr>
-      </w:r>
-      <w:r>
-        <w:rPr>
-          <w:lang w:val="en_US" w:bidi="en_US"/>
-        </w:rPr>
-      </w:r>
-    </w:p>
-    <w:p>
-      <w:pPr/>
-      <w:r>
-        <w:rPr>
-          <w:lang w:val="en_US" w:bidi="en_US"/>
-        </w:rPr>
-      </w:r>
-    </w:p>
-    <w:p>
-      <w:pPr>
-        <w:pStyle w:val="Heading2"/>
-      </w:pPr>
-      <w:r>
-        <w:rPr>
-          <w:lang w:val="en_US" w:bidi="en_US"/>
-        </w:rPr>
-        <w:t>2 Kings 19:24</w:t>
-      </w:r>
-      <w:r>
-        <w:rPr>
-          <w:lang w:val="en_US" w:bidi="en_US"/>
-        </w:rPr>
-      </w:r>
-    </w:p>
-    <w:p>
-      <w:pPr/>
-      <w:r>
-        <w:rPr>
-          <w:lang w:val="en_US" w:bidi="en_US"/>
-        </w:rPr>
-      </w:r>
-      <w:r>
-        <w:rPr>
-          <w:b/>
-          <w:lang w:val="en_US" w:bidi="en_US"/>
-        </w:rPr>
-        <w:t>Who said he had dried up all the rivers of Egypt under the soles of his feet?</w:t>
-      </w:r>
-    </w:p>
-    <w:p>
-      <w:pPr/>
-      <w:r>
-        <w:rPr>
-          <w:lang w:val="en_US" w:bidi="en_US"/>
-        </w:rPr>
-      </w:r>
-      <w:r>
-        <w:rPr>
-          <w:lang w:val="en_US" w:bidi="en_US"/>
-        </w:rPr>
-        <w:t>Sennacherib said he had dried up all the rivers of Egypt under the soles of his feet.</w:t>
-      </w:r>
-      <w:r>
-        <w:rPr>
-          <w:lang w:val="en_US" w:bidi="en_US"/>
-        </w:rPr>
-      </w:r>
-      <w:r>
-        <w:rPr>
-          <w:lang w:val="en_US" w:bidi="en_US"/>
-        </w:rPr>
-      </w:r>
-    </w:p>
-    <w:p>
-      <w:pPr/>
-      <w:r>
-        <w:rPr>
-          <w:lang w:val="en_US" w:bidi="en_US"/>
-        </w:rPr>
-      </w:r>
-    </w:p>
-    <w:p>
-      <w:pPr>
-        <w:pStyle w:val="Heading2"/>
-      </w:pPr>
-      <w:r>
-        <w:rPr>
-          <w:lang w:val="en_US" w:bidi="en_US"/>
-        </w:rPr>
-        <w:t>2 Kings 19:25</w:t>
+        <w:t>2 Kings 19:22 (#1)</w:t>
+      </w:r>
+      <w:r>
+        <w:rPr>
+          <w:lang w:val="en_US" w:bidi="en_US"/>
+        </w:rPr>
+      </w:r>
+    </w:p>
+    <w:p>
+      <w:pPr/>
+      <w:r>
+        <w:rPr>
+          <w:lang w:val="en_US" w:bidi="en_US"/>
+        </w:rPr>
+      </w:r>
+      <w:r>
+        <w:rPr>
+          <w:b/>
+          <w:lang w:val="en_US" w:bidi="en_US"/>
+        </w:rPr>
+        <w:t>Against whom did the king of Assyria raise his voice?</w:t>
+      </w:r>
+    </w:p>
+    <w:p>
+      <w:pPr/>
+      <w:r>
+        <w:rPr>
+          <w:lang w:val="en_US" w:bidi="en_US"/>
+        </w:rPr>
+      </w:r>
+      <w:r>
+        <w:rPr>
+          <w:lang w:val="en_US" w:bidi="en_US"/>
+        </w:rPr>
+        <w:t>The king of Assyria raised his voice against the Holy One of Israel!</w:t>
+      </w:r>
+      <w:r>
+        <w:rPr>
+          <w:lang w:val="en_US" w:bidi="en_US"/>
+        </w:rPr>
+      </w:r>
+      <w:r>
+        <w:rPr>
+          <w:lang w:val="en_US" w:bidi="en_US"/>
+        </w:rPr>
+      </w:r>
+    </w:p>
+    <w:p>
+      <w:pPr/>
+      <w:r>
+        <w:rPr>
+          <w:lang w:val="en_US" w:bidi="en_US"/>
+        </w:rPr>
+      </w:r>
+    </w:p>
+    <w:p>
+      <w:pPr>
+        <w:pStyle w:val="Heading2"/>
+      </w:pPr>
+      <w:r>
+        <w:rPr>
+          <w:lang w:val="en_US" w:bidi="en_US"/>
+        </w:rPr>
+        <w:t>2 Kings 19:24 (#1)</w:t>
+      </w:r>
+      <w:r>
+        <w:rPr>
+          <w:lang w:val="en_US" w:bidi="en_US"/>
+        </w:rPr>
+      </w:r>
+    </w:p>
+    <w:p>
+      <w:pPr/>
+      <w:r>
+        <w:rPr>
+          <w:lang w:val="en_US" w:bidi="en_US"/>
+        </w:rPr>
+      </w:r>
+      <w:r>
+        <w:rPr>
+          <w:b/>
+          <w:lang w:val="en_US" w:bidi="en_US"/>
+        </w:rPr>
+        <w:t>Who said he would dry up all the streams of Matsor under the soles of his feet?</w:t>
+      </w:r>
+    </w:p>
+    <w:p>
+      <w:pPr/>
+      <w:r>
+        <w:rPr>
+          <w:lang w:val="en_US" w:bidi="en_US"/>
+        </w:rPr>
+      </w:r>
+      <w:r>
+        <w:rPr>
+          <w:lang w:val="en_US" w:bidi="en_US"/>
+        </w:rPr>
+        <w:t>Sennacherib said he would dry up all the streams of Matsor under the soles of his feet.</w:t>
+      </w:r>
+      <w:r>
+        <w:rPr>
+          <w:lang w:val="en_US" w:bidi="en_US"/>
+        </w:rPr>
+      </w:r>
+      <w:r>
+        <w:rPr>
+          <w:lang w:val="en_US" w:bidi="en_US"/>
+        </w:rPr>
+      </w:r>
+    </w:p>
+    <w:p>
+      <w:pPr/>
+      <w:r>
+        <w:rPr>
+          <w:lang w:val="en_US" w:bidi="en_US"/>
+        </w:rPr>
+      </w:r>
+    </w:p>
+    <w:p>
+      <w:pPr>
+        <w:pStyle w:val="Heading2"/>
+      </w:pPr>
+      <w:r>
+        <w:rPr>
+          <w:lang w:val="en_US" w:bidi="en_US"/>
+        </w:rPr>
+        <w:t>2 Kings 19:25 (#1)</w:t>
       </w:r>
       <w:r>
         <w:rPr>
@@ -12533,7 +12470,7 @@
         <w:rPr>
           <w:lang w:val="en_US" w:bidi="en_US"/>
         </w:rPr>
-        <w:t>2 Kings 19:28</w:t>
+        <w:t>2 Kings 19:28 (#1)</w:t>
       </w:r>
       <w:r>
         <w:rPr>
@@ -12567,36 +12504,36 @@
         <w:rPr>
           <w:lang w:val="en_US" w:bidi="en_US"/>
         </w:rPr>
-        <w:t>Yahweh would put his hook in Sennacherib’s nose</w:t>
-      </w:r>
-      <w:r>
-        <w:rPr>
-          <w:lang w:val="en_US" w:bidi="en_US"/>
-        </w:rPr>
-      </w:r>
-      <w:r>
-        <w:rPr>
-          <w:lang w:val="en_US" w:bidi="en_US"/>
-        </w:rPr>
-      </w:r>
-    </w:p>
-    <w:p>
-      <w:pPr/>
-      <w:r>
-        <w:rPr>
-          <w:lang w:val="en_US" w:bidi="en_US"/>
-        </w:rPr>
-      </w:r>
-    </w:p>
-    <w:p>
-      <w:pPr>
-        <w:pStyle w:val="Heading2"/>
-      </w:pPr>
-      <w:r>
-        <w:rPr>
-          <w:lang w:val="en_US" w:bidi="en_US"/>
-        </w:rPr>
-        <w:t>2 Kings 19:29</w:t>
+        <w:t>Yahweh would put his hook in Sennacherib’s nose.</w:t>
+      </w:r>
+      <w:r>
+        <w:rPr>
+          <w:lang w:val="en_US" w:bidi="en_US"/>
+        </w:rPr>
+      </w:r>
+      <w:r>
+        <w:rPr>
+          <w:lang w:val="en_US" w:bidi="en_US"/>
+        </w:rPr>
+      </w:r>
+    </w:p>
+    <w:p>
+      <w:pPr/>
+      <w:r>
+        <w:rPr>
+          <w:lang w:val="en_US" w:bidi="en_US"/>
+        </w:rPr>
+      </w:r>
+    </w:p>
+    <w:p>
+      <w:pPr>
+        <w:pStyle w:val="Heading2"/>
+      </w:pPr>
+      <w:r>
+        <w:rPr>
+          <w:lang w:val="en_US" w:bidi="en_US"/>
+        </w:rPr>
+        <w:t>2 Kings 19:29 (#1)</w:t>
       </w:r>
       <w:r>
         <w:rPr>
@@ -12659,7 +12596,7 @@
         <w:rPr>
           <w:lang w:val="en_US" w:bidi="en_US"/>
         </w:rPr>
-        <w:t>2 Kings 19:34</w:t>
+        <w:t>2 Kings 19:34 (#1)</w:t>
       </w:r>
       <w:r>
         <w:rPr>
@@ -12722,7 +12659,7 @@
         <w:rPr>
           <w:lang w:val="en_US" w:bidi="en_US"/>
         </w:rPr>
-        <w:t>2 Kings 19:35</w:t>
+        <w:t>2 Kings 19:35 (#1)</w:t>
       </w:r>
       <w:r>
         <w:rPr>
@@ -12756,36 +12693,36 @@
         <w:rPr>
           <w:lang w:val="en_US" w:bidi="en_US"/>
         </w:rPr>
-        <w:t>Yahweh went out and attacked the camp of the Assyrians, putting to death 185,000 soldiers.</w:t>
-      </w:r>
-      <w:r>
-        <w:rPr>
-          <w:lang w:val="en_US" w:bidi="en_US"/>
-        </w:rPr>
-      </w:r>
-      <w:r>
-        <w:rPr>
-          <w:lang w:val="en_US" w:bidi="en_US"/>
-        </w:rPr>
-      </w:r>
-    </w:p>
-    <w:p>
-      <w:pPr/>
-      <w:r>
-        <w:rPr>
-          <w:lang w:val="en_US" w:bidi="en_US"/>
-        </w:rPr>
-      </w:r>
-    </w:p>
-    <w:p>
-      <w:pPr>
-        <w:pStyle w:val="Heading2"/>
-      </w:pPr>
-      <w:r>
-        <w:rPr>
-          <w:lang w:val="en_US" w:bidi="en_US"/>
-        </w:rPr>
-        <w:t>2 Kings 20:1</w:t>
+        <w:t>The angel of Yahweh went out and struck the camp of the Assyrians, putting to death 185,000 soldiers.</w:t>
+      </w:r>
+      <w:r>
+        <w:rPr>
+          <w:lang w:val="en_US" w:bidi="en_US"/>
+        </w:rPr>
+      </w:r>
+      <w:r>
+        <w:rPr>
+          <w:lang w:val="en_US" w:bidi="en_US"/>
+        </w:rPr>
+      </w:r>
+    </w:p>
+    <w:p>
+      <w:pPr/>
+      <w:r>
+        <w:rPr>
+          <w:lang w:val="en_US" w:bidi="en_US"/>
+        </w:rPr>
+      </w:r>
+    </w:p>
+    <w:p>
+      <w:pPr>
+        <w:pStyle w:val="Heading2"/>
+      </w:pPr>
+      <w:r>
+        <w:rPr>
+          <w:lang w:val="en_US" w:bidi="en_US"/>
+        </w:rPr>
+        <w:t>2 Kings 20:1 (#1)</w:t>
       </w:r>
       <w:r>
         <w:rPr>
@@ -12819,36 +12756,36 @@
         <w:rPr>
           <w:lang w:val="en_US" w:bidi="en_US"/>
         </w:rPr>
-        <w:t>Yahweh told Hezekiah to set his house in order for he would die.</w:t>
-      </w:r>
-      <w:r>
-        <w:rPr>
-          <w:lang w:val="en_US" w:bidi="en_US"/>
-        </w:rPr>
-      </w:r>
-      <w:r>
-        <w:rPr>
-          <w:lang w:val="en_US" w:bidi="en_US"/>
-        </w:rPr>
-      </w:r>
-    </w:p>
-    <w:p>
-      <w:pPr/>
-      <w:r>
-        <w:rPr>
-          <w:lang w:val="en_US" w:bidi="en_US"/>
-        </w:rPr>
-      </w:r>
-    </w:p>
-    <w:p>
-      <w:pPr>
-        <w:pStyle w:val="Heading2"/>
-      </w:pPr>
-      <w:r>
-        <w:rPr>
-          <w:lang w:val="en_US" w:bidi="en_US"/>
-        </w:rPr>
-        <w:t>2 Kings 20:5</w:t>
+        <w:t>Yahweh told Hezekiah to set his house in order, for he would die.</w:t>
+      </w:r>
+      <w:r>
+        <w:rPr>
+          <w:lang w:val="en_US" w:bidi="en_US"/>
+        </w:rPr>
+      </w:r>
+      <w:r>
+        <w:rPr>
+          <w:lang w:val="en_US" w:bidi="en_US"/>
+        </w:rPr>
+      </w:r>
+    </w:p>
+    <w:p>
+      <w:pPr/>
+      <w:r>
+        <w:rPr>
+          <w:lang w:val="en_US" w:bidi="en_US"/>
+        </w:rPr>
+      </w:r>
+    </w:p>
+    <w:p>
+      <w:pPr>
+        <w:pStyle w:val="Heading2"/>
+      </w:pPr>
+      <w:r>
+        <w:rPr>
+          <w:lang w:val="en_US" w:bidi="en_US"/>
+        </w:rPr>
+        <w:t>2 Kings 20:5 (#1)</w:t>
       </w:r>
       <w:r>
         <w:rPr>
@@ -12911,7 +12848,7 @@
         <w:rPr>
           <w:lang w:val="en_US" w:bidi="en_US"/>
         </w:rPr>
-        <w:t>2 Kings 20:7</w:t>
+        <w:t>2 Kings 20:7 (#1)</w:t>
       </w:r>
       <w:r>
         <w:rPr>
@@ -12974,7 +12911,7 @@
         <w:rPr>
           <w:lang w:val="en_US" w:bidi="en_US"/>
         </w:rPr>
-        <w:t>2 Kings 20:10–11</w:t>
+        <w:t>2 Kings 20:10–11 (#1)</w:t>
       </w:r>
       <w:r>
         <w:rPr>
@@ -13008,36 +12945,36 @@
         <w:rPr>
           <w:lang w:val="en_US" w:bidi="en_US"/>
         </w:rPr>
-        <w:t>Yahweh brought the shadow ten steps backward, from where it had moved to on the stairway of Ahaz.</w:t>
-      </w:r>
-      <w:r>
-        <w:rPr>
-          <w:lang w:val="en_US" w:bidi="en_US"/>
-        </w:rPr>
-      </w:r>
-      <w:r>
-        <w:rPr>
-          <w:lang w:val="en_US" w:bidi="en_US"/>
-        </w:rPr>
-      </w:r>
-    </w:p>
-    <w:p>
-      <w:pPr/>
-      <w:r>
-        <w:rPr>
-          <w:lang w:val="en_US" w:bidi="en_US"/>
-        </w:rPr>
-      </w:r>
-    </w:p>
-    <w:p>
-      <w:pPr>
-        <w:pStyle w:val="Heading2"/>
-      </w:pPr>
-      <w:r>
-        <w:rPr>
-          <w:lang w:val="en_US" w:bidi="en_US"/>
-        </w:rPr>
-        <w:t>2 Kings 20:13</w:t>
+        <w:t>Yahweh brought the shadow ten steps backward from where it had moved to on the stairway of Ahaz.</w:t>
+      </w:r>
+      <w:r>
+        <w:rPr>
+          <w:lang w:val="en_US" w:bidi="en_US"/>
+        </w:rPr>
+      </w:r>
+      <w:r>
+        <w:rPr>
+          <w:lang w:val="en_US" w:bidi="en_US"/>
+        </w:rPr>
+      </w:r>
+    </w:p>
+    <w:p>
+      <w:pPr/>
+      <w:r>
+        <w:rPr>
+          <w:lang w:val="en_US" w:bidi="en_US"/>
+        </w:rPr>
+      </w:r>
+    </w:p>
+    <w:p>
+      <w:pPr>
+        <w:pStyle w:val="Heading2"/>
+      </w:pPr>
+      <w:r>
+        <w:rPr>
+          <w:lang w:val="en_US" w:bidi="en_US"/>
+        </w:rPr>
+        <w:t>2 Kings 20:13 (#1)</w:t>
       </w:r>
       <w:r>
         <w:rPr>
@@ -13100,7 +13037,7 @@
         <w:rPr>
           <w:lang w:val="en_US" w:bidi="en_US"/>
         </w:rPr>
-        <w:t>2 Kings 20:18</w:t>
+        <w:t>2 Kings 20:18 (#1)</w:t>
       </w:r>
       <w:r>
         <w:rPr>
@@ -13163,7 +13100,7 @@
         <w:rPr>
           <w:lang w:val="en_US" w:bidi="en_US"/>
         </w:rPr>
-        <w:t>2 Kings 20:19</w:t>
+        <w:t>2 Kings 20:19 (#1)</w:t>
       </w:r>
       <w:r>
         <w:rPr>
@@ -13226,7 +13163,7 @@
         <w:rPr>
           <w:lang w:val="en_US" w:bidi="en_US"/>
         </w:rPr>
-        <w:t>2 Kings 21:3</w:t>
+        <w:t>2 Kings 21:3 (#1)</w:t>
       </w:r>
       <w:r>
         <w:rPr>
@@ -13289,7 +13226,7 @@
         <w:rPr>
           <w:lang w:val="en_US" w:bidi="en_US"/>
         </w:rPr>
-        <w:t>2 Kings 21:6</w:t>
+        <w:t>2 Kings 21:6 (#1)</w:t>
       </w:r>
       <w:r>
         <w:rPr>
@@ -13323,36 +13260,36 @@
         <w:rPr>
           <w:lang w:val="en_US" w:bidi="en_US"/>
         </w:rPr>
-        <w:t>Manasseh consulted with those who talked with the dead and with those who talked with spirits.</w:t>
-      </w:r>
-      <w:r>
-        <w:rPr>
-          <w:lang w:val="en_US" w:bidi="en_US"/>
-        </w:rPr>
-      </w:r>
-      <w:r>
-        <w:rPr>
-          <w:lang w:val="en_US" w:bidi="en_US"/>
-        </w:rPr>
-      </w:r>
-    </w:p>
-    <w:p>
-      <w:pPr/>
-      <w:r>
-        <w:rPr>
-          <w:lang w:val="en_US" w:bidi="en_US"/>
-        </w:rPr>
-      </w:r>
-    </w:p>
-    <w:p>
-      <w:pPr>
-        <w:pStyle w:val="Heading2"/>
-      </w:pPr>
-      <w:r>
-        <w:rPr>
-          <w:lang w:val="en_US" w:bidi="en_US"/>
-        </w:rPr>
-        <w:t>2 Kings 21:7</w:t>
+        <w:t>Manasseh practiced divination, and he observed signs, and he made a ritual pit and familiar spirits.</w:t>
+      </w:r>
+      <w:r>
+        <w:rPr>
+          <w:lang w:val="en_US" w:bidi="en_US"/>
+        </w:rPr>
+      </w:r>
+      <w:r>
+        <w:rPr>
+          <w:lang w:val="en_US" w:bidi="en_US"/>
+        </w:rPr>
+      </w:r>
+    </w:p>
+    <w:p>
+      <w:pPr/>
+      <w:r>
+        <w:rPr>
+          <w:lang w:val="en_US" w:bidi="en_US"/>
+        </w:rPr>
+      </w:r>
+    </w:p>
+    <w:p>
+      <w:pPr>
+        <w:pStyle w:val="Heading2"/>
+      </w:pPr>
+      <w:r>
+        <w:rPr>
+          <w:lang w:val="en_US" w:bidi="en_US"/>
+        </w:rPr>
+        <w:t>2 Kings 21:7 (#1)</w:t>
       </w:r>
       <w:r>
         <w:rPr>
@@ -13415,7 +13352,7 @@
         <w:rPr>
           <w:lang w:val="en_US" w:bidi="en_US"/>
         </w:rPr>
-        <w:t>2 Kings 21:11</w:t>
+        <w:t>2 Kings 21:11 (#1)</w:t>
       </w:r>
       <w:r>
         <w:rPr>
@@ -13478,7 +13415,7 @@
         <w:rPr>
           <w:lang w:val="en_US" w:bidi="en_US"/>
         </w:rPr>
-        <w:t>2 Kings 21:14–15</w:t>
+        <w:t>2 Kings 21:14–15 (#1)</w:t>
       </w:r>
       <w:r>
         <w:rPr>
@@ -13512,36 +13449,36 @@
         <w:rPr>
           <w:lang w:val="en_US" w:bidi="en_US"/>
         </w:rPr>
-        <w:t>The remnant would become victims and plunder for all their enemies because they did what was evil in Yahweh’s sight, and provoked him to anger.</w:t>
-      </w:r>
-      <w:r>
-        <w:rPr>
-          <w:lang w:val="en_US" w:bidi="en_US"/>
-        </w:rPr>
-      </w:r>
-      <w:r>
-        <w:rPr>
-          <w:lang w:val="en_US" w:bidi="en_US"/>
-        </w:rPr>
-      </w:r>
-    </w:p>
-    <w:p>
-      <w:pPr/>
-      <w:r>
-        <w:rPr>
-          <w:lang w:val="en_US" w:bidi="en_US"/>
-        </w:rPr>
-      </w:r>
-    </w:p>
-    <w:p>
-      <w:pPr>
-        <w:pStyle w:val="Heading2"/>
-      </w:pPr>
-      <w:r>
-        <w:rPr>
-          <w:lang w:val="en_US" w:bidi="en_US"/>
-        </w:rPr>
-        <w:t>2 Kings 21:16</w:t>
+        <w:t>The remnant would become victims and plunder for all their enemies because his people have done things that he has told them are very evil.</w:t>
+      </w:r>
+      <w:r>
+        <w:rPr>
+          <w:lang w:val="en_US" w:bidi="en_US"/>
+        </w:rPr>
+      </w:r>
+      <w:r>
+        <w:rPr>
+          <w:lang w:val="en_US" w:bidi="en_US"/>
+        </w:rPr>
+      </w:r>
+    </w:p>
+    <w:p>
+      <w:pPr/>
+      <w:r>
+        <w:rPr>
+          <w:lang w:val="en_US" w:bidi="en_US"/>
+        </w:rPr>
+      </w:r>
+    </w:p>
+    <w:p>
+      <w:pPr>
+        <w:pStyle w:val="Heading2"/>
+      </w:pPr>
+      <w:r>
+        <w:rPr>
+          <w:lang w:val="en_US" w:bidi="en_US"/>
+        </w:rPr>
+        <w:t>2 Kings 21:16 (#1)</w:t>
       </w:r>
       <w:r>
         <w:rPr>
@@ -13604,7 +13541,7 @@
         <w:rPr>
           <w:lang w:val="en_US" w:bidi="en_US"/>
         </w:rPr>
-        <w:t>2 Kings 21:23</w:t>
+        <w:t>2 Kings 21:23 (#1)</w:t>
       </w:r>
       <w:r>
         <w:rPr>
@@ -13667,7 +13604,7 @@
         <w:rPr>
           <w:lang w:val="en_US" w:bidi="en_US"/>
         </w:rPr>
-        <w:t>2 Kings 21:26</w:t>
+        <w:t>2 Kings 21:26 (#1)</w:t>
       </w:r>
       <w:r>
         <w:rPr>
@@ -13730,7 +13667,7 @@
         <w:rPr>
           <w:lang w:val="en_US" w:bidi="en_US"/>
         </w:rPr>
-        <w:t>2 Kings 22:2</w:t>
+        <w:t>2 Kings 22:2 (#1)</w:t>
       </w:r>
       <w:r>
         <w:rPr>
@@ -13793,7 +13730,7 @@
         <w:rPr>
           <w:lang w:val="en_US" w:bidi="en_US"/>
         </w:rPr>
-        <w:t>2 Kings 22:3–5</w:t>
+        <w:t>2 Kings 22:3–5 (#1)</w:t>
       </w:r>
       <w:r>
         <w:rPr>
@@ -13856,7 +13793,7 @@
         <w:rPr>
           <w:lang w:val="en_US" w:bidi="en_US"/>
         </w:rPr>
-        <w:t>2 Kings 22:7</w:t>
+        <w:t>2 Kings 22:7 (#1)</w:t>
       </w:r>
       <w:r>
         <w:rPr>
@@ -13919,7 +13856,7 @@
         <w:rPr>
           <w:lang w:val="en_US" w:bidi="en_US"/>
         </w:rPr>
-        <w:t>2 Kings 22:8</w:t>
+        <w:t>2 Kings 22:8 (#1)</w:t>
       </w:r>
       <w:r>
         <w:rPr>
@@ -13953,36 +13890,36 @@
         <w:rPr>
           <w:lang w:val="en_US" w:bidi="en_US"/>
         </w:rPr>
-        <w:t>Hilkiah found the book of the law in the house of Yahweh.</w:t>
-      </w:r>
-      <w:r>
-        <w:rPr>
-          <w:lang w:val="en_US" w:bidi="en_US"/>
-        </w:rPr>
-      </w:r>
-      <w:r>
-        <w:rPr>
-          <w:lang w:val="en_US" w:bidi="en_US"/>
-        </w:rPr>
-      </w:r>
-    </w:p>
-    <w:p>
-      <w:pPr/>
-      <w:r>
-        <w:rPr>
-          <w:lang w:val="en_US" w:bidi="en_US"/>
-        </w:rPr>
-      </w:r>
-    </w:p>
-    <w:p>
-      <w:pPr>
-        <w:pStyle w:val="Heading2"/>
-      </w:pPr>
-      <w:r>
-        <w:rPr>
-          <w:lang w:val="en_US" w:bidi="en_US"/>
-        </w:rPr>
-        <w:t>2 Kings 22:11</w:t>
+        <w:t>Hilkiah found the Book of the Law in the house of Yahweh.</w:t>
+      </w:r>
+      <w:r>
+        <w:rPr>
+          <w:lang w:val="en_US" w:bidi="en_US"/>
+        </w:rPr>
+      </w:r>
+      <w:r>
+        <w:rPr>
+          <w:lang w:val="en_US" w:bidi="en_US"/>
+        </w:rPr>
+      </w:r>
+    </w:p>
+    <w:p>
+      <w:pPr/>
+      <w:r>
+        <w:rPr>
+          <w:lang w:val="en_US" w:bidi="en_US"/>
+        </w:rPr>
+      </w:r>
+    </w:p>
+    <w:p>
+      <w:pPr>
+        <w:pStyle w:val="Heading2"/>
+      </w:pPr>
+      <w:r>
+        <w:rPr>
+          <w:lang w:val="en_US" w:bidi="en_US"/>
+        </w:rPr>
+        <w:t>2 Kings 22:11 (#1)</w:t>
       </w:r>
       <w:r>
         <w:rPr>
@@ -14045,7 +13982,7 @@
         <w:rPr>
           <w:lang w:val="en_US" w:bidi="en_US"/>
         </w:rPr>
-        <w:t>2 Kings 22:14</w:t>
+        <w:t>2 Kings 22:14 (#1)</w:t>
       </w:r>
       <w:r>
         <w:rPr>
@@ -14108,7 +14045,7 @@
         <w:rPr>
           <w:lang w:val="en_US" w:bidi="en_US"/>
         </w:rPr>
-        <w:t>2 Kings 22:19</w:t>
+        <w:t>2 Kings 22:19 (#1)</w:t>
       </w:r>
       <w:r>
         <w:rPr>
@@ -14142,36 +14079,36 @@
         <w:rPr>
           <w:lang w:val="en_US" w:bidi="en_US"/>
         </w:rPr>
-        <w:t>Yahweh listened to the king of Judah because his heart was tender, and because he humbled himself before Yahweh, and because he tore his clothes and wept before Yahweh.</w:t>
-      </w:r>
-      <w:r>
-        <w:rPr>
-          <w:lang w:val="en_US" w:bidi="en_US"/>
-        </w:rPr>
-      </w:r>
-      <w:r>
-        <w:rPr>
-          <w:lang w:val="en_US" w:bidi="en_US"/>
-        </w:rPr>
-      </w:r>
-    </w:p>
-    <w:p>
-      <w:pPr/>
-      <w:r>
-        <w:rPr>
-          <w:lang w:val="en_US" w:bidi="en_US"/>
-        </w:rPr>
-      </w:r>
-    </w:p>
-    <w:p>
-      <w:pPr>
-        <w:pStyle w:val="Heading2"/>
-      </w:pPr>
-      <w:r>
-        <w:rPr>
-          <w:lang w:val="en_US" w:bidi="en_US"/>
-        </w:rPr>
-        <w:t>2 Kings 22:20</w:t>
+        <w:t>Yahweh listened to the king of Judah because his heart was tender and because he humbled himself before Yahweh and because he tore his clothes and wept before Yahweh.</w:t>
+      </w:r>
+      <w:r>
+        <w:rPr>
+          <w:lang w:val="en_US" w:bidi="en_US"/>
+        </w:rPr>
+      </w:r>
+      <w:r>
+        <w:rPr>
+          <w:lang w:val="en_US" w:bidi="en_US"/>
+        </w:rPr>
+      </w:r>
+    </w:p>
+    <w:p>
+      <w:pPr/>
+      <w:r>
+        <w:rPr>
+          <w:lang w:val="en_US" w:bidi="en_US"/>
+        </w:rPr>
+      </w:r>
+    </w:p>
+    <w:p>
+      <w:pPr>
+        <w:pStyle w:val="Heading2"/>
+      </w:pPr>
+      <w:r>
+        <w:rPr>
+          <w:lang w:val="en_US" w:bidi="en_US"/>
+        </w:rPr>
+        <w:t>2 Kings 22:20 (#1)</w:t>
       </w:r>
       <w:r>
         <w:rPr>
@@ -14234,7 +14171,7 @@
         <w:rPr>
           <w:lang w:val="en_US" w:bidi="en_US"/>
         </w:rPr>
-        <w:t>2 Kings 23:2</w:t>
+        <w:t>2 Kings 23:2 (#1)</w:t>
       </w:r>
       <w:r>
         <w:rPr>
@@ -14297,7 +14234,7 @@
         <w:rPr>
           <w:lang w:val="en_US" w:bidi="en_US"/>
         </w:rPr>
-        <w:t>2 Kings 23:3</w:t>
+        <w:t>2 Kings 23:3 (#1)</w:t>
       </w:r>
       <w:r>
         <w:rPr>
@@ -14331,36 +14268,36 @@
         <w:rPr>
           <w:lang w:val="en_US" w:bidi="en_US"/>
         </w:rPr>
-        <w:t>All the people agreed to stand by the covenant.</w:t>
-      </w:r>
-      <w:r>
-        <w:rPr>
-          <w:lang w:val="en_US" w:bidi="en_US"/>
-        </w:rPr>
-      </w:r>
-      <w:r>
-        <w:rPr>
-          <w:lang w:val="en_US" w:bidi="en_US"/>
-        </w:rPr>
-      </w:r>
-    </w:p>
-    <w:p>
-      <w:pPr/>
-      <w:r>
-        <w:rPr>
-          <w:lang w:val="en_US" w:bidi="en_US"/>
-        </w:rPr>
-      </w:r>
-    </w:p>
-    <w:p>
-      <w:pPr>
-        <w:pStyle w:val="Heading2"/>
-      </w:pPr>
-      <w:r>
-        <w:rPr>
-          <w:lang w:val="en_US" w:bidi="en_US"/>
-        </w:rPr>
-        <w:t>2 Kings 23:4</w:t>
+        <w:t>All the people agreed to obey the covenant.</w:t>
+      </w:r>
+      <w:r>
+        <w:rPr>
+          <w:lang w:val="en_US" w:bidi="en_US"/>
+        </w:rPr>
+      </w:r>
+      <w:r>
+        <w:rPr>
+          <w:lang w:val="en_US" w:bidi="en_US"/>
+        </w:rPr>
+      </w:r>
+    </w:p>
+    <w:p>
+      <w:pPr/>
+      <w:r>
+        <w:rPr>
+          <w:lang w:val="en_US" w:bidi="en_US"/>
+        </w:rPr>
+      </w:r>
+    </w:p>
+    <w:p>
+      <w:pPr>
+        <w:pStyle w:val="Heading2"/>
+      </w:pPr>
+      <w:r>
+        <w:rPr>
+          <w:lang w:val="en_US" w:bidi="en_US"/>
+        </w:rPr>
+        <w:t>2 Kings 23:4 (#1)</w:t>
       </w:r>
       <w:r>
         <w:rPr>
@@ -14423,7 +14360,7 @@
         <w:rPr>
           <w:lang w:val="en_US" w:bidi="en_US"/>
         </w:rPr>
-        <w:t>2 Kings 23:7</w:t>
+        <w:t>2 Kings 23:7 (#1)</w:t>
       </w:r>
       <w:r>
         <w:rPr>
@@ -14457,36 +14394,36 @@
         <w:rPr>
           <w:lang w:val="en_US" w:bidi="en_US"/>
         </w:rPr>
-        <w:t>The king cleared out the rooms of the male prostitutes who were in the temple of Yahweh.</w:t>
-      </w:r>
-      <w:r>
-        <w:rPr>
-          <w:lang w:val="en_US" w:bidi="en_US"/>
-        </w:rPr>
-      </w:r>
-      <w:r>
-        <w:rPr>
-          <w:lang w:val="en_US" w:bidi="en_US"/>
-        </w:rPr>
-      </w:r>
-    </w:p>
-    <w:p>
-      <w:pPr/>
-      <w:r>
-        <w:rPr>
-          <w:lang w:val="en_US" w:bidi="en_US"/>
-        </w:rPr>
-      </w:r>
-    </w:p>
-    <w:p>
-      <w:pPr>
-        <w:pStyle w:val="Heading2"/>
-      </w:pPr>
-      <w:r>
-        <w:rPr>
-          <w:lang w:val="en_US" w:bidi="en_US"/>
-        </w:rPr>
-        <w:t>2 Kings 23:9</w:t>
+        <w:t>The king cleared out the rooms of the male prostitutes who were by the temple of Yahweh.</w:t>
+      </w:r>
+      <w:r>
+        <w:rPr>
+          <w:lang w:val="en_US" w:bidi="en_US"/>
+        </w:rPr>
+      </w:r>
+      <w:r>
+        <w:rPr>
+          <w:lang w:val="en_US" w:bidi="en_US"/>
+        </w:rPr>
+      </w:r>
+    </w:p>
+    <w:p>
+      <w:pPr/>
+      <w:r>
+        <w:rPr>
+          <w:lang w:val="en_US" w:bidi="en_US"/>
+        </w:rPr>
+      </w:r>
+    </w:p>
+    <w:p>
+      <w:pPr>
+        <w:pStyle w:val="Heading2"/>
+      </w:pPr>
+      <w:r>
+        <w:rPr>
+          <w:lang w:val="en_US" w:bidi="en_US"/>
+        </w:rPr>
+        <w:t>2 Kings 23:9 (#1)</w:t>
       </w:r>
       <w:r>
         <w:rPr>
@@ -14549,7 +14486,7 @@
         <w:rPr>
           <w:lang w:val="en_US" w:bidi="en_US"/>
         </w:rPr>
-        <w:t>2 Kings 23:11</w:t>
+        <w:t>2 Kings 23:11 (#1)</w:t>
       </w:r>
       <w:r>
         <w:rPr>
@@ -14612,70 +14549,70 @@
         <w:rPr>
           <w:lang w:val="en_US" w:bidi="en_US"/>
         </w:rPr>
-        <w:t>2 Kings 23:13</w:t>
-      </w:r>
-      <w:r>
-        <w:rPr>
-          <w:lang w:val="en_US" w:bidi="en_US"/>
-        </w:rPr>
-      </w:r>
-    </w:p>
-    <w:p>
-      <w:pPr/>
-      <w:r>
-        <w:rPr>
-          <w:lang w:val="en_US" w:bidi="en_US"/>
-        </w:rPr>
-      </w:r>
-      <w:r>
-        <w:rPr>
-          <w:b/>
-          <w:lang w:val="en_US" w:bidi="en_US"/>
-        </w:rPr>
-        <w:t>Who built the Mount of Corruption?</w:t>
-      </w:r>
-    </w:p>
-    <w:p>
-      <w:pPr/>
-      <w:r>
-        <w:rPr>
-          <w:lang w:val="en_US" w:bidi="en_US"/>
-        </w:rPr>
-      </w:r>
-      <w:r>
-        <w:rPr>
-          <w:lang w:val="en_US" w:bidi="en_US"/>
-        </w:rPr>
-        <w:t>Solomon king of Israel built the Mount of Corruption.</w:t>
-      </w:r>
-      <w:r>
-        <w:rPr>
-          <w:lang w:val="en_US" w:bidi="en_US"/>
-        </w:rPr>
-      </w:r>
-      <w:r>
-        <w:rPr>
-          <w:lang w:val="en_US" w:bidi="en_US"/>
-        </w:rPr>
-      </w:r>
-    </w:p>
-    <w:p>
-      <w:pPr/>
-      <w:r>
-        <w:rPr>
-          <w:lang w:val="en_US" w:bidi="en_US"/>
-        </w:rPr>
-      </w:r>
-    </w:p>
-    <w:p>
-      <w:pPr>
-        <w:pStyle w:val="Heading2"/>
-      </w:pPr>
-      <w:r>
-        <w:rPr>
-          <w:lang w:val="en_US" w:bidi="en_US"/>
-        </w:rPr>
-        <w:t>2 Kings 23:16</w:t>
+        <w:t>2 Kings 23:13 (#1)</w:t>
+      </w:r>
+      <w:r>
+        <w:rPr>
+          <w:lang w:val="en_US" w:bidi="en_US"/>
+        </w:rPr>
+      </w:r>
+    </w:p>
+    <w:p>
+      <w:pPr/>
+      <w:r>
+        <w:rPr>
+          <w:lang w:val="en_US" w:bidi="en_US"/>
+        </w:rPr>
+      </w:r>
+      <w:r>
+        <w:rPr>
+          <w:b/>
+          <w:lang w:val="en_US" w:bidi="en_US"/>
+        </w:rPr>
+        <w:t>Who built the Mount of Destruction?</w:t>
+      </w:r>
+    </w:p>
+    <w:p>
+      <w:pPr/>
+      <w:r>
+        <w:rPr>
+          <w:lang w:val="en_US" w:bidi="en_US"/>
+        </w:rPr>
+      </w:r>
+      <w:r>
+        <w:rPr>
+          <w:lang w:val="en_US" w:bidi="en_US"/>
+        </w:rPr>
+        <w:t>Solomon king of Israel built the Mount of Destruction.</w:t>
+      </w:r>
+      <w:r>
+        <w:rPr>
+          <w:lang w:val="en_US" w:bidi="en_US"/>
+        </w:rPr>
+      </w:r>
+      <w:r>
+        <w:rPr>
+          <w:lang w:val="en_US" w:bidi="en_US"/>
+        </w:rPr>
+      </w:r>
+    </w:p>
+    <w:p>
+      <w:pPr/>
+      <w:r>
+        <w:rPr>
+          <w:lang w:val="en_US" w:bidi="en_US"/>
+        </w:rPr>
+      </w:r>
+    </w:p>
+    <w:p>
+      <w:pPr>
+        <w:pStyle w:val="Heading2"/>
+      </w:pPr>
+      <w:r>
+        <w:rPr>
+          <w:lang w:val="en_US" w:bidi="en_US"/>
+        </w:rPr>
+        <w:t>2 Kings 23:16 (#1)</w:t>
       </w:r>
       <w:r>
         <w:rPr>
@@ -14738,7 +14675,7 @@
         <w:rPr>
           <w:lang w:val="en_US" w:bidi="en_US"/>
         </w:rPr>
-        <w:t>2 Kings 23:17–18</w:t>
+        <w:t>2 Kings 23:17–18 (#1)</w:t>
       </w:r>
       <w:r>
         <w:rPr>
@@ -14801,7 +14738,7 @@
         <w:rPr>
           <w:lang w:val="en_US" w:bidi="en_US"/>
         </w:rPr>
-        <w:t>2 Kings 23:22</w:t>
+        <w:t>2 Kings 23:22 (#1)</w:t>
       </w:r>
       <w:r>
         <w:rPr>
@@ -14864,7 +14801,7 @@
         <w:rPr>
           <w:lang w:val="en_US" w:bidi="en_US"/>
         </w:rPr>
-        <w:t>2 Kings 23:25</w:t>
+        <w:t>2 Kings 23:25 (#1)</w:t>
       </w:r>
       <w:r>
         <w:rPr>
@@ -14898,36 +14835,36 @@
         <w:rPr>
           <w:lang w:val="en_US" w:bidi="en_US"/>
         </w:rPr>
-        <w:t>Josiah turned to Yahweh with all his heart, all his soul, and all his might.</w:t>
-      </w:r>
-      <w:r>
-        <w:rPr>
-          <w:lang w:val="en_US" w:bidi="en_US"/>
-        </w:rPr>
-      </w:r>
-      <w:r>
-        <w:rPr>
-          <w:lang w:val="en_US" w:bidi="en_US"/>
-        </w:rPr>
-      </w:r>
-    </w:p>
-    <w:p>
-      <w:pPr/>
-      <w:r>
-        <w:rPr>
-          <w:lang w:val="en_US" w:bidi="en_US"/>
-        </w:rPr>
-      </w:r>
-    </w:p>
-    <w:p>
-      <w:pPr>
-        <w:pStyle w:val="Heading2"/>
-      </w:pPr>
-      <w:r>
-        <w:rPr>
-          <w:lang w:val="en_US" w:bidi="en_US"/>
-        </w:rPr>
-        <w:t>2 Kings 23:26</w:t>
+        <w:t>Josiah turned to Yahweh with all his heart, all his soul, and all his strength.</w:t>
+      </w:r>
+      <w:r>
+        <w:rPr>
+          <w:lang w:val="en_US" w:bidi="en_US"/>
+        </w:rPr>
+      </w:r>
+      <w:r>
+        <w:rPr>
+          <w:lang w:val="en_US" w:bidi="en_US"/>
+        </w:rPr>
+      </w:r>
+    </w:p>
+    <w:p>
+      <w:pPr/>
+      <w:r>
+        <w:rPr>
+          <w:lang w:val="en_US" w:bidi="en_US"/>
+        </w:rPr>
+      </w:r>
+    </w:p>
+    <w:p>
+      <w:pPr>
+        <w:pStyle w:val="Heading2"/>
+      </w:pPr>
+      <w:r>
+        <w:rPr>
+          <w:lang w:val="en_US" w:bidi="en_US"/>
+        </w:rPr>
+        <w:t>2 Kings 23:26 (#1)</w:t>
       </w:r>
       <w:r>
         <w:rPr>
@@ -14961,36 +14898,36 @@
         <w:rPr>
           <w:lang w:val="en_US" w:bidi="en_US"/>
         </w:rPr>
-        <w:t>Yahweh did not turn from the fierceness of his great wrath.</w:t>
-      </w:r>
-      <w:r>
-        <w:rPr>
-          <w:lang w:val="en_US" w:bidi="en_US"/>
-        </w:rPr>
-      </w:r>
-      <w:r>
-        <w:rPr>
-          <w:lang w:val="en_US" w:bidi="en_US"/>
-        </w:rPr>
-      </w:r>
-    </w:p>
-    <w:p>
-      <w:pPr/>
-      <w:r>
-        <w:rPr>
-          <w:lang w:val="en_US" w:bidi="en_US"/>
-        </w:rPr>
-      </w:r>
-    </w:p>
-    <w:p>
-      <w:pPr>
-        <w:pStyle w:val="Heading2"/>
-      </w:pPr>
-      <w:r>
-        <w:rPr>
-          <w:lang w:val="en_US" w:bidi="en_US"/>
-        </w:rPr>
-        <w:t>2 Kings 23:29</w:t>
+        <w:t>Yahweh did not turn from his great anger.</w:t>
+      </w:r>
+      <w:r>
+        <w:rPr>
+          <w:lang w:val="en_US" w:bidi="en_US"/>
+        </w:rPr>
+      </w:r>
+      <w:r>
+        <w:rPr>
+          <w:lang w:val="en_US" w:bidi="en_US"/>
+        </w:rPr>
+      </w:r>
+    </w:p>
+    <w:p>
+      <w:pPr/>
+      <w:r>
+        <w:rPr>
+          <w:lang w:val="en_US" w:bidi="en_US"/>
+        </w:rPr>
+      </w:r>
+    </w:p>
+    <w:p>
+      <w:pPr>
+        <w:pStyle w:val="Heading2"/>
+      </w:pPr>
+      <w:r>
+        <w:rPr>
+          <w:lang w:val="en_US" w:bidi="en_US"/>
+        </w:rPr>
+        <w:t>2 Kings 23:29 (#1)</w:t>
       </w:r>
       <w:r>
         <w:rPr>
@@ -15053,7 +14990,7 @@
         <w:rPr>
           <w:lang w:val="en_US" w:bidi="en_US"/>
         </w:rPr>
-        <w:t>2 Kings 23:33</w:t>
+        <w:t>2 Kings 23:33 (#1)</w:t>
       </w:r>
       <w:r>
         <w:rPr>
@@ -15116,7 +15053,7 @@
         <w:rPr>
           <w:lang w:val="en_US" w:bidi="en_US"/>
         </w:rPr>
-        <w:t>2 Kings 23:35</w:t>
+        <w:t>2 Kings 23:35 (#1)</w:t>
       </w:r>
       <w:r>
         <w:rPr>
@@ -15179,7 +15116,7 @@
         <w:rPr>
           <w:lang w:val="en_US" w:bidi="en_US"/>
         </w:rPr>
-        <w:t>2 Kings 24:2</w:t>
+        <w:t>2 Kings 24:2 (#1)</w:t>
       </w:r>
       <w:r>
         <w:rPr>
@@ -15242,7 +15179,7 @@
         <w:rPr>
           <w:lang w:val="en_US" w:bidi="en_US"/>
         </w:rPr>
-        <w:t>2 Kings 24:4</w:t>
+        <w:t>2 Kings 24:4 (#1)</w:t>
       </w:r>
       <w:r>
         <w:rPr>
@@ -15305,7 +15242,7 @@
         <w:rPr>
           <w:lang w:val="en_US" w:bidi="en_US"/>
         </w:rPr>
-        <w:t>2 Kings 24:7</w:t>
+        <w:t>2 Kings 24:7 (#1)</w:t>
       </w:r>
       <w:r>
         <w:rPr>
@@ -15339,36 +15276,36 @@
         <w:rPr>
           <w:lang w:val="en_US" w:bidi="en_US"/>
         </w:rPr>
-        <w:t>The king of Egypt did not attack any more out of his land, because the king of Babylon had conquered all the lands that had been controlled by the king of Egypt.</w:t>
-      </w:r>
-      <w:r>
-        <w:rPr>
-          <w:lang w:val="en_US" w:bidi="en_US"/>
-        </w:rPr>
-      </w:r>
-      <w:r>
-        <w:rPr>
-          <w:lang w:val="en_US" w:bidi="en_US"/>
-        </w:rPr>
-      </w:r>
-    </w:p>
-    <w:p>
-      <w:pPr/>
-      <w:r>
-        <w:rPr>
-          <w:lang w:val="en_US" w:bidi="en_US"/>
-        </w:rPr>
-      </w:r>
-    </w:p>
-    <w:p>
-      <w:pPr>
-        <w:pStyle w:val="Heading2"/>
-      </w:pPr>
-      <w:r>
-        <w:rPr>
-          <w:lang w:val="en_US" w:bidi="en_US"/>
-        </w:rPr>
-        <w:t>2 Kings 24:12</w:t>
+        <w:t>The king of Egypt did not attack any more out of his land because the king of Babylon had conquered all the lands that had been controlled by the king of Egypt.</w:t>
+      </w:r>
+      <w:r>
+        <w:rPr>
+          <w:lang w:val="en_US" w:bidi="en_US"/>
+        </w:rPr>
+      </w:r>
+      <w:r>
+        <w:rPr>
+          <w:lang w:val="en_US" w:bidi="en_US"/>
+        </w:rPr>
+      </w:r>
+    </w:p>
+    <w:p>
+      <w:pPr/>
+      <w:r>
+        <w:rPr>
+          <w:lang w:val="en_US" w:bidi="en_US"/>
+        </w:rPr>
+      </w:r>
+    </w:p>
+    <w:p>
+      <w:pPr>
+        <w:pStyle w:val="Heading2"/>
+      </w:pPr>
+      <w:r>
+        <w:rPr>
+          <w:lang w:val="en_US" w:bidi="en_US"/>
+        </w:rPr>
+        <w:t>2 Kings 24:12 (#1)</w:t>
       </w:r>
       <w:r>
         <w:rPr>
@@ -15431,7 +15368,7 @@
         <w:rPr>
           <w:lang w:val="en_US" w:bidi="en_US"/>
         </w:rPr>
-        <w:t>2 Kings 24:14</w:t>
+        <w:t>2 Kings 24:14 (#1)</w:t>
       </w:r>
       <w:r>
         <w:rPr>
@@ -15494,7 +15431,7 @@
         <w:rPr>
           <w:lang w:val="en_US" w:bidi="en_US"/>
         </w:rPr>
-        <w:t>2 Kings 24:17</w:t>
+        <w:t>2 Kings 24:17 (#1)</w:t>
       </w:r>
       <w:r>
         <w:rPr>
@@ -15557,7 +15494,7 @@
         <w:rPr>
           <w:lang w:val="en_US" w:bidi="en_US"/>
         </w:rPr>
-        <w:t>2 Kings 25:3</w:t>
+        <w:t>2 Kings 25:3 (#1)</w:t>
       </w:r>
       <w:r>
         <w:rPr>
@@ -15620,7 +15557,7 @@
         <w:rPr>
           <w:lang w:val="en_US" w:bidi="en_US"/>
         </w:rPr>
-        <w:t>2 Kings 25:4</w:t>
+        <w:t>2 Kings 25:4 (#1)</w:t>
       </w:r>
       <w:r>
         <w:rPr>
@@ -15683,7 +15620,7 @@
         <w:rPr>
           <w:lang w:val="en_US" w:bidi="en_US"/>
         </w:rPr>
-        <w:t>2 Kings 25:7</w:t>
+        <w:t>2 Kings 25:7 (#1)</w:t>
       </w:r>
       <w:r>
         <w:rPr>
@@ -15746,7 +15683,7 @@
         <w:rPr>
           <w:lang w:val="en_US" w:bidi="en_US"/>
         </w:rPr>
-        <w:t>2 Kings 25:10</w:t>
+        <w:t>2 Kings 25:10 (#1)</w:t>
       </w:r>
       <w:r>
         <w:rPr>
@@ -15809,7 +15746,7 @@
         <w:rPr>
           <w:lang w:val="en_US" w:bidi="en_US"/>
         </w:rPr>
-        <w:t>2 Kings 25:12</w:t>
+        <w:t>2 Kings 25:12 (#1)</w:t>
       </w:r>
       <w:r>
         <w:rPr>
@@ -15872,7 +15809,7 @@
         <w:rPr>
           <w:lang w:val="en_US" w:bidi="en_US"/>
         </w:rPr>
-        <w:t>2 Kings 25:16</w:t>
+        <w:t>2 Kings 25:16 (#1)</w:t>
       </w:r>
       <w:r>
         <w:rPr>
@@ -15935,7 +15872,7 @@
         <w:rPr>
           <w:lang w:val="en_US" w:bidi="en_US"/>
         </w:rPr>
-        <w:t>2 Kings 25:21</w:t>
+        <w:t>2 Kings 25:21 (#1)</w:t>
       </w:r>
       <w:r>
         <w:rPr>
@@ -15998,7 +15935,7 @@
         <w:rPr>
           <w:lang w:val="en_US" w:bidi="en_US"/>
         </w:rPr>
-        <w:t>2 Kings 25:22</w:t>
+        <w:t>2 Kings 25:22 (#1)</w:t>
       </w:r>
       <w:r>
         <w:rPr>
@@ -16061,7 +15998,7 @@
         <w:rPr>
           <w:lang w:val="en_US" w:bidi="en_US"/>
         </w:rPr>
-        <w:t>2 Kings 25:26</w:t>
+        <w:t>2 Kings 25:26 (#1)</w:t>
       </w:r>
       <w:r>
         <w:rPr>
@@ -16124,7 +16061,7 @@
         <w:rPr>
           <w:lang w:val="en_US" w:bidi="en_US"/>
         </w:rPr>
-        <w:t>2 Kings 25:27</w:t>
+        <w:t>2 Kings 25:27 (#1)</w:t>
       </w:r>
       <w:r>
         <w:rPr>
@@ -16187,7 +16124,7 @@
         <w:rPr>
           <w:lang w:val="en_US" w:bidi="en_US"/>
         </w:rPr>
-        <w:t>2 Kings 25:29–30</w:t>
+        <w:t>2 Kings 25:29–30 (#1)</w:t>
       </w:r>
       <w:r>
         <w:rPr>

--- a/eng/docx/12.content.docx
+++ b/eng/docx/12.content.docx
@@ -5322,7 +5322,7 @@
         <w:rPr>
           <w:lang w:val="en_US" w:bidi="en_US"/>
         </w:rPr>
-        <w:t>Yahweh was unwilling to destroy Judah because he had told his servant David that that his descendants would always be kings.</w:t>
+        <w:t>Yahweh was unwilling to destroy Judah because he had told his servant David that his descendants would always be kings.</w:t>
       </w:r>
       <w:r>
         <w:rPr>
